--- a/Documents/RaceDay_ERD.docx
+++ b/Documents/RaceDay_ERD.docx
@@ -3,6 +3,893 @@
 <w:document xmlns:wpc="http://schemas.microsoft.com/office/word/2010/wordprocessingCanvas" xmlns:cx="http://schemas.microsoft.com/office/drawing/2014/chartex" xmlns:cx1="http://schemas.microsoft.com/office/drawing/2015/9/8/chartex" xmlns:cx2="http://schemas.microsoft.com/office/drawing/2015/10/21/chartex" xmlns:cx3="http://schemas.microsoft.com/office/drawing/2016/5/9/chartex" xmlns:cx4="http://schemas.microsoft.com/office/drawing/2016/5/10/chartex" xmlns:cx5="http://schemas.microsoft.com/office/drawing/2016/5/11/chartex" xmlns:cx6="http://schemas.microsoft.com/office/drawing/2016/5/12/chartex" xmlns:cx7="http://schemas.microsoft.com/office/drawing/2016/5/13/chartex" xmlns:cx8="http://schemas.microsoft.com/office/drawing/2016/5/14/chartex" xmlns:mc="http://schemas.openxmlformats.org/markup-compatibility/2006" xmlns:aink="http://schemas.microsoft.com/office/drawing/2016/ink" xmlns:am3d="http://schemas.microsoft.com/office/drawing/2017/model3d" xmlns:o="urn:schemas-microsoft-com:office:office" xmlns:oel="http://schemas.microsoft.com/office/2019/extlst" xmlns:r="http://schemas.openxmlformats.org/officeDocument/2006/relationships" xmlns:m="http://schemas.openxmlformats.org/officeDocument/2006/math" xmlns:v="urn:schemas-microsoft-com:vml" xmlns:wp14="http://schemas.microsoft.com/office/word/2010/wordprocessingDrawing" xmlns:wp="http://schemas.openxmlformats.org/drawingml/2006/wordprocessingDrawing" xmlns:w10="urn:schemas-microsoft-com:office:word" xmlns:w="http://schemas.openxmlformats.org/wordprocessingml/2006/main" xmlns:w14="http://schemas.microsoft.com/office/word/2010/wordml" xmlns:w15="http://schemas.microsoft.com/office/word/2012/wordml" xmlns:w16cei="http://schemas.microsoft.com/office/word/2026/wordml/cei" xmlns:w16cex="http://schemas.microsoft.com/office/word/2018/wordml/cex" xmlns:w16cid="http://schemas.microsoft.com/office/word/2016/wordml/cid" xmlns:w16="http://schemas.microsoft.com/office/word/2018/wordml" xmlns:w16du="http://schemas.microsoft.com/office/word/2023/wordml/word16du" xmlns:w16sdtdh="http://schemas.microsoft.com/office/word/2020/wordml/sdtdatahash" xmlns:w16sdtfl="http://schemas.microsoft.com/office/word/2024/wordml/sdtformatlock" xmlns:w16se="http://schemas.microsoft.com/office/word/2015/wordml/symex" xmlns:wpg="http://schemas.microsoft.com/office/word/2010/wordprocessingGroup" xmlns:wpi="http://schemas.microsoft.com/office/word/2010/wordprocessingInk" xmlns:wne="http://schemas.microsoft.com/office/word/2006/wordml" xmlns:wps="http://schemas.microsoft.com/office/word/2010/wordprocessingShape" mc:Ignorable="w14 w15 w16se w16cid w16 w16cex w16sdtdh w16sdtfl w16du wp14">
   <w:body>
     <w:p>
+      <w:r>
+        <w:rPr>
+          <w:noProof/>
+        </w:rPr>
+        <mc:AlternateContent>
+          <mc:Choice Requires="wpg">
+            <w:drawing>
+              <wp:anchor distT="0" distB="0" distL="114300" distR="114300" simplePos="0" relativeHeight="251683840" behindDoc="0" locked="0" layoutInCell="1" allowOverlap="1" wp14:anchorId="12D1D56A" wp14:editId="793D577D">
+                <wp:simplePos x="0" y="0"/>
+                <wp:positionH relativeFrom="column">
+                  <wp:posOffset>-581025</wp:posOffset>
+                </wp:positionH>
+                <wp:positionV relativeFrom="paragraph">
+                  <wp:posOffset>2343150</wp:posOffset>
+                </wp:positionV>
+                <wp:extent cx="1785620" cy="2412986"/>
+                <wp:effectExtent l="0" t="0" r="24130" b="26035"/>
+                <wp:wrapNone/>
+                <wp:docPr id="470000935" name="Group 9"/>
+                <wp:cNvGraphicFramePr/>
+                <a:graphic xmlns:a="http://schemas.openxmlformats.org/drawingml/2006/main">
+                  <a:graphicData uri="http://schemas.microsoft.com/office/word/2010/wordprocessingGroup">
+                    <wpg:wgp>
+                      <wpg:cNvGrpSpPr/>
+                      <wpg:grpSpPr>
+                        <a:xfrm>
+                          <a:off x="0" y="0"/>
+                          <a:ext cx="1785620" cy="2412986"/>
+                          <a:chOff x="0" y="0"/>
+                          <a:chExt cx="1785620" cy="2412986"/>
+                        </a:xfrm>
+                      </wpg:grpSpPr>
+                      <wpg:grpSp>
+                        <wpg:cNvPr id="889718258" name="Group 6"/>
+                        <wpg:cNvGrpSpPr/>
+                        <wpg:grpSpPr>
+                          <a:xfrm>
+                            <a:off x="0" y="0"/>
+                            <a:ext cx="1785620" cy="2412986"/>
+                            <a:chOff x="0" y="0"/>
+                            <a:chExt cx="1785620" cy="2412986"/>
+                          </a:xfrm>
+                        </wpg:grpSpPr>
+                        <wps:wsp>
+                          <wps:cNvPr id="2142979933" name="Rectangle 1"/>
+                          <wps:cNvSpPr/>
+                          <wps:spPr>
+                            <a:xfrm>
+                              <a:off x="0" y="0"/>
+                              <a:ext cx="1785620" cy="2412986"/>
+                            </a:xfrm>
+                            <a:prstGeom prst="rect">
+                              <a:avLst/>
+                            </a:prstGeom>
+                            <a:noFill/>
+                            <a:ln>
+                              <a:solidFill>
+                                <a:schemeClr val="tx1"/>
+                              </a:solidFill>
+                            </a:ln>
+                          </wps:spPr>
+                          <wps:style>
+                            <a:lnRef idx="2">
+                              <a:schemeClr val="accent1">
+                                <a:shade val="15000"/>
+                              </a:schemeClr>
+                            </a:lnRef>
+                            <a:fillRef idx="1">
+                              <a:schemeClr val="accent1"/>
+                            </a:fillRef>
+                            <a:effectRef idx="0">
+                              <a:schemeClr val="accent1"/>
+                            </a:effectRef>
+                            <a:fontRef idx="minor">
+                              <a:schemeClr val="lt1"/>
+                            </a:fontRef>
+                          </wps:style>
+                          <wps:bodyPr rot="0" spcFirstLastPara="0" vertOverflow="overflow" horzOverflow="overflow" vert="horz" wrap="square" lIns="91440" tIns="45720" rIns="91440" bIns="45720" numCol="1" spcCol="0" rtlCol="0" fromWordArt="0" anchor="ctr" anchorCtr="0" forceAA="0" compatLnSpc="1">
+                            <a:prstTxWarp prst="textNoShape">
+                              <a:avLst/>
+                            </a:prstTxWarp>
+                            <a:noAutofit/>
+                          </wps:bodyPr>
+                        </wps:wsp>
+                        <wps:wsp>
+                          <wps:cNvPr id="156428323" name="Straight Connector 5"/>
+                          <wps:cNvCnPr/>
+                          <wps:spPr>
+                            <a:xfrm>
+                              <a:off x="0" y="393405"/>
+                              <a:ext cx="1785620" cy="0"/>
+                            </a:xfrm>
+                            <a:prstGeom prst="line">
+                              <a:avLst/>
+                            </a:prstGeom>
+                          </wps:spPr>
+                          <wps:style>
+                            <a:lnRef idx="1">
+                              <a:schemeClr val="dk1"/>
+                            </a:lnRef>
+                            <a:fillRef idx="0">
+                              <a:schemeClr val="dk1"/>
+                            </a:fillRef>
+                            <a:effectRef idx="0">
+                              <a:schemeClr val="dk1"/>
+                            </a:effectRef>
+                            <a:fontRef idx="minor">
+                              <a:schemeClr val="tx1"/>
+                            </a:fontRef>
+                          </wps:style>
+                          <wps:bodyPr/>
+                        </wps:wsp>
+                      </wpg:grpSp>
+                      <wps:wsp>
+                        <wps:cNvPr id="943448402" name="Text Box 8"/>
+                        <wps:cNvSpPr txBox="1"/>
+                        <wps:spPr>
+                          <a:xfrm>
+                            <a:off x="171450" y="0"/>
+                            <a:ext cx="1531089" cy="329508"/>
+                          </a:xfrm>
+                          <a:prstGeom prst="rect">
+                            <a:avLst/>
+                          </a:prstGeom>
+                          <a:noFill/>
+                          <a:ln w="6350">
+                            <a:noFill/>
+                          </a:ln>
+                        </wps:spPr>
+                        <wps:txbx>
+                          <w:txbxContent>
+                            <w:p>
+                              <w:pPr>
+                                <w:jc w:val="center"/>
+                              </w:pPr>
+                              <w:r>
+                                <w:t>CATERGORY</w:t>
+                              </w:r>
+                            </w:p>
+                          </w:txbxContent>
+                        </wps:txbx>
+                        <wps:bodyPr rot="0" spcFirstLastPara="0" vertOverflow="overflow" horzOverflow="overflow" vert="horz" wrap="square" lIns="91440" tIns="45720" rIns="91440" bIns="45720" numCol="1" spcCol="0" rtlCol="0" fromWordArt="0" anchor="t" anchorCtr="0" forceAA="0" compatLnSpc="1">
+                          <a:prstTxWarp prst="textNoShape">
+                            <a:avLst/>
+                          </a:prstTxWarp>
+                          <a:noAutofit/>
+                        </wps:bodyPr>
+                      </wps:wsp>
+                      <wps:wsp>
+                        <wps:cNvPr id="1956241869" name="Text Box 7"/>
+                        <wps:cNvSpPr txBox="1"/>
+                        <wps:spPr>
+                          <a:xfrm>
+                            <a:off x="0" y="438150"/>
+                            <a:ext cx="1722400" cy="1850065"/>
+                          </a:xfrm>
+                          <a:prstGeom prst="rect">
+                            <a:avLst/>
+                          </a:prstGeom>
+                          <a:noFill/>
+                          <a:ln w="6350">
+                            <a:noFill/>
+                          </a:ln>
+                        </wps:spPr>
+                        <wps:txbx>
+                          <w:txbxContent>
+                            <w:p>
+                              <w:pPr>
+                                <w:spacing w:after="0"/>
+                              </w:pPr>
+                              <w:r>
+                                <w:t>CatergoryID (PK)</w:t>
+                              </w:r>
+                            </w:p>
+                            <w:p>
+                              <w:pPr>
+                                <w:spacing w:after="0"/>
+                              </w:pPr>
+                              <w:r>
+                                <w:t>Age</w:t>
+                              </w:r>
+                            </w:p>
+                            <w:p>
+                              <w:pPr>
+                                <w:spacing w:after="0"/>
+                              </w:pPr>
+                              <w:r>
+                                <w:t>EventID (</w:t>
+                              </w:r>
+                              <w:r>
+                                <w:t>F</w:t>
+                              </w:r>
+                              <w:r>
+                                <w:t>K)</w:t>
+                              </w:r>
+                            </w:p>
+                            <w:p>
+                              <w:pPr>
+                                <w:spacing w:after="0"/>
+                              </w:pPr>
+                            </w:p>
+                          </w:txbxContent>
+                        </wps:txbx>
+                        <wps:bodyPr rot="0" spcFirstLastPara="0" vertOverflow="overflow" horzOverflow="overflow" vert="horz" wrap="square" lIns="91440" tIns="45720" rIns="91440" bIns="45720" numCol="1" spcCol="0" rtlCol="0" fromWordArt="0" anchor="t" anchorCtr="0" forceAA="0" compatLnSpc="1">
+                          <a:prstTxWarp prst="textNoShape">
+                            <a:avLst/>
+                          </a:prstTxWarp>
+                          <a:noAutofit/>
+                        </wps:bodyPr>
+                      </wps:wsp>
+                    </wpg:wgp>
+                  </a:graphicData>
+                </a:graphic>
+              </wp:anchor>
+            </w:drawing>
+          </mc:Choice>
+          <mc:Fallback>
+            <w:pict>
+              <v:group w14:anchorId="12D1D56A" id="Group 9" o:spid="_x0000_s1026" style="position:absolute;margin-left:-45.75pt;margin-top:184.5pt;width:140.6pt;height:190pt;z-index:251683840" coordsize="17856,24129" o:gfxdata="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">
+                <v:group id="Group 6" o:spid="_x0000_s1027" style="position:absolute;width:17856;height:24129" coordsize="17856,24129" o:gfxdata="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">
+                  <v:rect id="Rectangle 1" o:spid="_x0000_s1028" style="position:absolute;width:17856;height:24129;visibility:visible;mso-wrap-style:square;v-text-anchor:middle" o:gfxdata="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" filled="f" strokecolor="black [3213]" strokeweight="1pt"/>
+                  <v:line id="Straight Connector 5" o:spid="_x0000_s1029" style="position:absolute;visibility:visible;mso-wrap-style:square" from="0,3934" to="17856,3934" o:connectortype="straight" o:gfxdata="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" strokecolor="black [3200]" strokeweight=".5pt">
+                    <v:stroke joinstyle="miter"/>
+                  </v:line>
+                </v:group>
+                <v:shapetype id="_x0000_t202" coordsize="21600,21600" o:spt="202" path="m,l,21600r21600,l21600,xe">
+                  <v:stroke joinstyle="miter"/>
+                  <v:path gradientshapeok="t" o:connecttype="rect"/>
+                </v:shapetype>
+                <v:shape id="_x0000_s1030" type="#_x0000_t202" style="position:absolute;left:1714;width:15311;height:3295;visibility:visible;mso-wrap-style:square;v-text-anchor:top" o:gfxdata="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" filled="f" stroked="f" strokeweight=".5pt">
+                  <v:textbox>
+                    <w:txbxContent>
+                      <w:p>
+                        <w:pPr>
+                          <w:jc w:val="center"/>
+                        </w:pPr>
+                        <w:r>
+                          <w:t>CATERGORY</w:t>
+                        </w:r>
+                      </w:p>
+                    </w:txbxContent>
+                  </v:textbox>
+                </v:shape>
+                <v:shape id="_x0000_s1031" type="#_x0000_t202" style="position:absolute;top:4381;width:17224;height:18501;visibility:visible;mso-wrap-style:square;v-text-anchor:top" o:gfxdata="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" filled="f" stroked="f" strokeweight=".5pt">
+                  <v:textbox>
+                    <w:txbxContent>
+                      <w:p>
+                        <w:pPr>
+                          <w:spacing w:after="0"/>
+                        </w:pPr>
+                        <w:r>
+                          <w:t>CatergoryID (PK)</w:t>
+                        </w:r>
+                      </w:p>
+                      <w:p>
+                        <w:pPr>
+                          <w:spacing w:after="0"/>
+                        </w:pPr>
+                        <w:r>
+                          <w:t>Age</w:t>
+                        </w:r>
+                      </w:p>
+                      <w:p>
+                        <w:pPr>
+                          <w:spacing w:after="0"/>
+                        </w:pPr>
+                        <w:r>
+                          <w:t>EventID (</w:t>
+                        </w:r>
+                        <w:r>
+                          <w:t>F</w:t>
+                        </w:r>
+                        <w:r>
+                          <w:t>K)</w:t>
+                        </w:r>
+                      </w:p>
+                      <w:p>
+                        <w:pPr>
+                          <w:spacing w:after="0"/>
+                        </w:pPr>
+                      </w:p>
+                    </w:txbxContent>
+                  </v:textbox>
+                </v:shape>
+              </v:group>
+            </w:pict>
+          </mc:Fallback>
+        </mc:AlternateContent>
+      </w:r>
+      <w:r>
+        <w:rPr>
+          <w:noProof/>
+        </w:rPr>
+        <mc:AlternateContent>
+          <mc:Choice Requires="wpg">
+            <w:drawing>
+              <wp:anchor distT="0" distB="0" distL="114300" distR="114300" simplePos="0" relativeHeight="251691008" behindDoc="0" locked="0" layoutInCell="1" allowOverlap="1" wp14:anchorId="7D7ABC92" wp14:editId="1224BE5A">
+                <wp:simplePos x="0" y="0"/>
+                <wp:positionH relativeFrom="column">
+                  <wp:posOffset>2143125</wp:posOffset>
+                </wp:positionH>
+                <wp:positionV relativeFrom="paragraph">
+                  <wp:posOffset>2343150</wp:posOffset>
+                </wp:positionV>
+                <wp:extent cx="1785620" cy="2412986"/>
+                <wp:effectExtent l="0" t="0" r="24130" b="26035"/>
+                <wp:wrapNone/>
+                <wp:docPr id="2146181152" name="Group 10"/>
+                <wp:cNvGraphicFramePr/>
+                <a:graphic xmlns:a="http://schemas.openxmlformats.org/drawingml/2006/main">
+                  <a:graphicData uri="http://schemas.microsoft.com/office/word/2010/wordprocessingGroup">
+                    <wpg:wgp>
+                      <wpg:cNvGrpSpPr/>
+                      <wpg:grpSpPr>
+                        <a:xfrm>
+                          <a:off x="0" y="0"/>
+                          <a:ext cx="1785620" cy="2412986"/>
+                          <a:chOff x="0" y="0"/>
+                          <a:chExt cx="1785620" cy="2412986"/>
+                        </a:xfrm>
+                      </wpg:grpSpPr>
+                      <wpg:grpSp>
+                        <wpg:cNvPr id="52866290" name="Group 6"/>
+                        <wpg:cNvGrpSpPr/>
+                        <wpg:grpSpPr>
+                          <a:xfrm>
+                            <a:off x="0" y="0"/>
+                            <a:ext cx="1785620" cy="2412986"/>
+                            <a:chOff x="0" y="0"/>
+                            <a:chExt cx="1785620" cy="2412986"/>
+                          </a:xfrm>
+                        </wpg:grpSpPr>
+                        <wps:wsp>
+                          <wps:cNvPr id="1283416338" name="Rectangle 1"/>
+                          <wps:cNvSpPr/>
+                          <wps:spPr>
+                            <a:xfrm>
+                              <a:off x="0" y="0"/>
+                              <a:ext cx="1785620" cy="2412986"/>
+                            </a:xfrm>
+                            <a:prstGeom prst="rect">
+                              <a:avLst/>
+                            </a:prstGeom>
+                            <a:noFill/>
+                            <a:ln>
+                              <a:solidFill>
+                                <a:schemeClr val="tx1"/>
+                              </a:solidFill>
+                            </a:ln>
+                          </wps:spPr>
+                          <wps:style>
+                            <a:lnRef idx="2">
+                              <a:schemeClr val="accent1">
+                                <a:shade val="15000"/>
+                              </a:schemeClr>
+                            </a:lnRef>
+                            <a:fillRef idx="1">
+                              <a:schemeClr val="accent1"/>
+                            </a:fillRef>
+                            <a:effectRef idx="0">
+                              <a:schemeClr val="accent1"/>
+                            </a:effectRef>
+                            <a:fontRef idx="minor">
+                              <a:schemeClr val="lt1"/>
+                            </a:fontRef>
+                          </wps:style>
+                          <wps:bodyPr rot="0" spcFirstLastPara="0" vertOverflow="overflow" horzOverflow="overflow" vert="horz" wrap="square" lIns="91440" tIns="45720" rIns="91440" bIns="45720" numCol="1" spcCol="0" rtlCol="0" fromWordArt="0" anchor="ctr" anchorCtr="0" forceAA="0" compatLnSpc="1">
+                            <a:prstTxWarp prst="textNoShape">
+                              <a:avLst/>
+                            </a:prstTxWarp>
+                            <a:noAutofit/>
+                          </wps:bodyPr>
+                        </wps:wsp>
+                        <wps:wsp>
+                          <wps:cNvPr id="696352583" name="Straight Connector 5"/>
+                          <wps:cNvCnPr/>
+                          <wps:spPr>
+                            <a:xfrm>
+                              <a:off x="0" y="393405"/>
+                              <a:ext cx="1785620" cy="0"/>
+                            </a:xfrm>
+                            <a:prstGeom prst="line">
+                              <a:avLst/>
+                            </a:prstGeom>
+                          </wps:spPr>
+                          <wps:style>
+                            <a:lnRef idx="1">
+                              <a:schemeClr val="dk1"/>
+                            </a:lnRef>
+                            <a:fillRef idx="0">
+                              <a:schemeClr val="dk1"/>
+                            </a:fillRef>
+                            <a:effectRef idx="0">
+                              <a:schemeClr val="dk1"/>
+                            </a:effectRef>
+                            <a:fontRef idx="minor">
+                              <a:schemeClr val="tx1"/>
+                            </a:fontRef>
+                          </wps:style>
+                          <wps:bodyPr/>
+                        </wps:wsp>
+                      </wpg:grpSp>
+                      <wps:wsp>
+                        <wps:cNvPr id="180389286" name="Text Box 8"/>
+                        <wps:cNvSpPr txBox="1"/>
+                        <wps:spPr>
+                          <a:xfrm>
+                            <a:off x="133350" y="0"/>
+                            <a:ext cx="1531089" cy="329508"/>
+                          </a:xfrm>
+                          <a:prstGeom prst="rect">
+                            <a:avLst/>
+                          </a:prstGeom>
+                          <a:noFill/>
+                          <a:ln w="6350">
+                            <a:noFill/>
+                          </a:ln>
+                        </wps:spPr>
+                        <wps:txbx>
+                          <w:txbxContent>
+                            <w:p>
+                              <w:pPr>
+                                <w:jc w:val="center"/>
+                              </w:pPr>
+                              <w:r>
+                                <w:t>ENROLLMENT</w:t>
+                              </w:r>
+                            </w:p>
+                          </w:txbxContent>
+                        </wps:txbx>
+                        <wps:bodyPr rot="0" spcFirstLastPara="0" vertOverflow="overflow" horzOverflow="overflow" vert="horz" wrap="square" lIns="91440" tIns="45720" rIns="91440" bIns="45720" numCol="1" spcCol="0" rtlCol="0" fromWordArt="0" anchor="t" anchorCtr="0" forceAA="0" compatLnSpc="1">
+                          <a:prstTxWarp prst="textNoShape">
+                            <a:avLst/>
+                          </a:prstTxWarp>
+                          <a:noAutofit/>
+                        </wps:bodyPr>
+                      </wps:wsp>
+                      <wps:wsp>
+                        <wps:cNvPr id="152246080" name="Text Box 7"/>
+                        <wps:cNvSpPr txBox="1"/>
+                        <wps:spPr>
+                          <a:xfrm>
+                            <a:off x="28575" y="447675"/>
+                            <a:ext cx="1722400" cy="1850065"/>
+                          </a:xfrm>
+                          <a:prstGeom prst="rect">
+                            <a:avLst/>
+                          </a:prstGeom>
+                          <a:noFill/>
+                          <a:ln w="6350">
+                            <a:noFill/>
+                          </a:ln>
+                        </wps:spPr>
+                        <wps:txbx>
+                          <w:txbxContent>
+                            <w:p>
+                              <w:pPr>
+                                <w:spacing w:after="0"/>
+                              </w:pPr>
+                              <w:r>
+                                <w:t>Enrollment</w:t>
+                              </w:r>
+                              <w:r>
+                                <w:t>ID (PK)</w:t>
+                              </w:r>
+                            </w:p>
+                            <w:p>
+                              <w:r>
+                                <w:t>ParticipantID (</w:t>
+                              </w:r>
+                              <w:r>
+                                <w:t>F</w:t>
+                              </w:r>
+                              <w:r>
+                                <w:t>K)</w:t>
+                              </w:r>
+                            </w:p>
+                            <w:p>
+                              <w:r>
+                                <w:t>EventID (FK)</w:t>
+                              </w:r>
+                            </w:p>
+                            <w:p>
+                              <w:pPr>
+                                <w:spacing w:after="0"/>
+                              </w:pPr>
+                            </w:p>
+                          </w:txbxContent>
+                        </wps:txbx>
+                        <wps:bodyPr rot="0" spcFirstLastPara="0" vertOverflow="overflow" horzOverflow="overflow" vert="horz" wrap="square" lIns="91440" tIns="45720" rIns="91440" bIns="45720" numCol="1" spcCol="0" rtlCol="0" fromWordArt="0" anchor="t" anchorCtr="0" forceAA="0" compatLnSpc="1">
+                          <a:prstTxWarp prst="textNoShape">
+                            <a:avLst/>
+                          </a:prstTxWarp>
+                          <a:noAutofit/>
+                        </wps:bodyPr>
+                      </wps:wsp>
+                    </wpg:wgp>
+                  </a:graphicData>
+                </a:graphic>
+              </wp:anchor>
+            </w:drawing>
+          </mc:Choice>
+          <mc:Fallback>
+            <w:pict>
+              <v:group w14:anchorId="7D7ABC92" id="Group 10" o:spid="_x0000_s1032" style="position:absolute;margin-left:168.75pt;margin-top:184.5pt;width:140.6pt;height:190pt;z-index:251691008" coordsize="17856,24129" o:gfxdata="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">
+                <v:group id="Group 6" o:spid="_x0000_s1033" style="position:absolute;width:17856;height:24129" coordsize="17856,24129" o:gfxdata="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">
+                  <v:rect id="Rectangle 1" o:spid="_x0000_s1034" style="position:absolute;width:17856;height:24129;visibility:visible;mso-wrap-style:square;v-text-anchor:middle" o:gfxdata="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" filled="f" strokecolor="black [3213]" strokeweight="1pt"/>
+                  <v:line id="Straight Connector 5" o:spid="_x0000_s1035" style="position:absolute;visibility:visible;mso-wrap-style:square" from="0,3934" to="17856,3934" o:connectortype="straight" o:gfxdata="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" strokecolor="black [3200]" strokeweight=".5pt">
+                    <v:stroke joinstyle="miter"/>
+                  </v:line>
+                </v:group>
+                <v:shape id="_x0000_s1036" type="#_x0000_t202" style="position:absolute;left:1333;width:15311;height:3295;visibility:visible;mso-wrap-style:square;v-text-anchor:top" o:gfxdata="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" filled="f" stroked="f" strokeweight=".5pt">
+                  <v:textbox>
+                    <w:txbxContent>
+                      <w:p>
+                        <w:pPr>
+                          <w:jc w:val="center"/>
+                        </w:pPr>
+                        <w:r>
+                          <w:t>ENROLLMENT</w:t>
+                        </w:r>
+                      </w:p>
+                    </w:txbxContent>
+                  </v:textbox>
+                </v:shape>
+                <v:shape id="_x0000_s1037" type="#_x0000_t202" style="position:absolute;left:285;top:4476;width:17224;height:18501;visibility:visible;mso-wrap-style:square;v-text-anchor:top" o:gfxdata="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" filled="f" stroked="f" strokeweight=".5pt">
+                  <v:textbox>
+                    <w:txbxContent>
+                      <w:p>
+                        <w:pPr>
+                          <w:spacing w:after="0"/>
+                        </w:pPr>
+                        <w:r>
+                          <w:t>Enrollment</w:t>
+                        </w:r>
+                        <w:r>
+                          <w:t>ID (PK)</w:t>
+                        </w:r>
+                      </w:p>
+                      <w:p>
+                        <w:r>
+                          <w:t>ParticipantID (</w:t>
+                        </w:r>
+                        <w:r>
+                          <w:t>F</w:t>
+                        </w:r>
+                        <w:r>
+                          <w:t>K)</w:t>
+                        </w:r>
+                      </w:p>
+                      <w:p>
+                        <w:r>
+                          <w:t>EventID (FK)</w:t>
+                        </w:r>
+                      </w:p>
+                      <w:p>
+                        <w:pPr>
+                          <w:spacing w:after="0"/>
+                        </w:pPr>
+                      </w:p>
+                    </w:txbxContent>
+                  </v:textbox>
+                </v:shape>
+              </v:group>
+            </w:pict>
+          </mc:Fallback>
+        </mc:AlternateContent>
+      </w:r>
+      <w:r>
+        <w:rPr>
+          <w:noProof/>
+        </w:rPr>
+        <mc:AlternateContent>
+          <mc:Choice Requires="wpg">
+            <w:drawing>
+              <wp:anchor distT="0" distB="0" distL="114300" distR="114300" simplePos="0" relativeHeight="251698176" behindDoc="0" locked="0" layoutInCell="1" allowOverlap="1" wp14:anchorId="3DF4F6DC" wp14:editId="31AFA783">
+                <wp:simplePos x="0" y="0"/>
+                <wp:positionH relativeFrom="column">
+                  <wp:posOffset>4800600</wp:posOffset>
+                </wp:positionH>
+                <wp:positionV relativeFrom="paragraph">
+                  <wp:posOffset>2343150</wp:posOffset>
+                </wp:positionV>
+                <wp:extent cx="1785620" cy="2412986"/>
+                <wp:effectExtent l="0" t="0" r="24130" b="26035"/>
+                <wp:wrapNone/>
+                <wp:docPr id="622609608" name="Group 11"/>
+                <wp:cNvGraphicFramePr/>
+                <a:graphic xmlns:a="http://schemas.openxmlformats.org/drawingml/2006/main">
+                  <a:graphicData uri="http://schemas.microsoft.com/office/word/2010/wordprocessingGroup">
+                    <wpg:wgp>
+                      <wpg:cNvGrpSpPr/>
+                      <wpg:grpSpPr>
+                        <a:xfrm>
+                          <a:off x="0" y="0"/>
+                          <a:ext cx="1785620" cy="2412986"/>
+                          <a:chOff x="0" y="0"/>
+                          <a:chExt cx="1785620" cy="2412986"/>
+                        </a:xfrm>
+                      </wpg:grpSpPr>
+                      <wpg:grpSp>
+                        <wpg:cNvPr id="161341096" name="Group 6"/>
+                        <wpg:cNvGrpSpPr/>
+                        <wpg:grpSpPr>
+                          <a:xfrm>
+                            <a:off x="0" y="0"/>
+                            <a:ext cx="1785620" cy="2412986"/>
+                            <a:chOff x="0" y="0"/>
+                            <a:chExt cx="1785620" cy="2412986"/>
+                          </a:xfrm>
+                        </wpg:grpSpPr>
+                        <wps:wsp>
+                          <wps:cNvPr id="1896871516" name="Rectangle 1"/>
+                          <wps:cNvSpPr/>
+                          <wps:spPr>
+                            <a:xfrm>
+                              <a:off x="0" y="0"/>
+                              <a:ext cx="1785620" cy="2412986"/>
+                            </a:xfrm>
+                            <a:prstGeom prst="rect">
+                              <a:avLst/>
+                            </a:prstGeom>
+                            <a:noFill/>
+                            <a:ln>
+                              <a:solidFill>
+                                <a:schemeClr val="tx1"/>
+                              </a:solidFill>
+                            </a:ln>
+                          </wps:spPr>
+                          <wps:style>
+                            <a:lnRef idx="2">
+                              <a:schemeClr val="accent1">
+                                <a:shade val="15000"/>
+                              </a:schemeClr>
+                            </a:lnRef>
+                            <a:fillRef idx="1">
+                              <a:schemeClr val="accent1"/>
+                            </a:fillRef>
+                            <a:effectRef idx="0">
+                              <a:schemeClr val="accent1"/>
+                            </a:effectRef>
+                            <a:fontRef idx="minor">
+                              <a:schemeClr val="lt1"/>
+                            </a:fontRef>
+                          </wps:style>
+                          <wps:bodyPr rot="0" spcFirstLastPara="0" vertOverflow="overflow" horzOverflow="overflow" vert="horz" wrap="square" lIns="91440" tIns="45720" rIns="91440" bIns="45720" numCol="1" spcCol="0" rtlCol="0" fromWordArt="0" anchor="ctr" anchorCtr="0" forceAA="0" compatLnSpc="1">
+                            <a:prstTxWarp prst="textNoShape">
+                              <a:avLst/>
+                            </a:prstTxWarp>
+                            <a:noAutofit/>
+                          </wps:bodyPr>
+                        </wps:wsp>
+                        <wps:wsp>
+                          <wps:cNvPr id="2040589087" name="Straight Connector 5"/>
+                          <wps:cNvCnPr/>
+                          <wps:spPr>
+                            <a:xfrm>
+                              <a:off x="0" y="393405"/>
+                              <a:ext cx="1785620" cy="0"/>
+                            </a:xfrm>
+                            <a:prstGeom prst="line">
+                              <a:avLst/>
+                            </a:prstGeom>
+                          </wps:spPr>
+                          <wps:style>
+                            <a:lnRef idx="1">
+                              <a:schemeClr val="dk1"/>
+                            </a:lnRef>
+                            <a:fillRef idx="0">
+                              <a:schemeClr val="dk1"/>
+                            </a:fillRef>
+                            <a:effectRef idx="0">
+                              <a:schemeClr val="dk1"/>
+                            </a:effectRef>
+                            <a:fontRef idx="minor">
+                              <a:schemeClr val="tx1"/>
+                            </a:fontRef>
+                          </wps:style>
+                          <wps:bodyPr/>
+                        </wps:wsp>
+                      </wpg:grpSp>
+                      <wps:wsp>
+                        <wps:cNvPr id="168984613" name="Text Box 8"/>
+                        <wps:cNvSpPr txBox="1"/>
+                        <wps:spPr>
+                          <a:xfrm>
+                            <a:off x="76200" y="0"/>
+                            <a:ext cx="1531089" cy="329508"/>
+                          </a:xfrm>
+                          <a:prstGeom prst="rect">
+                            <a:avLst/>
+                          </a:prstGeom>
+                          <a:noFill/>
+                          <a:ln w="6350">
+                            <a:noFill/>
+                          </a:ln>
+                        </wps:spPr>
+                        <wps:txbx>
+                          <w:txbxContent>
+                            <w:p>
+                              <w:pPr>
+                                <w:jc w:val="center"/>
+                              </w:pPr>
+                              <w:r>
+                                <w:t>RESULTS</w:t>
+                              </w:r>
+                            </w:p>
+                          </w:txbxContent>
+                        </wps:txbx>
+                        <wps:bodyPr rot="0" spcFirstLastPara="0" vertOverflow="overflow" horzOverflow="overflow" vert="horz" wrap="square" lIns="91440" tIns="45720" rIns="91440" bIns="45720" numCol="1" spcCol="0" rtlCol="0" fromWordArt="0" anchor="t" anchorCtr="0" forceAA="0" compatLnSpc="1">
+                          <a:prstTxWarp prst="textNoShape">
+                            <a:avLst/>
+                          </a:prstTxWarp>
+                          <a:noAutofit/>
+                        </wps:bodyPr>
+                      </wps:wsp>
+                      <wps:wsp>
+                        <wps:cNvPr id="722368163" name="Text Box 7"/>
+                        <wps:cNvSpPr txBox="1"/>
+                        <wps:spPr>
+                          <a:xfrm>
+                            <a:off x="0" y="447675"/>
+                            <a:ext cx="1722400" cy="1850065"/>
+                          </a:xfrm>
+                          <a:prstGeom prst="rect">
+                            <a:avLst/>
+                          </a:prstGeom>
+                          <a:noFill/>
+                          <a:ln w="6350">
+                            <a:noFill/>
+                          </a:ln>
+                        </wps:spPr>
+                        <wps:txbx>
+                          <w:txbxContent>
+                            <w:p>
+                              <w:pPr>
+                                <w:spacing w:after="0"/>
+                              </w:pPr>
+                              <w:r>
+                                <w:t>Resul</w:t>
+                              </w:r>
+                              <w:r>
+                                <w:t>tID (PK)</w:t>
+                              </w:r>
+                            </w:p>
+                            <w:p>
+                              <w:pPr>
+                                <w:spacing w:after="0"/>
+                              </w:pPr>
+                              <w:r>
+                                <w:t>FinishTime</w:t>
+                              </w:r>
+                            </w:p>
+                            <w:p>
+                              <w:pPr>
+                                <w:spacing w:after="0"/>
+                              </w:pPr>
+                              <w:r>
+                                <w:t>FinishPosition</w:t>
+                              </w:r>
+                            </w:p>
+                            <w:p>
+                              <w:r>
+                                <w:t>ParticipantID (FK)</w:t>
+                              </w:r>
+                            </w:p>
+                            <w:p>
+                              <w:r>
+                                <w:t>EventID (FK)</w:t>
+                              </w:r>
+                            </w:p>
+                            <w:p>
+                              <w:pPr>
+                                <w:spacing w:after="0"/>
+                              </w:pPr>
+                              <w:r>
+                                <w:t>CatergoryID (PK)</w:t>
+                              </w:r>
+                            </w:p>
+                            <w:p/>
+                            <w:p/>
+                            <w:p>
+                              <w:pPr>
+                                <w:spacing w:after="0"/>
+                              </w:pPr>
+                            </w:p>
+                          </w:txbxContent>
+                        </wps:txbx>
+                        <wps:bodyPr rot="0" spcFirstLastPara="0" vertOverflow="overflow" horzOverflow="overflow" vert="horz" wrap="square" lIns="91440" tIns="45720" rIns="91440" bIns="45720" numCol="1" spcCol="0" rtlCol="0" fromWordArt="0" anchor="t" anchorCtr="0" forceAA="0" compatLnSpc="1">
+                          <a:prstTxWarp prst="textNoShape">
+                            <a:avLst/>
+                          </a:prstTxWarp>
+                          <a:noAutofit/>
+                        </wps:bodyPr>
+                      </wps:wsp>
+                    </wpg:wgp>
+                  </a:graphicData>
+                </a:graphic>
+              </wp:anchor>
+            </w:drawing>
+          </mc:Choice>
+          <mc:Fallback>
+            <w:pict>
+              <v:group w14:anchorId="3DF4F6DC" id="Group 11" o:spid="_x0000_s1038" style="position:absolute;margin-left:378pt;margin-top:184.5pt;width:140.6pt;height:190pt;z-index:251698176" coordsize="17856,24129" o:gfxdata="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">
+                <v:group id="Group 6" o:spid="_x0000_s1039" style="position:absolute;width:17856;height:24129" coordsize="17856,24129" o:gfxdata="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">
+                  <v:rect id="Rectangle 1" o:spid="_x0000_s1040" style="position:absolute;width:17856;height:24129;visibility:visible;mso-wrap-style:square;v-text-anchor:middle" o:gfxdata="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" filled="f" strokecolor="black [3213]" strokeweight="1pt"/>
+                  <v:line id="Straight Connector 5" o:spid="_x0000_s1041" style="position:absolute;visibility:visible;mso-wrap-style:square" from="0,3934" to="17856,3934" o:connectortype="straight" o:gfxdata="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" strokecolor="black [3200]" strokeweight=".5pt">
+                    <v:stroke joinstyle="miter"/>
+                  </v:line>
+                </v:group>
+                <v:shape id="_x0000_s1042" type="#_x0000_t202" style="position:absolute;left:762;width:15310;height:3295;visibility:visible;mso-wrap-style:square;v-text-anchor:top" o:gfxdata="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" filled="f" stroked="f" strokeweight=".5pt">
+                  <v:textbox>
+                    <w:txbxContent>
+                      <w:p>
+                        <w:pPr>
+                          <w:jc w:val="center"/>
+                        </w:pPr>
+                        <w:r>
+                          <w:t>RESULTS</w:t>
+                        </w:r>
+                      </w:p>
+                    </w:txbxContent>
+                  </v:textbox>
+                </v:shape>
+                <v:shape id="_x0000_s1043" type="#_x0000_t202" style="position:absolute;top:4476;width:17224;height:18501;visibility:visible;mso-wrap-style:square;v-text-anchor:top" o:gfxdata="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" filled="f" stroked="f" strokeweight=".5pt">
+                  <v:textbox>
+                    <w:txbxContent>
+                      <w:p>
+                        <w:pPr>
+                          <w:spacing w:after="0"/>
+                        </w:pPr>
+                        <w:r>
+                          <w:t>Resul</w:t>
+                        </w:r>
+                        <w:r>
+                          <w:t>tID (PK)</w:t>
+                        </w:r>
+                      </w:p>
+                      <w:p>
+                        <w:pPr>
+                          <w:spacing w:after="0"/>
+                        </w:pPr>
+                        <w:r>
+                          <w:t>FinishTime</w:t>
+                        </w:r>
+                      </w:p>
+                      <w:p>
+                        <w:pPr>
+                          <w:spacing w:after="0"/>
+                        </w:pPr>
+                        <w:r>
+                          <w:t>FinishPosition</w:t>
+                        </w:r>
+                      </w:p>
+                      <w:p>
+                        <w:r>
+                          <w:t>ParticipantID (FK)</w:t>
+                        </w:r>
+                      </w:p>
+                      <w:p>
+                        <w:r>
+                          <w:t>EventID (FK)</w:t>
+                        </w:r>
+                      </w:p>
+                      <w:p>
+                        <w:pPr>
+                          <w:spacing w:after="0"/>
+                        </w:pPr>
+                        <w:r>
+                          <w:t>CatergoryID (PK)</w:t>
+                        </w:r>
+                      </w:p>
+                      <w:p/>
+                      <w:p/>
+                      <w:p>
+                        <w:pPr>
+                          <w:spacing w:after="0"/>
+                        </w:pPr>
+                      </w:p>
+                    </w:txbxContent>
+                  </v:textbox>
+                </v:shape>
+              </v:group>
+            </w:pict>
+          </mc:Fallback>
+        </mc:AlternateContent>
+      </w:r>
       <w:r>
         <w:rPr>
           <w:noProof/>
@@ -130,11 +1017,7 @@
           </mc:Choice>
           <mc:Fallback>
             <w:pict>
-              <v:shapetype w14:anchorId="01A719A1" id="_x0000_t202" coordsize="21600,21600" o:spt="202" path="m,l,21600r21600,l21600,xe">
-                <v:stroke joinstyle="miter"/>
-                <v:path gradientshapeok="t" o:connecttype="rect"/>
-              </v:shapetype>
-              <v:shape id="Text Box 7" o:spid="_x0000_s1026" type="#_x0000_t202" style="position:absolute;margin-left:555.25pt;margin-top:-7.25pt;width:135.6pt;height:145.65pt;z-index:251676672;visibility:visible;mso-wrap-style:square;mso-width-percent:0;mso-wrap-distance-left:9pt;mso-wrap-distance-top:0;mso-wrap-distance-right:9pt;mso-wrap-distance-bottom:0;mso-position-horizontal:absolute;mso-position-horizontal-relative:text;mso-position-vertical:absolute;mso-position-vertical-relative:text;mso-width-percent:0;mso-width-relative:margin;v-text-anchor:top" o:gfxdata="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" filled="f" stroked="f" strokeweight=".5pt">
+              <v:shape w14:anchorId="01A719A1" id="Text Box 7" o:spid="_x0000_s1044" type="#_x0000_t202" style="position:absolute;margin-left:555.25pt;margin-top:-7.25pt;width:135.6pt;height:145.65pt;z-index:251676672;visibility:visible;mso-wrap-style:square;mso-width-percent:0;mso-wrap-distance-left:9pt;mso-wrap-distance-top:0;mso-wrap-distance-right:9pt;mso-wrap-distance-bottom:0;mso-position-horizontal:absolute;mso-position-horizontal-relative:text;mso-position-vertical:absolute;mso-position-vertical-relative:text;mso-width-percent:0;mso-width-relative:margin;v-text-anchor:top" o:gfxdata="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" filled="f" stroked="f" strokeweight=".5pt">
                 <v:textbox>
                   <w:txbxContent>
                     <w:p>
@@ -279,7 +1162,7 @@
           </mc:Choice>
           <mc:Fallback>
             <w:pict>
-              <v:shape w14:anchorId="57E44D0C" id="Text Box 8" o:spid="_x0000_s1027" type="#_x0000_t202" style="position:absolute;margin-left:558.65pt;margin-top:-41.55pt;width:120.55pt;height:25.95pt;z-index:251674624;visibility:visible;mso-wrap-style:square;mso-height-percent:0;mso-wrap-distance-left:9pt;mso-wrap-distance-top:0;mso-wrap-distance-right:9pt;mso-wrap-distance-bottom:0;mso-position-horizontal:absolute;mso-position-horizontal-relative:text;mso-position-vertical:absolute;mso-position-vertical-relative:text;mso-height-percent:0;mso-height-relative:margin;v-text-anchor:top" o:gfxdata="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" filled="f" stroked="f" strokeweight=".5pt">
+              <v:shape w14:anchorId="57E44D0C" id="Text Box 8" o:spid="_x0000_s1045" type="#_x0000_t202" style="position:absolute;margin-left:558.65pt;margin-top:-41.55pt;width:120.55pt;height:25.95pt;z-index:251674624;visibility:visible;mso-wrap-style:square;mso-height-percent:0;mso-wrap-distance-left:9pt;mso-wrap-distance-top:0;mso-wrap-distance-right:9pt;mso-wrap-distance-bottom:0;mso-position-horizontal:absolute;mso-position-horizontal-relative:text;mso-position-vertical:absolute;mso-position-vertical-relative:text;mso-height-percent:0;mso-height-relative:margin;v-text-anchor:top" o:gfxdata="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" filled="f" stroked="f" strokeweight=".5pt">
                 <v:textbox>
                   <w:txbxContent>
                     <w:p>
@@ -406,7 +1289,7 @@
           </mc:Choice>
           <mc:Fallback>
             <w:pict>
-              <v:group w14:anchorId="0D031A55" id="Group 6" o:spid="_x0000_s1026" style="position:absolute;margin-left:551.15pt;margin-top:-45.7pt;width:140.6pt;height:190pt;z-index:251672576" coordsize="17856,24129" o:gfxdata="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">
+              <v:group w14:anchorId="1D1EE431" id="Group 6" o:spid="_x0000_s1026" style="position:absolute;margin-left:551.15pt;margin-top:-45.7pt;width:140.6pt;height:190pt;z-index:251672576" coordsize="17856,24129" o:gfxdata="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">
                 <v:rect id="Rectangle 1" o:spid="_x0000_s1027" style="position:absolute;width:17856;height:24129;visibility:visible;mso-wrap-style:square;v-text-anchor:middle" o:gfxdata="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" filled="f" strokecolor="black [3213]" strokeweight="1pt"/>
                 <v:line id="Straight Connector 5" o:spid="_x0000_s1028" style="position:absolute;visibility:visible;mso-wrap-style:square" from="0,3934" to="17856,3934" o:connectortype="straight" o:gfxdata="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" strokecolor="black [3200]" strokeweight=".5pt">
                   <v:stroke joinstyle="miter"/>
@@ -504,7 +1387,7 @@
           </mc:Choice>
           <mc:Fallback>
             <w:pict>
-              <v:shape w14:anchorId="78B0191B" id="_x0000_s1028" type="#_x0000_t202" style="position:absolute;margin-left:380.3pt;margin-top:-7.25pt;width:135.6pt;height:145.65pt;z-index:251670528;visibility:visible;mso-wrap-style:square;mso-width-percent:0;mso-wrap-distance-left:9pt;mso-wrap-distance-top:0;mso-wrap-distance-right:9pt;mso-wrap-distance-bottom:0;mso-position-horizontal:absolute;mso-position-horizontal-relative:text;mso-position-vertical:absolute;mso-position-vertical-relative:text;mso-width-percent:0;mso-width-relative:margin;v-text-anchor:top" o:gfxdata="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" filled="f" stroked="f" strokeweight=".5pt">
+              <v:shape w14:anchorId="78B0191B" id="_x0000_s1046" type="#_x0000_t202" style="position:absolute;margin-left:380.3pt;margin-top:-7.25pt;width:135.6pt;height:145.65pt;z-index:251670528;visibility:visible;mso-wrap-style:square;mso-width-percent:0;mso-wrap-distance-left:9pt;mso-wrap-distance-top:0;mso-wrap-distance-right:9pt;mso-wrap-distance-bottom:0;mso-position-horizontal:absolute;mso-position-horizontal-relative:text;mso-position-vertical:absolute;mso-position-vertical-relative:text;mso-width-percent:0;mso-width-relative:margin;v-text-anchor:top" o:gfxdata="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" filled="f" stroked="f" strokeweight=".5pt">
                 <v:textbox>
                   <w:txbxContent>
                     <w:p>
@@ -610,7 +1493,7 @@
           </mc:Choice>
           <mc:Fallback>
             <w:pict>
-              <v:shape w14:anchorId="4AE8FACF" id="_x0000_s1029" type="#_x0000_t202" style="position:absolute;margin-left:387.9pt;margin-top:-45.75pt;width:120.55pt;height:25.95pt;z-index:251668480;visibility:visible;mso-wrap-style:square;mso-height-percent:0;mso-wrap-distance-left:9pt;mso-wrap-distance-top:0;mso-wrap-distance-right:9pt;mso-wrap-distance-bottom:0;mso-position-horizontal:absolute;mso-position-horizontal-relative:text;mso-position-vertical:absolute;mso-position-vertical-relative:text;mso-height-percent:0;mso-height-relative:margin;v-text-anchor:top" o:gfxdata="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" filled="f" stroked="f" strokeweight=".5pt">
+              <v:shape w14:anchorId="4AE8FACF" id="_x0000_s1047" type="#_x0000_t202" style="position:absolute;margin-left:387.9pt;margin-top:-45.75pt;width:120.55pt;height:25.95pt;z-index:251668480;visibility:visible;mso-wrap-style:square;mso-height-percent:0;mso-wrap-distance-left:9pt;mso-wrap-distance-top:0;mso-wrap-distance-right:9pt;mso-wrap-distance-bottom:0;mso-position-horizontal:absolute;mso-position-horizontal-relative:text;mso-position-vertical:absolute;mso-position-vertical-relative:text;mso-height-percent:0;mso-height-relative:margin;v-text-anchor:top" o:gfxdata="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" filled="f" stroked="f" strokeweight=".5pt">
                 <v:textbox>
                   <w:txbxContent>
                     <w:p>
@@ -737,7 +1620,7 @@
           </mc:Choice>
           <mc:Fallback>
             <w:pict>
-              <v:group w14:anchorId="33961BA0" id="Group 6" o:spid="_x0000_s1026" style="position:absolute;margin-left:377.8pt;margin-top:-45.7pt;width:140.6pt;height:190pt;z-index:251666432" coordsize="17856,24129" o:gfxdata="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">
+              <v:group w14:anchorId="1B9BEC3E" id="Group 6" o:spid="_x0000_s1026" style="position:absolute;margin-left:377.8pt;margin-top:-45.7pt;width:140.6pt;height:190pt;z-index:251666432" coordsize="17856,24129" o:gfxdata="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">
                 <v:rect id="Rectangle 1" o:spid="_x0000_s1027" style="position:absolute;width:17856;height:24129;visibility:visible;mso-wrap-style:square;v-text-anchor:middle" o:gfxdata="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" filled="f" strokecolor="black [3213]" strokeweight="1pt"/>
                 <v:line id="Straight Connector 5" o:spid="_x0000_s1028" style="position:absolute;visibility:visible;mso-wrap-style:square" from="0,3934" to="17856,3934" o:connectortype="straight" o:gfxdata="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" strokecolor="black [3200]" strokeweight=".5pt">
                   <v:stroke joinstyle="miter"/>
@@ -813,7 +1696,7 @@
           </mc:Choice>
           <mc:Fallback>
             <w:pict>
-              <v:shape w14:anchorId="42260455" id="_x0000_s1030" type="#_x0000_t202" style="position:absolute;margin-left:179.15pt;margin-top:-41pt;width:120.55pt;height:25.95pt;z-index:251664384;visibility:visible;mso-wrap-style:square;mso-height-percent:0;mso-wrap-distance-left:9pt;mso-wrap-distance-top:0;mso-wrap-distance-right:9pt;mso-wrap-distance-bottom:0;mso-position-horizontal:absolute;mso-position-horizontal-relative:text;mso-position-vertical:absolute;mso-position-vertical-relative:text;mso-height-percent:0;mso-height-relative:margin;v-text-anchor:top" o:gfxdata="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" filled="f" stroked="f" strokeweight=".5pt">
+              <v:shape w14:anchorId="42260455" id="_x0000_s1048" type="#_x0000_t202" style="position:absolute;margin-left:179.15pt;margin-top:-41pt;width:120.55pt;height:25.95pt;z-index:251664384;visibility:visible;mso-wrap-style:square;mso-height-percent:0;mso-wrap-distance-left:9pt;mso-wrap-distance-top:0;mso-wrap-distance-right:9pt;mso-wrap-distance-bottom:0;mso-position-horizontal:absolute;mso-position-horizontal-relative:text;mso-position-vertical:absolute;mso-position-vertical-relative:text;mso-height-percent:0;mso-height-relative:margin;v-text-anchor:top" o:gfxdata="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" filled="f" stroked="f" strokeweight=".5pt">
                 <v:textbox>
                   <w:txbxContent>
                     <w:p>
@@ -920,7 +1803,7 @@
           </mc:Choice>
           <mc:Fallback>
             <w:pict>
-              <v:shape w14:anchorId="5D435B23" id="_x0000_s1031" type="#_x0000_t202" style="position:absolute;margin-left:170.75pt;margin-top:-6.6pt;width:135.6pt;height:145.65pt;z-index:251663360;visibility:visible;mso-wrap-style:square;mso-width-percent:0;mso-wrap-distance-left:9pt;mso-wrap-distance-top:0;mso-wrap-distance-right:9pt;mso-wrap-distance-bottom:0;mso-position-horizontal:absolute;mso-position-horizontal-relative:text;mso-position-vertical:absolute;mso-position-vertical-relative:text;mso-width-percent:0;mso-width-relative:margin;v-text-anchor:top" o:gfxdata="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" filled="f" stroked="f" strokeweight=".5pt">
+              <v:shape w14:anchorId="5D435B23" id="_x0000_s1049" type="#_x0000_t202" style="position:absolute;margin-left:170.75pt;margin-top:-6.6pt;width:135.6pt;height:145.65pt;z-index:251663360;visibility:visible;mso-wrap-style:square;mso-width-percent:0;mso-wrap-distance-left:9pt;mso-wrap-distance-top:0;mso-wrap-distance-right:9pt;mso-wrap-distance-bottom:0;mso-position-horizontal:absolute;mso-position-horizontal-relative:text;mso-position-vertical:absolute;mso-position-vertical-relative:text;mso-width-percent:0;mso-width-relative:margin;v-text-anchor:top" o:gfxdata="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" filled="f" stroked="f" strokeweight=".5pt">
                 <v:textbox>
                   <w:txbxContent>
                     <w:p>
@@ -1070,7 +1953,7 @@
           </mc:Choice>
           <mc:Fallback>
             <w:pict>
-              <v:group w14:anchorId="2EB630D6" id="Group 6" o:spid="_x0000_s1026" style="position:absolute;margin-left:170.8pt;margin-top:-46.05pt;width:140.6pt;height:190pt;z-index:251662336" coordsize="17856,24129" o:gfxdata="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">
+              <v:group w14:anchorId="16BBCD7B" id="Group 6" o:spid="_x0000_s1026" style="position:absolute;margin-left:170.8pt;margin-top:-46.05pt;width:140.6pt;height:190pt;z-index:251662336" coordsize="17856,24129" o:gfxdata="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">
                 <v:rect id="Rectangle 1" o:spid="_x0000_s1027" style="position:absolute;width:17856;height:24129;visibility:visible;mso-wrap-style:square;v-text-anchor:middle" o:gfxdata="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" filled="f" strokecolor="black [3213]" strokeweight="1pt"/>
                 <v:line id="Straight Connector 5" o:spid="_x0000_s1028" style="position:absolute;visibility:visible;mso-wrap-style:square" from="0,3934" to="17856,3934" o:connectortype="straight" o:gfxdata="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" strokecolor="black [3200]" strokeweight=".5pt">
                   <v:stroke joinstyle="miter"/>
@@ -1155,7 +2038,7 @@
           </mc:Choice>
           <mc:Fallback>
             <w:pict>
-              <v:rect w14:anchorId="0F6BB8A7" id="Rectangle 1" o:spid="_x0000_s1026" style="position:absolute;margin-left:-46.9pt;margin-top:-46.05pt;width:140.6pt;height:190pt;z-index:251655168;visibility:visible;mso-wrap-style:square;mso-width-percent:0;mso-height-percent:0;mso-wrap-distance-left:9pt;mso-wrap-distance-top:0;mso-wrap-distance-right:9pt;mso-wrap-distance-bottom:0;mso-position-horizontal:absolute;mso-position-horizontal-relative:text;mso-position-vertical:absolute;mso-position-vertical-relative:text;mso-width-percent:0;mso-height-percent:0;mso-width-relative:margin;mso-height-relative:margin;v-text-anchor:middle" o:gfxdata="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" filled="f" strokecolor="black [3213]" strokeweight="1pt"/>
+              <v:rect w14:anchorId="2EF9E7A7" id="Rectangle 1" o:spid="_x0000_s1026" style="position:absolute;margin-left:-46.9pt;margin-top:-46.05pt;width:140.6pt;height:190pt;z-index:251655168;visibility:visible;mso-wrap-style:square;mso-width-percent:0;mso-height-percent:0;mso-wrap-distance-left:9pt;mso-wrap-distance-top:0;mso-wrap-distance-right:9pt;mso-wrap-distance-bottom:0;mso-position-horizontal:absolute;mso-position-horizontal-relative:text;mso-position-vertical:absolute;mso-position-vertical-relative:text;mso-width-percent:0;mso-height-percent:0;mso-width-relative:margin;mso-height-relative:margin;v-text-anchor:middle" o:gfxdata="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" filled="f" strokecolor="black [3213]" strokeweight="1pt"/>
             </w:pict>
           </mc:Fallback>
         </mc:AlternateContent>
@@ -1252,7 +2135,7 @@
           </mc:Choice>
           <mc:Fallback>
             <w:pict>
-              <v:shape w14:anchorId="6601BB60" id="Text Box 3" o:spid="_x0000_s1032" type="#_x0000_t202" style="position:absolute;margin-left:-42.7pt;margin-top:-6.7pt;width:136.45pt;height:150.7pt;z-index:251657216;visibility:visible;mso-wrap-style:square;mso-width-percent:0;mso-height-percent:0;mso-wrap-distance-left:9pt;mso-wrap-distance-top:0;mso-wrap-distance-right:9pt;mso-wrap-distance-bottom:0;mso-position-horizontal:absolute;mso-position-horizontal-relative:text;mso-position-vertical:absolute;mso-position-vertical-relative:text;mso-width-percent:0;mso-height-percent:0;mso-width-relative:margin;mso-height-relative:margin;v-text-anchor:top" o:gfxdata="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" filled="f" stroked="f" strokeweight=".5pt">
+              <v:shape w14:anchorId="6601BB60" id="Text Box 3" o:spid="_x0000_s1050" type="#_x0000_t202" style="position:absolute;margin-left:-42.7pt;margin-top:-6.7pt;width:136.45pt;height:150.7pt;z-index:251657216;visibility:visible;mso-wrap-style:square;mso-width-percent:0;mso-height-percent:0;mso-wrap-distance-left:9pt;mso-wrap-distance-top:0;mso-wrap-distance-right:9pt;mso-wrap-distance-bottom:0;mso-position-horizontal:absolute;mso-position-horizontal-relative:text;mso-position-vertical:absolute;mso-position-vertical-relative:text;mso-width-percent:0;mso-height-percent:0;mso-width-relative:margin;mso-height-relative:margin;v-text-anchor:top" o:gfxdata="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" filled="f" stroked="f" strokeweight=".5pt">
                 <v:textbox>
                   <w:txbxContent>
                     <w:p>
@@ -1359,7 +2242,7 @@
           </mc:Choice>
           <mc:Fallback>
             <w:pict>
-              <v:shape w14:anchorId="4AA8398A" id="Text Box 4" o:spid="_x0000_s1033" type="#_x0000_t202" style="position:absolute;margin-left:-42.7pt;margin-top:-39.35pt;width:130.6pt;height:24.25pt;z-index:251658240;visibility:visible;mso-wrap-style:square;mso-width-percent:0;mso-wrap-distance-left:9pt;mso-wrap-distance-top:0;mso-wrap-distance-right:9pt;mso-wrap-distance-bottom:0;mso-position-horizontal:absolute;mso-position-horizontal-relative:text;mso-position-vertical:absolute;mso-position-vertical-relative:text;mso-width-percent:0;mso-width-relative:margin;v-text-anchor:top" o:gfxdata="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" filled="f" stroked="f" strokeweight=".5pt">
+              <v:shape w14:anchorId="4AA8398A" id="Text Box 4" o:spid="_x0000_s1051" type="#_x0000_t202" style="position:absolute;margin-left:-42.7pt;margin-top:-39.35pt;width:130.6pt;height:24.25pt;z-index:251658240;visibility:visible;mso-wrap-style:square;mso-width-percent:0;mso-wrap-distance-left:9pt;mso-wrap-distance-top:0;mso-wrap-distance-right:9pt;mso-wrap-distance-bottom:0;mso-position-horizontal:absolute;mso-position-horizontal-relative:text;mso-position-vertical:absolute;mso-position-vertical-relative:text;mso-width-percent:0;mso-width-relative:margin;v-text-anchor:top" o:gfxdata="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" filled="f" stroked="f" strokeweight=".5pt">
                 <v:textbox>
                   <w:txbxContent>
                     <w:p>
@@ -1439,7 +2322,7 @@
           </mc:Choice>
           <mc:Fallback>
             <w:pict>
-              <v:line w14:anchorId="7C7F59AE" id="Straight Connector 2" o:spid="_x0000_s1026" style="position:absolute;z-index:251656192;visibility:visible;mso-wrap-style:square;mso-width-percent:0;mso-height-percent:0;mso-wrap-distance-left:9pt;mso-wrap-distance-top:0;mso-wrap-distance-right:9pt;mso-wrap-distance-bottom:0;mso-position-horizontal:absolute;mso-position-horizontal-relative:text;mso-position-vertical:absolute;mso-position-vertical-relative:text;mso-width-percent:0;mso-height-percent:0;mso-width-relative:margin;mso-height-relative:margin" from="-46.9pt,-10.9pt" to="93.75pt,-10.9pt" o:gfxdata="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" strokecolor="black [3200]" strokeweight=".5pt">
+              <v:line w14:anchorId="0F4AE41E" id="Straight Connector 2" o:spid="_x0000_s1026" style="position:absolute;z-index:251656192;visibility:visible;mso-wrap-style:square;mso-width-percent:0;mso-height-percent:0;mso-wrap-distance-left:9pt;mso-wrap-distance-top:0;mso-wrap-distance-right:9pt;mso-wrap-distance-bottom:0;mso-position-horizontal:absolute;mso-position-horizontal-relative:text;mso-position-vertical:absolute;mso-position-vertical-relative:text;mso-width-percent:0;mso-height-percent:0;mso-width-relative:margin;mso-height-relative:margin" from="-46.9pt,-10.9pt" to="93.75pt,-10.9pt" o:gfxdata="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" strokecolor="black [3200]" strokeweight=".5pt">
                 <v:stroke joinstyle="miter"/>
               </v:line>
             </w:pict>

--- a/Documents/RaceDay_ERD.docx
+++ b/Documents/RaceDay_ERD.docx
@@ -470,6 +470,9 @@
                               </w:r>
                             </w:p>
                             <w:p>
+                              <w:pPr>
+                                <w:spacing w:after="0"/>
+                              </w:pPr>
                               <w:r>
                                 <w:t>ParticipantID (</w:t>
                               </w:r>
@@ -481,6 +484,9 @@
                               </w:r>
                             </w:p>
                             <w:p>
+                              <w:pPr>
+                                <w:spacing w:after="0"/>
+                              </w:pPr>
                               <w:r>
                                 <w:t>EventID (FK)</w:t>
                               </w:r>
@@ -543,6 +549,9 @@
                         </w:r>
                       </w:p>
                       <w:p>
+                        <w:pPr>
+                          <w:spacing w:after="0"/>
+                        </w:pPr>
                         <w:r>
                           <w:t>ParticipantID (</w:t>
                         </w:r>
@@ -554,6 +563,9 @@
                         </w:r>
                       </w:p>
                       <w:p>
+                        <w:pPr>
+                          <w:spacing w:after="0"/>
+                        </w:pPr>
                         <w:r>
                           <w:t>EventID (FK)</w:t>
                         </w:r>
@@ -765,11 +777,17 @@
                               </w:r>
                             </w:p>
                             <w:p>
+                              <w:pPr>
+                                <w:spacing w:after="0"/>
+                              </w:pPr>
                               <w:r>
                                 <w:t>ParticipantID (FK)</w:t>
                               </w:r>
                             </w:p>
                             <w:p>
+                              <w:pPr>
+                                <w:spacing w:after="0"/>
+                              </w:pPr>
                               <w:r>
                                 <w:t>EventID (FK)</w:t>
                               </w:r>
@@ -858,11 +876,17 @@
                         </w:r>
                       </w:p>
                       <w:p>
+                        <w:pPr>
+                          <w:spacing w:after="0"/>
+                        </w:pPr>
                         <w:r>
                           <w:t>ParticipantID (FK)</w:t>
                         </w:r>
                       </w:p>
                       <w:p>
+                        <w:pPr>
+                          <w:spacing w:after="0"/>
+                        </w:pPr>
                         <w:r>
                           <w:t>EventID (FK)</w:t>
                         </w:r>
@@ -897,7 +921,7 @@
         <mc:AlternateContent>
           <mc:Choice Requires="wps">
             <w:drawing>
-              <wp:anchor distT="0" distB="0" distL="114300" distR="114300" simplePos="0" relativeHeight="251676672" behindDoc="0" locked="0" layoutInCell="1" allowOverlap="1" wp14:anchorId="01A719A1" wp14:editId="0A9B9E68">
+              <wp:anchor distT="0" distB="0" distL="114300" distR="114300" simplePos="0" relativeHeight="251676672" behindDoc="0" locked="0" layoutInCell="1" allowOverlap="1" wp14:anchorId="01A719A1" wp14:editId="5E7274E3">
                 <wp:simplePos x="0" y="0"/>
                 <wp:positionH relativeFrom="column">
                   <wp:posOffset>7051985</wp:posOffset>
@@ -1103,7 +1127,7 @@
         <mc:AlternateContent>
           <mc:Choice Requires="wps">
             <w:drawing>
-              <wp:anchor distT="0" distB="0" distL="114300" distR="114300" simplePos="0" relativeHeight="251674624" behindDoc="0" locked="0" layoutInCell="1" allowOverlap="1" wp14:anchorId="57E44D0C" wp14:editId="0F18BE19">
+              <wp:anchor distT="0" distB="0" distL="114300" distR="114300" simplePos="0" relativeHeight="251674624" behindDoc="0" locked="0" layoutInCell="1" allowOverlap="1" wp14:anchorId="57E44D0C" wp14:editId="67FB1722">
                 <wp:simplePos x="0" y="0"/>
                 <wp:positionH relativeFrom="column">
                   <wp:posOffset>7095106</wp:posOffset>
@@ -1289,7 +1313,7 @@
           </mc:Choice>
           <mc:Fallback>
             <w:pict>
-              <v:group w14:anchorId="1D1EE431" id="Group 6" o:spid="_x0000_s1026" style="position:absolute;margin-left:551.15pt;margin-top:-45.7pt;width:140.6pt;height:190pt;z-index:251672576" coordsize="17856,24129" o:gfxdata="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">
+              <v:group w14:anchorId="19145B5D" id="Group 6" o:spid="_x0000_s1026" style="position:absolute;margin-left:551.15pt;margin-top:-45.7pt;width:140.6pt;height:190pt;z-index:251672576" coordsize="17856,24129" o:gfxdata="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">
                 <v:rect id="Rectangle 1" o:spid="_x0000_s1027" style="position:absolute;width:17856;height:24129;visibility:visible;mso-wrap-style:square;v-text-anchor:middle" o:gfxdata="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" filled="f" strokecolor="black [3213]" strokeweight="1pt"/>
                 <v:line id="Straight Connector 5" o:spid="_x0000_s1028" style="position:absolute;visibility:visible;mso-wrap-style:square" from="0,3934" to="17856,3934" o:connectortype="straight" o:gfxdata="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" strokecolor="black [3200]" strokeweight=".5pt">
                   <v:stroke joinstyle="miter"/>
@@ -1339,31 +1363,49 @@
                       <wps:txbx>
                         <w:txbxContent>
                           <w:p>
+                            <w:pPr>
+                              <w:spacing w:after="0"/>
+                            </w:pPr>
                             <w:r>
                               <w:t>ParticipantID (PK)</w:t>
                             </w:r>
                           </w:p>
                           <w:p>
+                            <w:pPr>
+                              <w:spacing w:after="0"/>
+                            </w:pPr>
                             <w:r>
                               <w:t>Name</w:t>
                             </w:r>
                           </w:p>
                           <w:p>
+                            <w:pPr>
+                              <w:spacing w:after="0"/>
+                            </w:pPr>
                             <w:r>
                               <w:t>Surname</w:t>
                             </w:r>
                           </w:p>
                           <w:p>
+                            <w:pPr>
+                              <w:spacing w:after="0"/>
+                            </w:pPr>
                             <w:r>
                               <w:t>Age</w:t>
                             </w:r>
                           </w:p>
                           <w:p>
+                            <w:pPr>
+                              <w:spacing w:after="0"/>
+                            </w:pPr>
                             <w:r>
                               <w:t>Email</w:t>
                             </w:r>
                           </w:p>
                           <w:p>
+                            <w:pPr>
+                              <w:spacing w:after="0"/>
+                            </w:pPr>
                             <w:r>
                               <w:t>PhoneNumber</w:t>
                             </w:r>
@@ -1391,31 +1433,49 @@
                 <v:textbox>
                   <w:txbxContent>
                     <w:p>
+                      <w:pPr>
+                        <w:spacing w:after="0"/>
+                      </w:pPr>
                       <w:r>
                         <w:t>ParticipantID (PK)</w:t>
                       </w:r>
                     </w:p>
                     <w:p>
+                      <w:pPr>
+                        <w:spacing w:after="0"/>
+                      </w:pPr>
                       <w:r>
                         <w:t>Name</w:t>
                       </w:r>
                     </w:p>
                     <w:p>
+                      <w:pPr>
+                        <w:spacing w:after="0"/>
+                      </w:pPr>
                       <w:r>
                         <w:t>Surname</w:t>
                       </w:r>
                     </w:p>
                     <w:p>
+                      <w:pPr>
+                        <w:spacing w:after="0"/>
+                      </w:pPr>
                       <w:r>
                         <w:t>Age</w:t>
                       </w:r>
                     </w:p>
                     <w:p>
+                      <w:pPr>
+                        <w:spacing w:after="0"/>
+                      </w:pPr>
                       <w:r>
                         <w:t>Email</w:t>
                       </w:r>
                     </w:p>
                     <w:p>
+                      <w:pPr>
+                        <w:spacing w:after="0"/>
+                      </w:pPr>
                       <w:r>
                         <w:t>PhoneNumber</w:t>
                       </w:r>
@@ -1620,7 +1680,7 @@
           </mc:Choice>
           <mc:Fallback>
             <w:pict>
-              <v:group w14:anchorId="1B9BEC3E" id="Group 6" o:spid="_x0000_s1026" style="position:absolute;margin-left:377.8pt;margin-top:-45.7pt;width:140.6pt;height:190pt;z-index:251666432" coordsize="17856,24129" o:gfxdata="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">
+              <v:group w14:anchorId="4D0CE533" id="Group 6" o:spid="_x0000_s1026" style="position:absolute;margin-left:377.8pt;margin-top:-45.7pt;width:140.6pt;height:190pt;z-index:251666432" coordsize="17856,24129" o:gfxdata="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">
                 <v:rect id="Rectangle 1" o:spid="_x0000_s1027" style="position:absolute;width:17856;height:24129;visibility:visible;mso-wrap-style:square;v-text-anchor:middle" o:gfxdata="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" filled="f" strokecolor="black [3213]" strokeweight="1pt"/>
                 <v:line id="Straight Connector 5" o:spid="_x0000_s1028" style="position:absolute;visibility:visible;mso-wrap-style:square" from="0,3934" to="17856,3934" o:connectortype="straight" o:gfxdata="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" strokecolor="black [3200]" strokeweight=".5pt">
                   <v:stroke joinstyle="miter"/>
@@ -1754,6 +1814,9 @@
                       <wps:txbx>
                         <w:txbxContent>
                           <w:p>
+                            <w:pPr>
+                              <w:spacing w:after="0"/>
+                            </w:pPr>
                             <w:r>
                               <w:t>OrganiserID (</w:t>
                             </w:r>
@@ -1765,21 +1828,33 @@
                             </w:r>
                           </w:p>
                           <w:p>
+                            <w:pPr>
+                              <w:spacing w:after="0"/>
+                            </w:pPr>
                             <w:r>
                               <w:t>Name</w:t>
                             </w:r>
                           </w:p>
                           <w:p>
+                            <w:pPr>
+                              <w:spacing w:after="0"/>
+                            </w:pPr>
                             <w:r>
                               <w:t>Surname</w:t>
                             </w:r>
                           </w:p>
                           <w:p>
+                            <w:pPr>
+                              <w:spacing w:after="0"/>
+                            </w:pPr>
                             <w:r>
                               <w:t>Email</w:t>
                             </w:r>
                           </w:p>
                           <w:p>
+                            <w:pPr>
+                              <w:spacing w:after="0"/>
+                            </w:pPr>
                             <w:r>
                               <w:t>PhoneNumber</w:t>
                             </w:r>
@@ -1807,6 +1882,9 @@
                 <v:textbox>
                   <w:txbxContent>
                     <w:p>
+                      <w:pPr>
+                        <w:spacing w:after="0"/>
+                      </w:pPr>
                       <w:r>
                         <w:t>OrganiserID (</w:t>
                       </w:r>
@@ -1818,21 +1896,33 @@
                       </w:r>
                     </w:p>
                     <w:p>
+                      <w:pPr>
+                        <w:spacing w:after="0"/>
+                      </w:pPr>
                       <w:r>
                         <w:t>Name</w:t>
                       </w:r>
                     </w:p>
                     <w:p>
+                      <w:pPr>
+                        <w:spacing w:after="0"/>
+                      </w:pPr>
                       <w:r>
                         <w:t>Surname</w:t>
                       </w:r>
                     </w:p>
                     <w:p>
+                      <w:pPr>
+                        <w:spacing w:after="0"/>
+                      </w:pPr>
                       <w:r>
                         <w:t>Email</w:t>
                       </w:r>
                     </w:p>
                     <w:p>
+                      <w:pPr>
+                        <w:spacing w:after="0"/>
+                      </w:pPr>
                       <w:r>
                         <w:t>PhoneNumber</w:t>
                       </w:r>
@@ -1953,7 +2043,7 @@
           </mc:Choice>
           <mc:Fallback>
             <w:pict>
-              <v:group w14:anchorId="16BBCD7B" id="Group 6" o:spid="_x0000_s1026" style="position:absolute;margin-left:170.8pt;margin-top:-46.05pt;width:140.6pt;height:190pt;z-index:251662336" coordsize="17856,24129" o:gfxdata="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">
+              <v:group w14:anchorId="192B61F9" id="Group 6" o:spid="_x0000_s1026" style="position:absolute;margin-left:170.8pt;margin-top:-46.05pt;width:140.6pt;height:190pt;z-index:251662336" coordsize="17856,24129" o:gfxdata="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">
                 <v:rect id="Rectangle 1" o:spid="_x0000_s1027" style="position:absolute;width:17856;height:24129;visibility:visible;mso-wrap-style:square;v-text-anchor:middle" o:gfxdata="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" filled="f" strokecolor="black [3213]" strokeweight="1pt"/>
                 <v:line id="Straight Connector 5" o:spid="_x0000_s1028" style="position:absolute;visibility:visible;mso-wrap-style:square" from="0,3934" to="17856,3934" o:connectortype="straight" o:gfxdata="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" strokecolor="black [3200]" strokeweight=".5pt">
                   <v:stroke joinstyle="miter"/>
@@ -2038,7 +2128,7 @@
           </mc:Choice>
           <mc:Fallback>
             <w:pict>
-              <v:rect w14:anchorId="2EF9E7A7" id="Rectangle 1" o:spid="_x0000_s1026" style="position:absolute;margin-left:-46.9pt;margin-top:-46.05pt;width:140.6pt;height:190pt;z-index:251655168;visibility:visible;mso-wrap-style:square;mso-width-percent:0;mso-height-percent:0;mso-wrap-distance-left:9pt;mso-wrap-distance-top:0;mso-wrap-distance-right:9pt;mso-wrap-distance-bottom:0;mso-position-horizontal:absolute;mso-position-horizontal-relative:text;mso-position-vertical:absolute;mso-position-vertical-relative:text;mso-width-percent:0;mso-height-percent:0;mso-width-relative:margin;mso-height-relative:margin;v-text-anchor:middle" o:gfxdata="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" filled="f" strokecolor="black [3213]" strokeweight="1pt"/>
+              <v:rect w14:anchorId="6FBFD139" id="Rectangle 1" o:spid="_x0000_s1026" style="position:absolute;margin-left:-46.9pt;margin-top:-46.05pt;width:140.6pt;height:190pt;z-index:251655168;visibility:visible;mso-wrap-style:square;mso-width-percent:0;mso-height-percent:0;mso-wrap-distance-left:9pt;mso-wrap-distance-top:0;mso-wrap-distance-right:9pt;mso-wrap-distance-bottom:0;mso-position-horizontal:absolute;mso-position-horizontal-relative:text;mso-position-vertical:absolute;mso-position-vertical-relative:text;mso-width-percent:0;mso-height-percent:0;mso-width-relative:margin;mso-height-relative:margin;v-text-anchor:middle" o:gfxdata="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" filled="f" strokecolor="black [3213]" strokeweight="1pt"/>
             </w:pict>
           </mc:Fallback>
         </mc:AlternateContent>
@@ -2083,31 +2173,49 @@
                       <wps:txbx>
                         <w:txbxContent>
                           <w:p>
+                            <w:pPr>
+                              <w:spacing w:after="0"/>
+                            </w:pPr>
                             <w:r>
                               <w:t>UserID (PK)</w:t>
                             </w:r>
                           </w:p>
                           <w:p>
+                            <w:pPr>
+                              <w:spacing w:after="0"/>
+                            </w:pPr>
                             <w:r>
                               <w:t>Email</w:t>
                             </w:r>
                           </w:p>
                           <w:p>
+                            <w:pPr>
+                              <w:spacing w:after="0"/>
+                            </w:pPr>
                             <w:r>
                               <w:t>PasswordHash</w:t>
                             </w:r>
                           </w:p>
                           <w:p>
+                            <w:pPr>
+                              <w:spacing w:after="0"/>
+                            </w:pPr>
                             <w:r>
                               <w:t>UserType</w:t>
                             </w:r>
                           </w:p>
                           <w:p>
+                            <w:pPr>
+                              <w:spacing w:after="0"/>
+                            </w:pPr>
                             <w:r>
                               <w:t>OrganiserID (FK)</w:t>
                             </w:r>
                           </w:p>
                           <w:p>
+                            <w:pPr>
+                              <w:spacing w:after="0"/>
+                            </w:pPr>
                             <w:r>
                               <w:t>ParticipantID (FK)</w:t>
                             </w:r>
@@ -2139,31 +2247,49 @@
                 <v:textbox>
                   <w:txbxContent>
                     <w:p>
+                      <w:pPr>
+                        <w:spacing w:after="0"/>
+                      </w:pPr>
                       <w:r>
                         <w:t>UserID (PK)</w:t>
                       </w:r>
                     </w:p>
                     <w:p>
+                      <w:pPr>
+                        <w:spacing w:after="0"/>
+                      </w:pPr>
                       <w:r>
                         <w:t>Email</w:t>
                       </w:r>
                     </w:p>
                     <w:p>
+                      <w:pPr>
+                        <w:spacing w:after="0"/>
+                      </w:pPr>
                       <w:r>
                         <w:t>PasswordHash</w:t>
                       </w:r>
                     </w:p>
                     <w:p>
+                      <w:pPr>
+                        <w:spacing w:after="0"/>
+                      </w:pPr>
                       <w:r>
                         <w:t>UserType</w:t>
                       </w:r>
                     </w:p>
                     <w:p>
+                      <w:pPr>
+                        <w:spacing w:after="0"/>
+                      </w:pPr>
                       <w:r>
                         <w:t>OrganiserID (FK)</w:t>
                       </w:r>
                     </w:p>
                     <w:p>
+                      <w:pPr>
+                        <w:spacing w:after="0"/>
+                      </w:pPr>
                       <w:r>
                         <w:t>ParticipantID (FK)</w:t>
                       </w:r>
@@ -2322,7 +2448,7 @@
           </mc:Choice>
           <mc:Fallback>
             <w:pict>
-              <v:line w14:anchorId="0F4AE41E" id="Straight Connector 2" o:spid="_x0000_s1026" style="position:absolute;z-index:251656192;visibility:visible;mso-wrap-style:square;mso-width-percent:0;mso-height-percent:0;mso-wrap-distance-left:9pt;mso-wrap-distance-top:0;mso-wrap-distance-right:9pt;mso-wrap-distance-bottom:0;mso-position-horizontal:absolute;mso-position-horizontal-relative:text;mso-position-vertical:absolute;mso-position-vertical-relative:text;mso-width-percent:0;mso-height-percent:0;mso-width-relative:margin;mso-height-relative:margin" from="-46.9pt,-10.9pt" to="93.75pt,-10.9pt" o:gfxdata="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" strokecolor="black [3200]" strokeweight=".5pt">
+              <v:line w14:anchorId="22674490" id="Straight Connector 2" o:spid="_x0000_s1026" style="position:absolute;z-index:251656192;visibility:visible;mso-wrap-style:square;mso-width-percent:0;mso-height-percent:0;mso-wrap-distance-left:9pt;mso-wrap-distance-top:0;mso-wrap-distance-right:9pt;mso-wrap-distance-bottom:0;mso-position-horizontal:absolute;mso-position-horizontal-relative:text;mso-position-vertical:absolute;mso-position-vertical-relative:text;mso-width-percent:0;mso-height-percent:0;mso-width-relative:margin;mso-height-relative:margin" from="-46.9pt,-10.9pt" to="93.75pt,-10.9pt" o:gfxdata="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" strokecolor="black [3200]" strokeweight=".5pt">
                 <v:stroke joinstyle="miter"/>
               </v:line>
             </w:pict>

--- a/Documents/RaceDay_ERD.docx
+++ b/Documents/RaceDay_ERD.docx
@@ -8,15 +8,100 @@
           <w:noProof/>
         </w:rPr>
         <mc:AlternateContent>
+          <mc:Choice Requires="wps">
+            <w:drawing>
+              <wp:anchor distT="0" distB="0" distL="114300" distR="114300" simplePos="0" relativeHeight="251747328" behindDoc="0" locked="0" layoutInCell="1" allowOverlap="1" wp14:anchorId="2C37A586" wp14:editId="3A805F1D">
+                <wp:simplePos x="0" y="0"/>
+                <wp:positionH relativeFrom="column">
+                  <wp:posOffset>7736916</wp:posOffset>
+                </wp:positionH>
+                <wp:positionV relativeFrom="paragraph">
+                  <wp:posOffset>-55980</wp:posOffset>
+                </wp:positionV>
+                <wp:extent cx="1241946" cy="279062"/>
+                <wp:effectExtent l="0" t="0" r="0" b="6985"/>
+                <wp:wrapNone/>
+                <wp:docPr id="97635947" name="Text Box 24"/>
+                <wp:cNvGraphicFramePr/>
+                <a:graphic xmlns:a="http://schemas.openxmlformats.org/drawingml/2006/main">
+                  <a:graphicData uri="http://schemas.microsoft.com/office/word/2010/wordprocessingShape">
+                    <wps:wsp>
+                      <wps:cNvSpPr txBox="1"/>
+                      <wps:spPr>
+                        <a:xfrm>
+                          <a:off x="0" y="0"/>
+                          <a:ext cx="1241946" cy="279062"/>
+                        </a:xfrm>
+                        <a:prstGeom prst="rect">
+                          <a:avLst/>
+                        </a:prstGeom>
+                        <a:noFill/>
+                        <a:ln w="6350">
+                          <a:noFill/>
+                        </a:ln>
+                      </wps:spPr>
+                      <wps:txbx>
+                        <w:txbxContent>
+                          <w:p>
+                            <w:r>
+                              <w:t>CONTAINS</w:t>
+                            </w:r>
+                          </w:p>
+                        </w:txbxContent>
+                      </wps:txbx>
+                      <wps:bodyPr rot="0" spcFirstLastPara="0" vertOverflow="overflow" horzOverflow="overflow" vert="horz" wrap="square" lIns="91440" tIns="45720" rIns="91440" bIns="45720" numCol="1" spcCol="0" rtlCol="0" fromWordArt="0" anchor="t" anchorCtr="0" forceAA="0" compatLnSpc="1">
+                        <a:prstTxWarp prst="textNoShape">
+                          <a:avLst/>
+                        </a:prstTxWarp>
+                        <a:noAutofit/>
+                      </wps:bodyPr>
+                    </wps:wsp>
+                  </a:graphicData>
+                </a:graphic>
+                <wp14:sizeRelH relativeFrom="margin">
+                  <wp14:pctWidth>0</wp14:pctWidth>
+                </wp14:sizeRelH>
+                <wp14:sizeRelV relativeFrom="margin">
+                  <wp14:pctHeight>0</wp14:pctHeight>
+                </wp14:sizeRelV>
+              </wp:anchor>
+            </w:drawing>
+          </mc:Choice>
+          <mc:Fallback>
+            <w:pict>
+              <v:shapetype w14:anchorId="2C37A586" id="_x0000_t202" coordsize="21600,21600" o:spt="202" path="m,l,21600r21600,l21600,xe">
+                <v:stroke joinstyle="miter"/>
+                <v:path gradientshapeok="t" o:connecttype="rect"/>
+              </v:shapetype>
+              <v:shape id="Text Box 24" o:spid="_x0000_s1026" type="#_x0000_t202" style="position:absolute;margin-left:609.2pt;margin-top:-4.4pt;width:97.8pt;height:21.95pt;z-index:251747328;visibility:visible;mso-wrap-style:square;mso-width-percent:0;mso-height-percent:0;mso-wrap-distance-left:9pt;mso-wrap-distance-top:0;mso-wrap-distance-right:9pt;mso-wrap-distance-bottom:0;mso-position-horizontal:absolute;mso-position-horizontal-relative:text;mso-position-vertical:absolute;mso-position-vertical-relative:text;mso-width-percent:0;mso-height-percent:0;mso-width-relative:margin;mso-height-relative:margin;v-text-anchor:top" o:gfxdata="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" filled="f" stroked="f" strokeweight=".5pt">
+                <v:textbox>
+                  <w:txbxContent>
+                    <w:p>
+                      <w:r>
+                        <w:t>CONTAINS</w:t>
+                      </w:r>
+                    </w:p>
+                  </w:txbxContent>
+                </v:textbox>
+              </v:shape>
+            </w:pict>
+          </mc:Fallback>
+        </mc:AlternateContent>
+      </w:r>
+      <w:r>
+        <w:rPr>
+          <w:noProof/>
+        </w:rPr>
+        <mc:AlternateContent>
           <mc:Choice Requires="wpg">
             <w:drawing>
-              <wp:anchor distT="0" distB="0" distL="114300" distR="114300" simplePos="0" relativeHeight="251683840" behindDoc="0" locked="0" layoutInCell="1" allowOverlap="1" wp14:anchorId="12D1D56A" wp14:editId="793D577D">
+              <wp:anchor distT="0" distB="0" distL="114300" distR="114300" simplePos="0" relativeHeight="251683840" behindDoc="0" locked="0" layoutInCell="1" allowOverlap="1" wp14:anchorId="12D1D56A" wp14:editId="41163CE5">
                 <wp:simplePos x="0" y="0"/>
                 <wp:positionH relativeFrom="column">
-                  <wp:posOffset>-581025</wp:posOffset>
+                  <wp:posOffset>9372600</wp:posOffset>
                 </wp:positionH>
                 <wp:positionV relativeFrom="paragraph">
-                  <wp:posOffset>2343150</wp:posOffset>
+                  <wp:posOffset>-139331</wp:posOffset>
                 </wp:positionV>
                 <wp:extent cx="1785620" cy="2412986"/>
                 <wp:effectExtent l="0" t="0" r="24130" b="26035"/>
@@ -173,8 +258,13 @@
                               <w:pPr>
                                 <w:spacing w:after="0"/>
                               </w:pPr>
-                              <w:r>
-                                <w:t>CatergoryID (PK)</w:t>
+                              <w:proofErr w:type="spellStart"/>
+                              <w:r>
+                                <w:t>CatergoryID</w:t>
+                              </w:r>
+                              <w:proofErr w:type="spellEnd"/>
+                              <w:r>
+                                <w:t xml:space="preserve"> (PK)</w:t>
                               </w:r>
                             </w:p>
                             <w:p>
@@ -189,8 +279,13 @@
                               <w:pPr>
                                 <w:spacing w:after="0"/>
                               </w:pPr>
-                              <w:r>
-                                <w:t>EventID (</w:t>
+                              <w:proofErr w:type="spellStart"/>
+                              <w:r>
+                                <w:t>EventID</w:t>
+                              </w:r>
+                              <w:proofErr w:type="spellEnd"/>
+                              <w:r>
+                                <w:t xml:space="preserve"> (</w:t>
                               </w:r>
                               <w:r>
                                 <w:t>F</w:t>
@@ -221,18 +316,14 @@
           </mc:Choice>
           <mc:Fallback>
             <w:pict>
-              <v:group w14:anchorId="12D1D56A" id="Group 9" o:spid="_x0000_s1026" style="position:absolute;margin-left:-45.75pt;margin-top:184.5pt;width:140.6pt;height:190pt;z-index:251683840" coordsize="17856,24129" o:gfxdata="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">
-                <v:group id="Group 6" o:spid="_x0000_s1027" style="position:absolute;width:17856;height:24129" coordsize="17856,24129" o:gfxdata="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">
-                  <v:rect id="Rectangle 1" o:spid="_x0000_s1028" style="position:absolute;width:17856;height:24129;visibility:visible;mso-wrap-style:square;v-text-anchor:middle" o:gfxdata="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" filled="f" strokecolor="black [3213]" strokeweight="1pt"/>
-                  <v:line id="Straight Connector 5" o:spid="_x0000_s1029" style="position:absolute;visibility:visible;mso-wrap-style:square" from="0,3934" to="17856,3934" o:connectortype="straight" o:gfxdata="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" strokecolor="black [3200]" strokeweight=".5pt">
+              <v:group w14:anchorId="12D1D56A" id="Group 9" o:spid="_x0000_s1027" style="position:absolute;margin-left:738pt;margin-top:-10.95pt;width:140.6pt;height:190pt;z-index:251683840" coordsize="17856,24129" o:gfxdata="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">
+                <v:group id="Group 6" o:spid="_x0000_s1028" style="position:absolute;width:17856;height:24129" coordsize="17856,24129" o:gfxdata="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">
+                  <v:rect id="Rectangle 1" o:spid="_x0000_s1029" style="position:absolute;width:17856;height:24129;visibility:visible;mso-wrap-style:square;v-text-anchor:middle" o:gfxdata="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" filled="f" strokecolor="black [3213]" strokeweight="1pt"/>
+                  <v:line id="Straight Connector 5" o:spid="_x0000_s1030" style="position:absolute;visibility:visible;mso-wrap-style:square" from="0,3934" to="17856,3934" o:connectortype="straight" o:gfxdata="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" strokecolor="black [3200]" strokeweight=".5pt">
                     <v:stroke joinstyle="miter"/>
                   </v:line>
                 </v:group>
-                <v:shapetype id="_x0000_t202" coordsize="21600,21600" o:spt="202" path="m,l,21600r21600,l21600,xe">
-                  <v:stroke joinstyle="miter"/>
-                  <v:path gradientshapeok="t" o:connecttype="rect"/>
-                </v:shapetype>
-                <v:shape id="_x0000_s1030" type="#_x0000_t202" style="position:absolute;left:1714;width:15311;height:3295;visibility:visible;mso-wrap-style:square;v-text-anchor:top" o:gfxdata="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" filled="f" stroked="f" strokeweight=".5pt">
+                <v:shape id="Text Box 8" o:spid="_x0000_s1031" type="#_x0000_t202" style="position:absolute;left:1714;width:15311;height:3295;visibility:visible;mso-wrap-style:square;v-text-anchor:top" o:gfxdata="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" filled="f" stroked="f" strokeweight=".5pt">
                   <v:textbox>
                     <w:txbxContent>
                       <w:p>
@@ -246,15 +337,20 @@
                     </w:txbxContent>
                   </v:textbox>
                 </v:shape>
-                <v:shape id="_x0000_s1031" type="#_x0000_t202" style="position:absolute;top:4381;width:17224;height:18501;visibility:visible;mso-wrap-style:square;v-text-anchor:top" o:gfxdata="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" filled="f" stroked="f" strokeweight=".5pt">
+                <v:shape id="Text Box 7" o:spid="_x0000_s1032" type="#_x0000_t202" style="position:absolute;top:4381;width:17224;height:18501;visibility:visible;mso-wrap-style:square;v-text-anchor:top" o:gfxdata="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" filled="f" stroked="f" strokeweight=".5pt">
                   <v:textbox>
                     <w:txbxContent>
                       <w:p>
                         <w:pPr>
                           <w:spacing w:after="0"/>
                         </w:pPr>
-                        <w:r>
-                          <w:t>CatergoryID (PK)</w:t>
+                        <w:proofErr w:type="spellStart"/>
+                        <w:r>
+                          <w:t>CatergoryID</w:t>
+                        </w:r>
+                        <w:proofErr w:type="spellEnd"/>
+                        <w:r>
+                          <w:t xml:space="preserve"> (PK)</w:t>
                         </w:r>
                       </w:p>
                       <w:p>
@@ -269,8 +365,13 @@
                         <w:pPr>
                           <w:spacing w:after="0"/>
                         </w:pPr>
-                        <w:r>
-                          <w:t>EventID (</w:t>
+                        <w:proofErr w:type="spellStart"/>
+                        <w:r>
+                          <w:t>EventID</w:t>
+                        </w:r>
+                        <w:proofErr w:type="spellEnd"/>
+                        <w:r>
+                          <w:t xml:space="preserve"> (</w:t>
                         </w:r>
                         <w:r>
                           <w:t>F</w:t>
@@ -279,6 +380,2620 @@
                           <w:t>K)</w:t>
                         </w:r>
                       </w:p>
+                      <w:p>
+                        <w:pPr>
+                          <w:spacing w:after="0"/>
+                        </w:pPr>
+                      </w:p>
+                    </w:txbxContent>
+                  </v:textbox>
+                </v:shape>
+              </v:group>
+            </w:pict>
+          </mc:Fallback>
+        </mc:AlternateContent>
+      </w:r>
+      <w:r>
+        <w:rPr>
+          <w:noProof/>
+        </w:rPr>
+        <mc:AlternateContent>
+          <mc:Choice Requires="wps">
+            <w:drawing>
+              <wp:anchor distT="0" distB="0" distL="114300" distR="114300" simplePos="0" relativeHeight="251745280" behindDoc="0" locked="0" layoutInCell="1" allowOverlap="1" wp14:anchorId="5FA9ACE3" wp14:editId="494BD131">
+                <wp:simplePos x="0" y="0"/>
+                <wp:positionH relativeFrom="column">
+                  <wp:posOffset>5174027</wp:posOffset>
+                </wp:positionH>
+                <wp:positionV relativeFrom="paragraph">
+                  <wp:posOffset>678805</wp:posOffset>
+                </wp:positionV>
+                <wp:extent cx="1241946" cy="279062"/>
+                <wp:effectExtent l="0" t="0" r="0" b="6985"/>
+                <wp:wrapNone/>
+                <wp:docPr id="609155236" name="Text Box 24"/>
+                <wp:cNvGraphicFramePr/>
+                <a:graphic xmlns:a="http://schemas.openxmlformats.org/drawingml/2006/main">
+                  <a:graphicData uri="http://schemas.microsoft.com/office/word/2010/wordprocessingShape">
+                    <wps:wsp>
+                      <wps:cNvSpPr txBox="1"/>
+                      <wps:spPr>
+                        <a:xfrm>
+                          <a:off x="0" y="0"/>
+                          <a:ext cx="1241946" cy="279062"/>
+                        </a:xfrm>
+                        <a:prstGeom prst="rect">
+                          <a:avLst/>
+                        </a:prstGeom>
+                        <a:noFill/>
+                        <a:ln w="6350">
+                          <a:noFill/>
+                        </a:ln>
+                      </wps:spPr>
+                      <wps:txbx>
+                        <w:txbxContent>
+                          <w:p>
+                            <w:r>
+                              <w:t>MANAGE</w:t>
+                            </w:r>
+                            <w:r>
+                              <w:t>D</w:t>
+                            </w:r>
+                          </w:p>
+                        </w:txbxContent>
+                      </wps:txbx>
+                      <wps:bodyPr rot="0" spcFirstLastPara="0" vertOverflow="overflow" horzOverflow="overflow" vert="horz" wrap="square" lIns="91440" tIns="45720" rIns="91440" bIns="45720" numCol="1" spcCol="0" rtlCol="0" fromWordArt="0" anchor="t" anchorCtr="0" forceAA="0" compatLnSpc="1">
+                        <a:prstTxWarp prst="textNoShape">
+                          <a:avLst/>
+                        </a:prstTxWarp>
+                        <a:noAutofit/>
+                      </wps:bodyPr>
+                    </wps:wsp>
+                  </a:graphicData>
+                </a:graphic>
+                <wp14:sizeRelH relativeFrom="margin">
+                  <wp14:pctWidth>0</wp14:pctWidth>
+                </wp14:sizeRelH>
+                <wp14:sizeRelV relativeFrom="margin">
+                  <wp14:pctHeight>0</wp14:pctHeight>
+                </wp14:sizeRelV>
+              </wp:anchor>
+            </w:drawing>
+          </mc:Choice>
+          <mc:Fallback>
+            <w:pict>
+              <v:shape w14:anchorId="5FA9ACE3" id="_x0000_s1033" type="#_x0000_t202" style="position:absolute;margin-left:407.4pt;margin-top:53.45pt;width:97.8pt;height:21.95pt;z-index:251745280;visibility:visible;mso-wrap-style:square;mso-width-percent:0;mso-height-percent:0;mso-wrap-distance-left:9pt;mso-wrap-distance-top:0;mso-wrap-distance-right:9pt;mso-wrap-distance-bottom:0;mso-position-horizontal:absolute;mso-position-horizontal-relative:text;mso-position-vertical:absolute;mso-position-vertical-relative:text;mso-width-percent:0;mso-height-percent:0;mso-width-relative:margin;mso-height-relative:margin;v-text-anchor:top" o:gfxdata="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" filled="f" stroked="f" strokeweight=".5pt">
+                <v:textbox>
+                  <w:txbxContent>
+                    <w:p>
+                      <w:r>
+                        <w:t>MANAGE</w:t>
+                      </w:r>
+                      <w:r>
+                        <w:t>D</w:t>
+                      </w:r>
+                    </w:p>
+                  </w:txbxContent>
+                </v:textbox>
+              </v:shape>
+            </w:pict>
+          </mc:Fallback>
+        </mc:AlternateContent>
+      </w:r>
+      <w:r>
+        <w:rPr>
+          <w:noProof/>
+        </w:rPr>
+        <mc:AlternateContent>
+          <mc:Choice Requires="wps">
+            <w:drawing>
+              <wp:anchor distT="0" distB="0" distL="114300" distR="114300" simplePos="0" relativeHeight="251743232" behindDoc="0" locked="0" layoutInCell="1" allowOverlap="1" wp14:anchorId="003B8EAD" wp14:editId="5842F79E">
+                <wp:simplePos x="0" y="0"/>
+                <wp:positionH relativeFrom="column">
+                  <wp:posOffset>4757215</wp:posOffset>
+                </wp:positionH>
+                <wp:positionV relativeFrom="paragraph">
+                  <wp:posOffset>-134649</wp:posOffset>
+                </wp:positionV>
+                <wp:extent cx="1241946" cy="279062"/>
+                <wp:effectExtent l="0" t="0" r="0" b="6985"/>
+                <wp:wrapNone/>
+                <wp:docPr id="962084778" name="Text Box 24"/>
+                <wp:cNvGraphicFramePr/>
+                <a:graphic xmlns:a="http://schemas.openxmlformats.org/drawingml/2006/main">
+                  <a:graphicData uri="http://schemas.microsoft.com/office/word/2010/wordprocessingShape">
+                    <wps:wsp>
+                      <wps:cNvSpPr txBox="1"/>
+                      <wps:spPr>
+                        <a:xfrm>
+                          <a:off x="0" y="0"/>
+                          <a:ext cx="1241946" cy="279062"/>
+                        </a:xfrm>
+                        <a:prstGeom prst="rect">
+                          <a:avLst/>
+                        </a:prstGeom>
+                        <a:noFill/>
+                        <a:ln w="6350">
+                          <a:noFill/>
+                        </a:ln>
+                      </wps:spPr>
+                      <wps:txbx>
+                        <w:txbxContent>
+                          <w:p>
+                            <w:r>
+                              <w:t>MANAGES</w:t>
+                            </w:r>
+                          </w:p>
+                        </w:txbxContent>
+                      </wps:txbx>
+                      <wps:bodyPr rot="0" spcFirstLastPara="0" vertOverflow="overflow" horzOverflow="overflow" vert="horz" wrap="square" lIns="91440" tIns="45720" rIns="91440" bIns="45720" numCol="1" spcCol="0" rtlCol="0" fromWordArt="0" anchor="t" anchorCtr="0" forceAA="0" compatLnSpc="1">
+                        <a:prstTxWarp prst="textNoShape">
+                          <a:avLst/>
+                        </a:prstTxWarp>
+                        <a:noAutofit/>
+                      </wps:bodyPr>
+                    </wps:wsp>
+                  </a:graphicData>
+                </a:graphic>
+                <wp14:sizeRelH relativeFrom="margin">
+                  <wp14:pctWidth>0</wp14:pctWidth>
+                </wp14:sizeRelH>
+                <wp14:sizeRelV relativeFrom="margin">
+                  <wp14:pctHeight>0</wp14:pctHeight>
+                </wp14:sizeRelV>
+              </wp:anchor>
+            </w:drawing>
+          </mc:Choice>
+          <mc:Fallback>
+            <w:pict>
+              <v:shape w14:anchorId="003B8EAD" id="_x0000_s1034" type="#_x0000_t202" style="position:absolute;margin-left:374.6pt;margin-top:-10.6pt;width:97.8pt;height:21.95pt;z-index:251743232;visibility:visible;mso-wrap-style:square;mso-width-percent:0;mso-height-percent:0;mso-wrap-distance-left:9pt;mso-wrap-distance-top:0;mso-wrap-distance-right:9pt;mso-wrap-distance-bottom:0;mso-position-horizontal:absolute;mso-position-horizontal-relative:text;mso-position-vertical:absolute;mso-position-vertical-relative:text;mso-width-percent:0;mso-height-percent:0;mso-width-relative:margin;mso-height-relative:margin;v-text-anchor:top" o:gfxdata="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" filled="f" stroked="f" strokeweight=".5pt">
+                <v:textbox>
+                  <w:txbxContent>
+                    <w:p>
+                      <w:r>
+                        <w:t>MANAGES</w:t>
+                      </w:r>
+                    </w:p>
+                  </w:txbxContent>
+                </v:textbox>
+              </v:shape>
+            </w:pict>
+          </mc:Fallback>
+        </mc:AlternateContent>
+      </w:r>
+      <w:r>
+        <w:rPr>
+          <w:noProof/>
+        </w:rPr>
+        <mc:AlternateContent>
+          <mc:Choice Requires="wps">
+            <w:drawing>
+              <wp:anchor distT="0" distB="0" distL="114300" distR="114300" simplePos="0" relativeHeight="251741184" behindDoc="0" locked="0" layoutInCell="1" allowOverlap="1" wp14:anchorId="599E03EE" wp14:editId="350A0B5A">
+                <wp:simplePos x="0" y="0"/>
+                <wp:positionH relativeFrom="column">
+                  <wp:posOffset>-496977</wp:posOffset>
+                </wp:positionH>
+                <wp:positionV relativeFrom="paragraph">
+                  <wp:posOffset>3117461</wp:posOffset>
+                </wp:positionV>
+                <wp:extent cx="1241946" cy="279062"/>
+                <wp:effectExtent l="0" t="0" r="0" b="6985"/>
+                <wp:wrapNone/>
+                <wp:docPr id="1176665185" name="Text Box 24"/>
+                <wp:cNvGraphicFramePr/>
+                <a:graphic xmlns:a="http://schemas.openxmlformats.org/drawingml/2006/main">
+                  <a:graphicData uri="http://schemas.microsoft.com/office/word/2010/wordprocessingShape">
+                    <wps:wsp>
+                      <wps:cNvSpPr txBox="1"/>
+                      <wps:spPr>
+                        <a:xfrm>
+                          <a:off x="0" y="0"/>
+                          <a:ext cx="1241946" cy="279062"/>
+                        </a:xfrm>
+                        <a:prstGeom prst="rect">
+                          <a:avLst/>
+                        </a:prstGeom>
+                        <a:noFill/>
+                        <a:ln w="6350">
+                          <a:noFill/>
+                        </a:ln>
+                      </wps:spPr>
+                      <wps:txbx>
+                        <w:txbxContent>
+                          <w:p>
+                            <w:r>
+                              <w:t>REGISTERS</w:t>
+                            </w:r>
+                          </w:p>
+                        </w:txbxContent>
+                      </wps:txbx>
+                      <wps:bodyPr rot="0" spcFirstLastPara="0" vertOverflow="overflow" horzOverflow="overflow" vert="horz" wrap="square" lIns="91440" tIns="45720" rIns="91440" bIns="45720" numCol="1" spcCol="0" rtlCol="0" fromWordArt="0" anchor="t" anchorCtr="0" forceAA="0" compatLnSpc="1">
+                        <a:prstTxWarp prst="textNoShape">
+                          <a:avLst/>
+                        </a:prstTxWarp>
+                        <a:noAutofit/>
+                      </wps:bodyPr>
+                    </wps:wsp>
+                  </a:graphicData>
+                </a:graphic>
+                <wp14:sizeRelH relativeFrom="margin">
+                  <wp14:pctWidth>0</wp14:pctWidth>
+                </wp14:sizeRelH>
+                <wp14:sizeRelV relativeFrom="margin">
+                  <wp14:pctHeight>0</wp14:pctHeight>
+                </wp14:sizeRelV>
+              </wp:anchor>
+            </w:drawing>
+          </mc:Choice>
+          <mc:Fallback>
+            <w:pict>
+              <v:shape w14:anchorId="599E03EE" id="_x0000_s1035" type="#_x0000_t202" style="position:absolute;margin-left:-39.15pt;margin-top:245.45pt;width:97.8pt;height:21.95pt;z-index:251741184;visibility:visible;mso-wrap-style:square;mso-width-percent:0;mso-height-percent:0;mso-wrap-distance-left:9pt;mso-wrap-distance-top:0;mso-wrap-distance-right:9pt;mso-wrap-distance-bottom:0;mso-position-horizontal:absolute;mso-position-horizontal-relative:text;mso-position-vertical:absolute;mso-position-vertical-relative:text;mso-width-percent:0;mso-height-percent:0;mso-width-relative:margin;mso-height-relative:margin;v-text-anchor:top" o:gfxdata="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" filled="f" stroked="f" strokeweight=".5pt">
+                <v:textbox>
+                  <w:txbxContent>
+                    <w:p>
+                      <w:r>
+                        <w:t>REGISTERS</w:t>
+                      </w:r>
+                    </w:p>
+                  </w:txbxContent>
+                </v:textbox>
+              </v:shape>
+            </w:pict>
+          </mc:Fallback>
+        </mc:AlternateContent>
+      </w:r>
+      <w:r>
+        <w:rPr>
+          <w:noProof/>
+        </w:rPr>
+        <mc:AlternateContent>
+          <mc:Choice Requires="wps">
+            <w:drawing>
+              <wp:anchor distT="0" distB="0" distL="114300" distR="114300" simplePos="0" relativeHeight="251740160" behindDoc="0" locked="0" layoutInCell="1" allowOverlap="1" wp14:anchorId="061E157F" wp14:editId="63CDC658">
+                <wp:simplePos x="0" y="0"/>
+                <wp:positionH relativeFrom="column">
+                  <wp:posOffset>-627371</wp:posOffset>
+                </wp:positionH>
+                <wp:positionV relativeFrom="paragraph">
+                  <wp:posOffset>2248222</wp:posOffset>
+                </wp:positionV>
+                <wp:extent cx="1241425" cy="278765"/>
+                <wp:effectExtent l="0" t="0" r="0" b="6985"/>
+                <wp:wrapNone/>
+                <wp:docPr id="1864422813" name="Text Box 24"/>
+                <wp:cNvGraphicFramePr/>
+                <a:graphic xmlns:a="http://schemas.openxmlformats.org/drawingml/2006/main">
+                  <a:graphicData uri="http://schemas.microsoft.com/office/word/2010/wordprocessingShape">
+                    <wps:wsp>
+                      <wps:cNvSpPr txBox="1"/>
+                      <wps:spPr>
+                        <a:xfrm>
+                          <a:off x="0" y="0"/>
+                          <a:ext cx="1241425" cy="278765"/>
+                        </a:xfrm>
+                        <a:prstGeom prst="rect">
+                          <a:avLst/>
+                        </a:prstGeom>
+                        <a:noFill/>
+                        <a:ln w="6350">
+                          <a:noFill/>
+                        </a:ln>
+                      </wps:spPr>
+                      <wps:txbx>
+                        <w:txbxContent>
+                          <w:p>
+                            <w:r>
+                              <w:t>IS REGISTERED</w:t>
+                            </w:r>
+                          </w:p>
+                        </w:txbxContent>
+                      </wps:txbx>
+                      <wps:bodyPr rot="0" spcFirstLastPara="0" vertOverflow="overflow" horzOverflow="overflow" vert="horz" wrap="square" lIns="91440" tIns="45720" rIns="91440" bIns="45720" numCol="1" spcCol="0" rtlCol="0" fromWordArt="0" anchor="t" anchorCtr="0" forceAA="0" compatLnSpc="1">
+                        <a:prstTxWarp prst="textNoShape">
+                          <a:avLst/>
+                        </a:prstTxWarp>
+                        <a:noAutofit/>
+                      </wps:bodyPr>
+                    </wps:wsp>
+                  </a:graphicData>
+                </a:graphic>
+                <wp14:sizeRelH relativeFrom="margin">
+                  <wp14:pctWidth>0</wp14:pctWidth>
+                </wp14:sizeRelH>
+                <wp14:sizeRelV relativeFrom="margin">
+                  <wp14:pctHeight>0</wp14:pctHeight>
+                </wp14:sizeRelV>
+              </wp:anchor>
+            </w:drawing>
+          </mc:Choice>
+          <mc:Fallback>
+            <w:pict>
+              <v:shape w14:anchorId="061E157F" id="_x0000_s1036" type="#_x0000_t202" style="position:absolute;margin-left:-49.4pt;margin-top:177.05pt;width:97.75pt;height:21.95pt;z-index:251740160;visibility:visible;mso-wrap-style:square;mso-width-percent:0;mso-height-percent:0;mso-wrap-distance-left:9pt;mso-wrap-distance-top:0;mso-wrap-distance-right:9pt;mso-wrap-distance-bottom:0;mso-position-horizontal:absolute;mso-position-horizontal-relative:text;mso-position-vertical:absolute;mso-position-vertical-relative:text;mso-width-percent:0;mso-height-percent:0;mso-width-relative:margin;mso-height-relative:margin;v-text-anchor:top" o:gfxdata="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" filled="f" stroked="f" strokeweight=".5pt">
+                <v:textbox>
+                  <w:txbxContent>
+                    <w:p>
+                      <w:r>
+                        <w:t>IS REGISTERED</w:t>
+                      </w:r>
+                    </w:p>
+                  </w:txbxContent>
+                </v:textbox>
+              </v:shape>
+            </w:pict>
+          </mc:Fallback>
+        </mc:AlternateContent>
+      </w:r>
+      <w:r>
+        <w:rPr>
+          <w:noProof/>
+        </w:rPr>
+        <mc:AlternateContent>
+          <mc:Choice Requires="wps">
+            <w:drawing>
+              <wp:anchor distT="0" distB="0" distL="114300" distR="114300" simplePos="0" relativeHeight="251738112" behindDoc="0" locked="0" layoutInCell="1" allowOverlap="1" wp14:anchorId="48A358E0" wp14:editId="7774D794">
+                <wp:simplePos x="0" y="0"/>
+                <wp:positionH relativeFrom="column">
+                  <wp:posOffset>2126843</wp:posOffset>
+                </wp:positionH>
+                <wp:positionV relativeFrom="paragraph">
+                  <wp:posOffset>542290</wp:posOffset>
+                </wp:positionV>
+                <wp:extent cx="1241946" cy="279062"/>
+                <wp:effectExtent l="0" t="0" r="0" b="6985"/>
+                <wp:wrapNone/>
+                <wp:docPr id="235885115" name="Text Box 24"/>
+                <wp:cNvGraphicFramePr/>
+                <a:graphic xmlns:a="http://schemas.openxmlformats.org/drawingml/2006/main">
+                  <a:graphicData uri="http://schemas.microsoft.com/office/word/2010/wordprocessingShape">
+                    <wps:wsp>
+                      <wps:cNvSpPr txBox="1"/>
+                      <wps:spPr>
+                        <a:xfrm>
+                          <a:off x="0" y="0"/>
+                          <a:ext cx="1241946" cy="279062"/>
+                        </a:xfrm>
+                        <a:prstGeom prst="rect">
+                          <a:avLst/>
+                        </a:prstGeom>
+                        <a:noFill/>
+                        <a:ln w="6350">
+                          <a:noFill/>
+                        </a:ln>
+                      </wps:spPr>
+                      <wps:txbx>
+                        <w:txbxContent>
+                          <w:p>
+                            <w:r>
+                              <w:t>REGISTER</w:t>
+                            </w:r>
+                            <w:r>
+                              <w:t>S</w:t>
+                            </w:r>
+                          </w:p>
+                        </w:txbxContent>
+                      </wps:txbx>
+                      <wps:bodyPr rot="0" spcFirstLastPara="0" vertOverflow="overflow" horzOverflow="overflow" vert="horz" wrap="square" lIns="91440" tIns="45720" rIns="91440" bIns="45720" numCol="1" spcCol="0" rtlCol="0" fromWordArt="0" anchor="t" anchorCtr="0" forceAA="0" compatLnSpc="1">
+                        <a:prstTxWarp prst="textNoShape">
+                          <a:avLst/>
+                        </a:prstTxWarp>
+                        <a:noAutofit/>
+                      </wps:bodyPr>
+                    </wps:wsp>
+                  </a:graphicData>
+                </a:graphic>
+                <wp14:sizeRelH relativeFrom="margin">
+                  <wp14:pctWidth>0</wp14:pctWidth>
+                </wp14:sizeRelH>
+                <wp14:sizeRelV relativeFrom="margin">
+                  <wp14:pctHeight>0</wp14:pctHeight>
+                </wp14:sizeRelV>
+              </wp:anchor>
+            </w:drawing>
+          </mc:Choice>
+          <mc:Fallback>
+            <w:pict>
+              <v:shape w14:anchorId="48A358E0" id="_x0000_s1037" type="#_x0000_t202" style="position:absolute;margin-left:167.45pt;margin-top:42.7pt;width:97.8pt;height:21.95pt;z-index:251738112;visibility:visible;mso-wrap-style:square;mso-width-percent:0;mso-height-percent:0;mso-wrap-distance-left:9pt;mso-wrap-distance-top:0;mso-wrap-distance-right:9pt;mso-wrap-distance-bottom:0;mso-position-horizontal:absolute;mso-position-horizontal-relative:text;mso-position-vertical:absolute;mso-position-vertical-relative:text;mso-width-percent:0;mso-height-percent:0;mso-width-relative:margin;mso-height-relative:margin;v-text-anchor:top" o:gfxdata="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" filled="f" stroked="f" strokeweight=".5pt">
+                <v:textbox>
+                  <w:txbxContent>
+                    <w:p>
+                      <w:r>
+                        <w:t>REGISTER</w:t>
+                      </w:r>
+                      <w:r>
+                        <w:t>S</w:t>
+                      </w:r>
+                    </w:p>
+                  </w:txbxContent>
+                </v:textbox>
+              </v:shape>
+            </w:pict>
+          </mc:Fallback>
+        </mc:AlternateContent>
+      </w:r>
+      <w:r>
+        <w:rPr>
+          <w:noProof/>
+        </w:rPr>
+        <mc:AlternateContent>
+          <mc:Choice Requires="wps">
+            <w:drawing>
+              <wp:anchor distT="0" distB="0" distL="114300" distR="114300" simplePos="0" relativeHeight="251736064" behindDoc="0" locked="0" layoutInCell="1" allowOverlap="1" wp14:anchorId="0A0327F8" wp14:editId="074C6E27">
+                <wp:simplePos x="0" y="0"/>
+                <wp:positionH relativeFrom="column">
+                  <wp:posOffset>1368724</wp:posOffset>
+                </wp:positionH>
+                <wp:positionV relativeFrom="paragraph">
+                  <wp:posOffset>-76638</wp:posOffset>
+                </wp:positionV>
+                <wp:extent cx="1241946" cy="279062"/>
+                <wp:effectExtent l="0" t="0" r="0" b="6985"/>
+                <wp:wrapNone/>
+                <wp:docPr id="520695213" name="Text Box 24"/>
+                <wp:cNvGraphicFramePr/>
+                <a:graphic xmlns:a="http://schemas.openxmlformats.org/drawingml/2006/main">
+                  <a:graphicData uri="http://schemas.microsoft.com/office/word/2010/wordprocessingShape">
+                    <wps:wsp>
+                      <wps:cNvSpPr txBox="1"/>
+                      <wps:spPr>
+                        <a:xfrm>
+                          <a:off x="0" y="0"/>
+                          <a:ext cx="1241946" cy="279062"/>
+                        </a:xfrm>
+                        <a:prstGeom prst="rect">
+                          <a:avLst/>
+                        </a:prstGeom>
+                        <a:noFill/>
+                        <a:ln w="6350">
+                          <a:noFill/>
+                        </a:ln>
+                      </wps:spPr>
+                      <wps:txbx>
+                        <w:txbxContent>
+                          <w:p>
+                            <w:r>
+                              <w:t>IS REGISTERED</w:t>
+                            </w:r>
+                          </w:p>
+                        </w:txbxContent>
+                      </wps:txbx>
+                      <wps:bodyPr rot="0" spcFirstLastPara="0" vertOverflow="overflow" horzOverflow="overflow" vert="horz" wrap="square" lIns="91440" tIns="45720" rIns="91440" bIns="45720" numCol="1" spcCol="0" rtlCol="0" fromWordArt="0" anchor="t" anchorCtr="0" forceAA="0" compatLnSpc="1">
+                        <a:prstTxWarp prst="textNoShape">
+                          <a:avLst/>
+                        </a:prstTxWarp>
+                        <a:noAutofit/>
+                      </wps:bodyPr>
+                    </wps:wsp>
+                  </a:graphicData>
+                </a:graphic>
+                <wp14:sizeRelH relativeFrom="margin">
+                  <wp14:pctWidth>0</wp14:pctWidth>
+                </wp14:sizeRelH>
+                <wp14:sizeRelV relativeFrom="margin">
+                  <wp14:pctHeight>0</wp14:pctHeight>
+                </wp14:sizeRelV>
+              </wp:anchor>
+            </w:drawing>
+          </mc:Choice>
+          <mc:Fallback>
+            <w:pict>
+              <v:shape w14:anchorId="0A0327F8" id="_x0000_s1038" type="#_x0000_t202" style="position:absolute;margin-left:107.75pt;margin-top:-6.05pt;width:97.8pt;height:21.95pt;z-index:251736064;visibility:visible;mso-wrap-style:square;mso-width-percent:0;mso-height-percent:0;mso-wrap-distance-left:9pt;mso-wrap-distance-top:0;mso-wrap-distance-right:9pt;mso-wrap-distance-bottom:0;mso-position-horizontal:absolute;mso-position-horizontal-relative:text;mso-position-vertical:absolute;mso-position-vertical-relative:text;mso-width-percent:0;mso-height-percent:0;mso-width-relative:margin;mso-height-relative:margin;v-text-anchor:top" o:gfxdata="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" filled="f" stroked="f" strokeweight=".5pt">
+                <v:textbox>
+                  <w:txbxContent>
+                    <w:p>
+                      <w:r>
+                        <w:t>IS REGISTERED</w:t>
+                      </w:r>
+                    </w:p>
+                  </w:txbxContent>
+                </v:textbox>
+              </v:shape>
+            </w:pict>
+          </mc:Fallback>
+        </mc:AlternateContent>
+      </w:r>
+      <w:r>
+        <w:rPr>
+          <w:noProof/>
+        </w:rPr>
+        <mc:AlternateContent>
+          <mc:Choice Requires="wps">
+            <w:drawing>
+              <wp:anchor distT="0" distB="0" distL="114300" distR="114300" simplePos="0" relativeHeight="251735040" behindDoc="0" locked="0" layoutInCell="1" allowOverlap="1" wp14:anchorId="03609A67" wp14:editId="73F26A3C">
+                <wp:simplePos x="0" y="0"/>
+                <wp:positionH relativeFrom="column">
+                  <wp:posOffset>6852276</wp:posOffset>
+                </wp:positionH>
+                <wp:positionV relativeFrom="paragraph">
+                  <wp:posOffset>3208788</wp:posOffset>
+                </wp:positionV>
+                <wp:extent cx="504787" cy="259307"/>
+                <wp:effectExtent l="0" t="0" r="0" b="7620"/>
+                <wp:wrapNone/>
+                <wp:docPr id="484285985" name="Text Box 23"/>
+                <wp:cNvGraphicFramePr/>
+                <a:graphic xmlns:a="http://schemas.openxmlformats.org/drawingml/2006/main">
+                  <a:graphicData uri="http://schemas.microsoft.com/office/word/2010/wordprocessingShape">
+                    <wps:wsp>
+                      <wps:cNvSpPr txBox="1"/>
+                      <wps:spPr>
+                        <a:xfrm>
+                          <a:off x="0" y="0"/>
+                          <a:ext cx="504787" cy="259307"/>
+                        </a:xfrm>
+                        <a:prstGeom prst="rect">
+                          <a:avLst/>
+                        </a:prstGeom>
+                        <a:noFill/>
+                        <a:ln w="6350">
+                          <a:noFill/>
+                        </a:ln>
+                      </wps:spPr>
+                      <wps:txbx>
+                        <w:txbxContent>
+                          <w:p>
+                            <w:proofErr w:type="gramStart"/>
+                            <w:r>
+                              <w:t>0..*</w:t>
+                            </w:r>
+                            <w:proofErr w:type="gramEnd"/>
+                          </w:p>
+                        </w:txbxContent>
+                      </wps:txbx>
+                      <wps:bodyPr rot="0" spcFirstLastPara="0" vertOverflow="overflow" horzOverflow="overflow" vert="horz" wrap="square" lIns="91440" tIns="45720" rIns="91440" bIns="45720" numCol="1" spcCol="0" rtlCol="0" fromWordArt="0" anchor="t" anchorCtr="0" forceAA="0" compatLnSpc="1">
+                        <a:prstTxWarp prst="textNoShape">
+                          <a:avLst/>
+                        </a:prstTxWarp>
+                        <a:noAutofit/>
+                      </wps:bodyPr>
+                    </wps:wsp>
+                  </a:graphicData>
+                </a:graphic>
+                <wp14:sizeRelH relativeFrom="margin">
+                  <wp14:pctWidth>0</wp14:pctWidth>
+                </wp14:sizeRelH>
+              </wp:anchor>
+            </w:drawing>
+          </mc:Choice>
+          <mc:Fallback>
+            <w:pict>
+              <v:shape w14:anchorId="03609A67" id="Text Box 23" o:spid="_x0000_s1039" type="#_x0000_t202" style="position:absolute;margin-left:539.55pt;margin-top:252.65pt;width:39.75pt;height:20.4pt;z-index:251735040;visibility:visible;mso-wrap-style:square;mso-width-percent:0;mso-wrap-distance-left:9pt;mso-wrap-distance-top:0;mso-wrap-distance-right:9pt;mso-wrap-distance-bottom:0;mso-position-horizontal:absolute;mso-position-horizontal-relative:text;mso-position-vertical:absolute;mso-position-vertical-relative:text;mso-width-percent:0;mso-width-relative:margin;v-text-anchor:top" o:gfxdata="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" filled="f" stroked="f" strokeweight=".5pt">
+                <v:textbox>
+                  <w:txbxContent>
+                    <w:p>
+                      <w:proofErr w:type="gramStart"/>
+                      <w:r>
+                        <w:t>0..*</w:t>
+                      </w:r>
+                      <w:proofErr w:type="gramEnd"/>
+                    </w:p>
+                  </w:txbxContent>
+                </v:textbox>
+              </v:shape>
+            </w:pict>
+          </mc:Fallback>
+        </mc:AlternateContent>
+      </w:r>
+      <w:r>
+        <w:rPr>
+          <w:noProof/>
+        </w:rPr>
+        <mc:AlternateContent>
+          <mc:Choice Requires="wps">
+            <w:drawing>
+              <wp:anchor distT="0" distB="0" distL="114300" distR="114300" simplePos="0" relativeHeight="251732992" behindDoc="0" locked="0" layoutInCell="1" allowOverlap="1" wp14:anchorId="7C1847CE" wp14:editId="2388B159">
+                <wp:simplePos x="0" y="0"/>
+                <wp:positionH relativeFrom="column">
+                  <wp:posOffset>8913865</wp:posOffset>
+                </wp:positionH>
+                <wp:positionV relativeFrom="paragraph">
+                  <wp:posOffset>4369255</wp:posOffset>
+                </wp:positionV>
+                <wp:extent cx="504787" cy="259307"/>
+                <wp:effectExtent l="0" t="0" r="0" b="7620"/>
+                <wp:wrapNone/>
+                <wp:docPr id="1784217538" name="Text Box 23"/>
+                <wp:cNvGraphicFramePr/>
+                <a:graphic xmlns:a="http://schemas.openxmlformats.org/drawingml/2006/main">
+                  <a:graphicData uri="http://schemas.microsoft.com/office/word/2010/wordprocessingShape">
+                    <wps:wsp>
+                      <wps:cNvSpPr txBox="1"/>
+                      <wps:spPr>
+                        <a:xfrm>
+                          <a:off x="0" y="0"/>
+                          <a:ext cx="504787" cy="259307"/>
+                        </a:xfrm>
+                        <a:prstGeom prst="rect">
+                          <a:avLst/>
+                        </a:prstGeom>
+                        <a:noFill/>
+                        <a:ln w="6350">
+                          <a:noFill/>
+                        </a:ln>
+                      </wps:spPr>
+                      <wps:txbx>
+                        <w:txbxContent>
+                          <w:p>
+                            <w:proofErr w:type="gramStart"/>
+                            <w:r>
+                              <w:t>0..*</w:t>
+                            </w:r>
+                            <w:proofErr w:type="gramEnd"/>
+                          </w:p>
+                        </w:txbxContent>
+                      </wps:txbx>
+                      <wps:bodyPr rot="0" spcFirstLastPara="0" vertOverflow="overflow" horzOverflow="overflow" vert="horz" wrap="square" lIns="91440" tIns="45720" rIns="91440" bIns="45720" numCol="1" spcCol="0" rtlCol="0" fromWordArt="0" anchor="t" anchorCtr="0" forceAA="0" compatLnSpc="1">
+                        <a:prstTxWarp prst="textNoShape">
+                          <a:avLst/>
+                        </a:prstTxWarp>
+                        <a:noAutofit/>
+                      </wps:bodyPr>
+                    </wps:wsp>
+                  </a:graphicData>
+                </a:graphic>
+                <wp14:sizeRelH relativeFrom="margin">
+                  <wp14:pctWidth>0</wp14:pctWidth>
+                </wp14:sizeRelH>
+              </wp:anchor>
+            </w:drawing>
+          </mc:Choice>
+          <mc:Fallback>
+            <w:pict>
+              <v:shape w14:anchorId="7C1847CE" id="_x0000_s1040" type="#_x0000_t202" style="position:absolute;margin-left:701.9pt;margin-top:344.05pt;width:39.75pt;height:20.4pt;z-index:251732992;visibility:visible;mso-wrap-style:square;mso-width-percent:0;mso-wrap-distance-left:9pt;mso-wrap-distance-top:0;mso-wrap-distance-right:9pt;mso-wrap-distance-bottom:0;mso-position-horizontal:absolute;mso-position-horizontal-relative:text;mso-position-vertical:absolute;mso-position-vertical-relative:text;mso-width-percent:0;mso-width-relative:margin;v-text-anchor:top" o:gfxdata="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" filled="f" stroked="f" strokeweight=".5pt">
+                <v:textbox>
+                  <w:txbxContent>
+                    <w:p>
+                      <w:proofErr w:type="gramStart"/>
+                      <w:r>
+                        <w:t>0..*</w:t>
+                      </w:r>
+                      <w:proofErr w:type="gramEnd"/>
+                    </w:p>
+                  </w:txbxContent>
+                </v:textbox>
+              </v:shape>
+            </w:pict>
+          </mc:Fallback>
+        </mc:AlternateContent>
+      </w:r>
+      <w:r>
+        <w:rPr>
+          <w:noProof/>
+        </w:rPr>
+        <mc:AlternateContent>
+          <mc:Choice Requires="wps">
+            <w:drawing>
+              <wp:anchor distT="0" distB="0" distL="114300" distR="114300" simplePos="0" relativeHeight="251730944" behindDoc="0" locked="0" layoutInCell="1" allowOverlap="1" wp14:anchorId="41B10A76" wp14:editId="50B7BC1D">
+                <wp:simplePos x="0" y="0"/>
+                <wp:positionH relativeFrom="column">
+                  <wp:posOffset>8909088</wp:posOffset>
+                </wp:positionH>
+                <wp:positionV relativeFrom="paragraph">
+                  <wp:posOffset>957542</wp:posOffset>
+                </wp:positionV>
+                <wp:extent cx="504787" cy="259307"/>
+                <wp:effectExtent l="0" t="0" r="0" b="7620"/>
+                <wp:wrapNone/>
+                <wp:docPr id="439057064" name="Text Box 23"/>
+                <wp:cNvGraphicFramePr/>
+                <a:graphic xmlns:a="http://schemas.openxmlformats.org/drawingml/2006/main">
+                  <a:graphicData uri="http://schemas.microsoft.com/office/word/2010/wordprocessingShape">
+                    <wps:wsp>
+                      <wps:cNvSpPr txBox="1"/>
+                      <wps:spPr>
+                        <a:xfrm>
+                          <a:off x="0" y="0"/>
+                          <a:ext cx="504787" cy="259307"/>
+                        </a:xfrm>
+                        <a:prstGeom prst="rect">
+                          <a:avLst/>
+                        </a:prstGeom>
+                        <a:noFill/>
+                        <a:ln w="6350">
+                          <a:noFill/>
+                        </a:ln>
+                      </wps:spPr>
+                      <wps:txbx>
+                        <w:txbxContent>
+                          <w:p>
+                            <w:proofErr w:type="gramStart"/>
+                            <w:r>
+                              <w:t>0..*</w:t>
+                            </w:r>
+                            <w:proofErr w:type="gramEnd"/>
+                          </w:p>
+                        </w:txbxContent>
+                      </wps:txbx>
+                      <wps:bodyPr rot="0" spcFirstLastPara="0" vertOverflow="overflow" horzOverflow="overflow" vert="horz" wrap="square" lIns="91440" tIns="45720" rIns="91440" bIns="45720" numCol="1" spcCol="0" rtlCol="0" fromWordArt="0" anchor="t" anchorCtr="0" forceAA="0" compatLnSpc="1">
+                        <a:prstTxWarp prst="textNoShape">
+                          <a:avLst/>
+                        </a:prstTxWarp>
+                        <a:noAutofit/>
+                      </wps:bodyPr>
+                    </wps:wsp>
+                  </a:graphicData>
+                </a:graphic>
+                <wp14:sizeRelH relativeFrom="margin">
+                  <wp14:pctWidth>0</wp14:pctWidth>
+                </wp14:sizeRelH>
+              </wp:anchor>
+            </w:drawing>
+          </mc:Choice>
+          <mc:Fallback>
+            <w:pict>
+              <v:shape w14:anchorId="41B10A76" id="_x0000_s1041" type="#_x0000_t202" style="position:absolute;margin-left:701.5pt;margin-top:75.4pt;width:39.75pt;height:20.4pt;z-index:251730944;visibility:visible;mso-wrap-style:square;mso-width-percent:0;mso-wrap-distance-left:9pt;mso-wrap-distance-top:0;mso-wrap-distance-right:9pt;mso-wrap-distance-bottom:0;mso-position-horizontal:absolute;mso-position-horizontal-relative:text;mso-position-vertical:absolute;mso-position-vertical-relative:text;mso-width-percent:0;mso-width-relative:margin;v-text-anchor:top" o:gfxdata="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" filled="f" stroked="f" strokeweight=".5pt">
+                <v:textbox>
+                  <w:txbxContent>
+                    <w:p>
+                      <w:proofErr w:type="gramStart"/>
+                      <w:r>
+                        <w:t>0..*</w:t>
+                      </w:r>
+                      <w:proofErr w:type="gramEnd"/>
+                    </w:p>
+                  </w:txbxContent>
+                </v:textbox>
+              </v:shape>
+            </w:pict>
+          </mc:Fallback>
+        </mc:AlternateContent>
+      </w:r>
+      <w:r>
+        <w:rPr>
+          <w:noProof/>
+        </w:rPr>
+        <mc:AlternateContent>
+          <mc:Choice Requires="wps">
+            <w:drawing>
+              <wp:anchor distT="0" distB="0" distL="114300" distR="114300" simplePos="0" relativeHeight="251728896" behindDoc="0" locked="0" layoutInCell="1" allowOverlap="1" wp14:anchorId="514EC4ED" wp14:editId="02F41151">
+                <wp:simplePos x="0" y="0"/>
+                <wp:positionH relativeFrom="column">
+                  <wp:posOffset>5635825</wp:posOffset>
+                </wp:positionH>
+                <wp:positionV relativeFrom="paragraph">
+                  <wp:posOffset>957229</wp:posOffset>
+                </wp:positionV>
+                <wp:extent cx="504787" cy="259307"/>
+                <wp:effectExtent l="0" t="0" r="0" b="7620"/>
+                <wp:wrapNone/>
+                <wp:docPr id="875954882" name="Text Box 23"/>
+                <wp:cNvGraphicFramePr/>
+                <a:graphic xmlns:a="http://schemas.openxmlformats.org/drawingml/2006/main">
+                  <a:graphicData uri="http://schemas.microsoft.com/office/word/2010/wordprocessingShape">
+                    <wps:wsp>
+                      <wps:cNvSpPr txBox="1"/>
+                      <wps:spPr>
+                        <a:xfrm>
+                          <a:off x="0" y="0"/>
+                          <a:ext cx="504787" cy="259307"/>
+                        </a:xfrm>
+                        <a:prstGeom prst="rect">
+                          <a:avLst/>
+                        </a:prstGeom>
+                        <a:noFill/>
+                        <a:ln w="6350">
+                          <a:noFill/>
+                        </a:ln>
+                      </wps:spPr>
+                      <wps:txbx>
+                        <w:txbxContent>
+                          <w:p>
+                            <w:proofErr w:type="gramStart"/>
+                            <w:r>
+                              <w:t>0..*</w:t>
+                            </w:r>
+                            <w:proofErr w:type="gramEnd"/>
+                          </w:p>
+                        </w:txbxContent>
+                      </wps:txbx>
+                      <wps:bodyPr rot="0" spcFirstLastPara="0" vertOverflow="overflow" horzOverflow="overflow" vert="horz" wrap="square" lIns="91440" tIns="45720" rIns="91440" bIns="45720" numCol="1" spcCol="0" rtlCol="0" fromWordArt="0" anchor="t" anchorCtr="0" forceAA="0" compatLnSpc="1">
+                        <a:prstTxWarp prst="textNoShape">
+                          <a:avLst/>
+                        </a:prstTxWarp>
+                        <a:noAutofit/>
+                      </wps:bodyPr>
+                    </wps:wsp>
+                  </a:graphicData>
+                </a:graphic>
+                <wp14:sizeRelH relativeFrom="margin">
+                  <wp14:pctWidth>0</wp14:pctWidth>
+                </wp14:sizeRelH>
+              </wp:anchor>
+            </w:drawing>
+          </mc:Choice>
+          <mc:Fallback>
+            <w:pict>
+              <v:shape w14:anchorId="514EC4ED" id="_x0000_s1042" type="#_x0000_t202" style="position:absolute;margin-left:443.75pt;margin-top:75.35pt;width:39.75pt;height:20.4pt;z-index:251728896;visibility:visible;mso-wrap-style:square;mso-width-percent:0;mso-wrap-distance-left:9pt;mso-wrap-distance-top:0;mso-wrap-distance-right:9pt;mso-wrap-distance-bottom:0;mso-position-horizontal:absolute;mso-position-horizontal-relative:text;mso-position-vertical:absolute;mso-position-vertical-relative:text;mso-width-percent:0;mso-width-relative:margin;v-text-anchor:top" o:gfxdata="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" filled="f" stroked="f" strokeweight=".5pt">
+                <v:textbox>
+                  <w:txbxContent>
+                    <w:p>
+                      <w:proofErr w:type="gramStart"/>
+                      <w:r>
+                        <w:t>0..*</w:t>
+                      </w:r>
+                      <w:proofErr w:type="gramEnd"/>
+                    </w:p>
+                  </w:txbxContent>
+                </v:textbox>
+              </v:shape>
+            </w:pict>
+          </mc:Fallback>
+        </mc:AlternateContent>
+      </w:r>
+      <w:r>
+        <w:rPr>
+          <w:noProof/>
+        </w:rPr>
+        <mc:AlternateContent>
+          <mc:Choice Requires="wps">
+            <w:drawing>
+              <wp:anchor distT="0" distB="0" distL="114300" distR="114300" simplePos="0" relativeHeight="251726848" behindDoc="0" locked="0" layoutInCell="1" allowOverlap="1" wp14:anchorId="332C16BC" wp14:editId="51607519">
+                <wp:simplePos x="0" y="0"/>
+                <wp:positionH relativeFrom="column">
+                  <wp:posOffset>5515704</wp:posOffset>
+                </wp:positionH>
+                <wp:positionV relativeFrom="paragraph">
+                  <wp:posOffset>4369208</wp:posOffset>
+                </wp:positionV>
+                <wp:extent cx="504787" cy="259307"/>
+                <wp:effectExtent l="0" t="0" r="0" b="7620"/>
+                <wp:wrapNone/>
+                <wp:docPr id="776404243" name="Text Box 23"/>
+                <wp:cNvGraphicFramePr/>
+                <a:graphic xmlns:a="http://schemas.openxmlformats.org/drawingml/2006/main">
+                  <a:graphicData uri="http://schemas.microsoft.com/office/word/2010/wordprocessingShape">
+                    <wps:wsp>
+                      <wps:cNvSpPr txBox="1"/>
+                      <wps:spPr>
+                        <a:xfrm>
+                          <a:off x="0" y="0"/>
+                          <a:ext cx="504787" cy="259307"/>
+                        </a:xfrm>
+                        <a:prstGeom prst="rect">
+                          <a:avLst/>
+                        </a:prstGeom>
+                        <a:noFill/>
+                        <a:ln w="6350">
+                          <a:noFill/>
+                        </a:ln>
+                      </wps:spPr>
+                      <wps:txbx>
+                        <w:txbxContent>
+                          <w:p>
+                            <w:proofErr w:type="gramStart"/>
+                            <w:r>
+                              <w:t>0..</w:t>
+                            </w:r>
+                            <w:r>
+                              <w:t>*</w:t>
+                            </w:r>
+                            <w:proofErr w:type="gramEnd"/>
+                          </w:p>
+                        </w:txbxContent>
+                      </wps:txbx>
+                      <wps:bodyPr rot="0" spcFirstLastPara="0" vertOverflow="overflow" horzOverflow="overflow" vert="horz" wrap="square" lIns="91440" tIns="45720" rIns="91440" bIns="45720" numCol="1" spcCol="0" rtlCol="0" fromWordArt="0" anchor="t" anchorCtr="0" forceAA="0" compatLnSpc="1">
+                        <a:prstTxWarp prst="textNoShape">
+                          <a:avLst/>
+                        </a:prstTxWarp>
+                        <a:noAutofit/>
+                      </wps:bodyPr>
+                    </wps:wsp>
+                  </a:graphicData>
+                </a:graphic>
+                <wp14:sizeRelH relativeFrom="margin">
+                  <wp14:pctWidth>0</wp14:pctWidth>
+                </wp14:sizeRelH>
+              </wp:anchor>
+            </w:drawing>
+          </mc:Choice>
+          <mc:Fallback>
+            <w:pict>
+              <v:shape w14:anchorId="332C16BC" id="_x0000_s1043" type="#_x0000_t202" style="position:absolute;margin-left:434.3pt;margin-top:344.05pt;width:39.75pt;height:20.4pt;z-index:251726848;visibility:visible;mso-wrap-style:square;mso-width-percent:0;mso-wrap-distance-left:9pt;mso-wrap-distance-top:0;mso-wrap-distance-right:9pt;mso-wrap-distance-bottom:0;mso-position-horizontal:absolute;mso-position-horizontal-relative:text;mso-position-vertical:absolute;mso-position-vertical-relative:text;mso-width-percent:0;mso-width-relative:margin;v-text-anchor:top" o:gfxdata="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" filled="f" stroked="f" strokeweight=".5pt">
+                <v:textbox>
+                  <w:txbxContent>
+                    <w:p>
+                      <w:proofErr w:type="gramStart"/>
+                      <w:r>
+                        <w:t>0..</w:t>
+                      </w:r>
+                      <w:r>
+                        <w:t>*</w:t>
+                      </w:r>
+                      <w:proofErr w:type="gramEnd"/>
+                    </w:p>
+                  </w:txbxContent>
+                </v:textbox>
+              </v:shape>
+            </w:pict>
+          </mc:Fallback>
+        </mc:AlternateContent>
+      </w:r>
+      <w:r>
+        <w:rPr>
+          <w:noProof/>
+        </w:rPr>
+        <mc:AlternateContent>
+          <mc:Choice Requires="wps">
+            <w:drawing>
+              <wp:anchor distT="0" distB="0" distL="114300" distR="114300" simplePos="0" relativeHeight="251722752" behindDoc="0" locked="0" layoutInCell="1" allowOverlap="1" wp14:anchorId="7053955B" wp14:editId="11ED2432">
+                <wp:simplePos x="0" y="0"/>
+                <wp:positionH relativeFrom="column">
+                  <wp:posOffset>6866255</wp:posOffset>
+                </wp:positionH>
+                <wp:positionV relativeFrom="paragraph">
+                  <wp:posOffset>2286000</wp:posOffset>
+                </wp:positionV>
+                <wp:extent cx="395605" cy="259080"/>
+                <wp:effectExtent l="0" t="0" r="0" b="7620"/>
+                <wp:wrapNone/>
+                <wp:docPr id="2083269138" name="Text Box 23"/>
+                <wp:cNvGraphicFramePr/>
+                <a:graphic xmlns:a="http://schemas.openxmlformats.org/drawingml/2006/main">
+                  <a:graphicData uri="http://schemas.microsoft.com/office/word/2010/wordprocessingShape">
+                    <wps:wsp>
+                      <wps:cNvSpPr txBox="1"/>
+                      <wps:spPr>
+                        <a:xfrm>
+                          <a:off x="0" y="0"/>
+                          <a:ext cx="395605" cy="259080"/>
+                        </a:xfrm>
+                        <a:prstGeom prst="rect">
+                          <a:avLst/>
+                        </a:prstGeom>
+                        <a:noFill/>
+                        <a:ln w="6350">
+                          <a:noFill/>
+                        </a:ln>
+                      </wps:spPr>
+                      <wps:txbx>
+                        <w:txbxContent>
+                          <w:p>
+                            <w:r>
+                              <w:t>1</w:t>
+                            </w:r>
+                          </w:p>
+                        </w:txbxContent>
+                      </wps:txbx>
+                      <wps:bodyPr rot="0" spcFirstLastPara="0" vertOverflow="overflow" horzOverflow="overflow" vert="horz" wrap="square" lIns="91440" tIns="45720" rIns="91440" bIns="45720" numCol="1" spcCol="0" rtlCol="0" fromWordArt="0" anchor="t" anchorCtr="0" forceAA="0" compatLnSpc="1">
+                        <a:prstTxWarp prst="textNoShape">
+                          <a:avLst/>
+                        </a:prstTxWarp>
+                        <a:noAutofit/>
+                      </wps:bodyPr>
+                    </wps:wsp>
+                  </a:graphicData>
+                </a:graphic>
+              </wp:anchor>
+            </w:drawing>
+          </mc:Choice>
+          <mc:Fallback>
+            <w:pict>
+              <v:shape w14:anchorId="7053955B" id="_x0000_s1044" type="#_x0000_t202" style="position:absolute;margin-left:540.65pt;margin-top:180pt;width:31.15pt;height:20.4pt;z-index:251722752;visibility:visible;mso-wrap-style:square;mso-wrap-distance-left:9pt;mso-wrap-distance-top:0;mso-wrap-distance-right:9pt;mso-wrap-distance-bottom:0;mso-position-horizontal:absolute;mso-position-horizontal-relative:text;mso-position-vertical:absolute;mso-position-vertical-relative:text;v-text-anchor:top" o:gfxdata="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" filled="f" stroked="f" strokeweight=".5pt">
+                <v:textbox>
+                  <w:txbxContent>
+                    <w:p>
+                      <w:r>
+                        <w:t>1</w:t>
+                      </w:r>
+                    </w:p>
+                  </w:txbxContent>
+                </v:textbox>
+              </v:shape>
+            </w:pict>
+          </mc:Fallback>
+        </mc:AlternateContent>
+      </w:r>
+      <w:r>
+        <w:rPr>
+          <w:noProof/>
+        </w:rPr>
+        <mc:AlternateContent>
+          <mc:Choice Requires="wps">
+            <w:drawing>
+              <wp:anchor distT="0" distB="0" distL="114300" distR="114300" simplePos="0" relativeHeight="251724800" behindDoc="0" locked="0" layoutInCell="1" allowOverlap="1" wp14:anchorId="5D41E2CD" wp14:editId="0DD7D853">
+                <wp:simplePos x="0" y="0"/>
+                <wp:positionH relativeFrom="column">
+                  <wp:posOffset>6864303</wp:posOffset>
+                </wp:positionH>
+                <wp:positionV relativeFrom="paragraph">
+                  <wp:posOffset>2306472</wp:posOffset>
+                </wp:positionV>
+                <wp:extent cx="0" cy="1160059"/>
+                <wp:effectExtent l="0" t="0" r="38100" b="21590"/>
+                <wp:wrapNone/>
+                <wp:docPr id="1082419887" name="Straight Connector 18"/>
+                <wp:cNvGraphicFramePr/>
+                <a:graphic xmlns:a="http://schemas.openxmlformats.org/drawingml/2006/main">
+                  <a:graphicData uri="http://schemas.microsoft.com/office/word/2010/wordprocessingShape">
+                    <wps:wsp>
+                      <wps:cNvCnPr/>
+                      <wps:spPr>
+                        <a:xfrm>
+                          <a:off x="0" y="0"/>
+                          <a:ext cx="0" cy="1160059"/>
+                        </a:xfrm>
+                        <a:prstGeom prst="line">
+                          <a:avLst/>
+                        </a:prstGeom>
+                      </wps:spPr>
+                      <wps:style>
+                        <a:lnRef idx="1">
+                          <a:schemeClr val="dk1"/>
+                        </a:lnRef>
+                        <a:fillRef idx="0">
+                          <a:schemeClr val="dk1"/>
+                        </a:fillRef>
+                        <a:effectRef idx="0">
+                          <a:schemeClr val="dk1"/>
+                        </a:effectRef>
+                        <a:fontRef idx="minor">
+                          <a:schemeClr val="tx1"/>
+                        </a:fontRef>
+                      </wps:style>
+                      <wps:bodyPr/>
+                    </wps:wsp>
+                  </a:graphicData>
+                </a:graphic>
+                <wp14:sizeRelH relativeFrom="margin">
+                  <wp14:pctWidth>0</wp14:pctWidth>
+                </wp14:sizeRelH>
+                <wp14:sizeRelV relativeFrom="margin">
+                  <wp14:pctHeight>0</wp14:pctHeight>
+                </wp14:sizeRelV>
+              </wp:anchor>
+            </w:drawing>
+          </mc:Choice>
+          <mc:Fallback>
+            <w:pict>
+              <v:line w14:anchorId="00500E0D" id="Straight Connector 18" o:spid="_x0000_s1026" style="position:absolute;z-index:251724800;visibility:visible;mso-wrap-style:square;mso-width-percent:0;mso-height-percent:0;mso-wrap-distance-left:9pt;mso-wrap-distance-top:0;mso-wrap-distance-right:9pt;mso-wrap-distance-bottom:0;mso-position-horizontal:absolute;mso-position-horizontal-relative:text;mso-position-vertical:absolute;mso-position-vertical-relative:text;mso-width-percent:0;mso-height-percent:0;mso-width-relative:margin;mso-height-relative:margin" from="540.5pt,181.6pt" to="540.5pt,272.95pt" o:gfxdata="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" strokecolor="black [3200]" strokeweight=".5pt">
+                <v:stroke joinstyle="miter"/>
+              </v:line>
+            </w:pict>
+          </mc:Fallback>
+        </mc:AlternateContent>
+      </w:r>
+      <w:r>
+        <w:rPr>
+          <w:noProof/>
+        </w:rPr>
+        <mc:AlternateContent>
+          <mc:Choice Requires="wps">
+            <w:drawing>
+              <wp:anchor distT="0" distB="0" distL="114300" distR="114300" simplePos="0" relativeHeight="251720704" behindDoc="0" locked="0" layoutInCell="1" allowOverlap="1" wp14:anchorId="0580933B" wp14:editId="3677E0EA">
+                <wp:simplePos x="0" y="0"/>
+                <wp:positionH relativeFrom="column">
+                  <wp:posOffset>7790498</wp:posOffset>
+                </wp:positionH>
+                <wp:positionV relativeFrom="paragraph">
+                  <wp:posOffset>4369255</wp:posOffset>
+                </wp:positionV>
+                <wp:extent cx="395785" cy="259307"/>
+                <wp:effectExtent l="0" t="0" r="0" b="7620"/>
+                <wp:wrapNone/>
+                <wp:docPr id="294350144" name="Text Box 23"/>
+                <wp:cNvGraphicFramePr/>
+                <a:graphic xmlns:a="http://schemas.openxmlformats.org/drawingml/2006/main">
+                  <a:graphicData uri="http://schemas.microsoft.com/office/word/2010/wordprocessingShape">
+                    <wps:wsp>
+                      <wps:cNvSpPr txBox="1"/>
+                      <wps:spPr>
+                        <a:xfrm>
+                          <a:off x="0" y="0"/>
+                          <a:ext cx="395785" cy="259307"/>
+                        </a:xfrm>
+                        <a:prstGeom prst="rect">
+                          <a:avLst/>
+                        </a:prstGeom>
+                        <a:noFill/>
+                        <a:ln w="6350">
+                          <a:noFill/>
+                        </a:ln>
+                      </wps:spPr>
+                      <wps:txbx>
+                        <w:txbxContent>
+                          <w:p>
+                            <w:r>
+                              <w:t>1</w:t>
+                            </w:r>
+                          </w:p>
+                        </w:txbxContent>
+                      </wps:txbx>
+                      <wps:bodyPr rot="0" spcFirstLastPara="0" vertOverflow="overflow" horzOverflow="overflow" vert="horz" wrap="square" lIns="91440" tIns="45720" rIns="91440" bIns="45720" numCol="1" spcCol="0" rtlCol="0" fromWordArt="0" anchor="t" anchorCtr="0" forceAA="0" compatLnSpc="1">
+                        <a:prstTxWarp prst="textNoShape">
+                          <a:avLst/>
+                        </a:prstTxWarp>
+                        <a:noAutofit/>
+                      </wps:bodyPr>
+                    </wps:wsp>
+                  </a:graphicData>
+                </a:graphic>
+              </wp:anchor>
+            </w:drawing>
+          </mc:Choice>
+          <mc:Fallback>
+            <w:pict>
+              <v:shape w14:anchorId="0580933B" id="_x0000_s1045" type="#_x0000_t202" style="position:absolute;margin-left:613.45pt;margin-top:344.05pt;width:31.15pt;height:20.4pt;z-index:251720704;visibility:visible;mso-wrap-style:square;mso-wrap-distance-left:9pt;mso-wrap-distance-top:0;mso-wrap-distance-right:9pt;mso-wrap-distance-bottom:0;mso-position-horizontal:absolute;mso-position-horizontal-relative:text;mso-position-vertical:absolute;mso-position-vertical-relative:text;v-text-anchor:top" o:gfxdata="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" filled="f" stroked="f" strokeweight=".5pt">
+                <v:textbox>
+                  <w:txbxContent>
+                    <w:p>
+                      <w:r>
+                        <w:t>1</w:t>
+                      </w:r>
+                    </w:p>
+                  </w:txbxContent>
+                </v:textbox>
+              </v:shape>
+            </w:pict>
+          </mc:Fallback>
+        </mc:AlternateContent>
+      </w:r>
+      <w:r>
+        <w:rPr>
+          <w:noProof/>
+        </w:rPr>
+        <mc:AlternateContent>
+          <mc:Choice Requires="wps">
+            <w:drawing>
+              <wp:anchor distT="0" distB="0" distL="114300" distR="114300" simplePos="0" relativeHeight="251718656" behindDoc="0" locked="0" layoutInCell="1" allowOverlap="1" wp14:anchorId="0F27B8A8" wp14:editId="37E14C42">
+                <wp:simplePos x="0" y="0"/>
+                <wp:positionH relativeFrom="column">
+                  <wp:posOffset>7808547</wp:posOffset>
+                </wp:positionH>
+                <wp:positionV relativeFrom="paragraph">
+                  <wp:posOffset>957542</wp:posOffset>
+                </wp:positionV>
+                <wp:extent cx="395785" cy="259307"/>
+                <wp:effectExtent l="0" t="0" r="0" b="7620"/>
+                <wp:wrapNone/>
+                <wp:docPr id="892054063" name="Text Box 23"/>
+                <wp:cNvGraphicFramePr/>
+                <a:graphic xmlns:a="http://schemas.openxmlformats.org/drawingml/2006/main">
+                  <a:graphicData uri="http://schemas.microsoft.com/office/word/2010/wordprocessingShape">
+                    <wps:wsp>
+                      <wps:cNvSpPr txBox="1"/>
+                      <wps:spPr>
+                        <a:xfrm>
+                          <a:off x="0" y="0"/>
+                          <a:ext cx="395785" cy="259307"/>
+                        </a:xfrm>
+                        <a:prstGeom prst="rect">
+                          <a:avLst/>
+                        </a:prstGeom>
+                        <a:noFill/>
+                        <a:ln w="6350">
+                          <a:noFill/>
+                        </a:ln>
+                      </wps:spPr>
+                      <wps:txbx>
+                        <w:txbxContent>
+                          <w:p>
+                            <w:r>
+                              <w:t>1</w:t>
+                            </w:r>
+                          </w:p>
+                        </w:txbxContent>
+                      </wps:txbx>
+                      <wps:bodyPr rot="0" spcFirstLastPara="0" vertOverflow="overflow" horzOverflow="overflow" vert="horz" wrap="square" lIns="91440" tIns="45720" rIns="91440" bIns="45720" numCol="1" spcCol="0" rtlCol="0" fromWordArt="0" anchor="t" anchorCtr="0" forceAA="0" compatLnSpc="1">
+                        <a:prstTxWarp prst="textNoShape">
+                          <a:avLst/>
+                        </a:prstTxWarp>
+                        <a:noAutofit/>
+                      </wps:bodyPr>
+                    </wps:wsp>
+                  </a:graphicData>
+                </a:graphic>
+              </wp:anchor>
+            </w:drawing>
+          </mc:Choice>
+          <mc:Fallback>
+            <w:pict>
+              <v:shape w14:anchorId="0F27B8A8" id="_x0000_s1046" type="#_x0000_t202" style="position:absolute;margin-left:614.85pt;margin-top:75.4pt;width:31.15pt;height:20.4pt;z-index:251718656;visibility:visible;mso-wrap-style:square;mso-wrap-distance-left:9pt;mso-wrap-distance-top:0;mso-wrap-distance-right:9pt;mso-wrap-distance-bottom:0;mso-position-horizontal:absolute;mso-position-horizontal-relative:text;mso-position-vertical:absolute;mso-position-vertical-relative:text;v-text-anchor:top" o:gfxdata="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" filled="f" stroked="f" strokeweight=".5pt">
+                <v:textbox>
+                  <w:txbxContent>
+                    <w:p>
+                      <w:r>
+                        <w:t>1</w:t>
+                      </w:r>
+                    </w:p>
+                  </w:txbxContent>
+                </v:textbox>
+              </v:shape>
+            </w:pict>
+          </mc:Fallback>
+        </mc:AlternateContent>
+      </w:r>
+      <w:r>
+        <w:rPr>
+          <w:noProof/>
+        </w:rPr>
+        <mc:AlternateContent>
+          <mc:Choice Requires="wps">
+            <w:drawing>
+              <wp:anchor distT="0" distB="0" distL="114300" distR="114300" simplePos="0" relativeHeight="251716608" behindDoc="0" locked="0" layoutInCell="1" allowOverlap="1" wp14:anchorId="41A9AD0B" wp14:editId="62DF8F9A">
+                <wp:simplePos x="0" y="0"/>
+                <wp:positionH relativeFrom="column">
+                  <wp:posOffset>4776291</wp:posOffset>
+                </wp:positionH>
+                <wp:positionV relativeFrom="paragraph">
+                  <wp:posOffset>957457</wp:posOffset>
+                </wp:positionV>
+                <wp:extent cx="395785" cy="259307"/>
+                <wp:effectExtent l="0" t="0" r="0" b="7620"/>
+                <wp:wrapNone/>
+                <wp:docPr id="405349806" name="Text Box 23"/>
+                <wp:cNvGraphicFramePr/>
+                <a:graphic xmlns:a="http://schemas.openxmlformats.org/drawingml/2006/main">
+                  <a:graphicData uri="http://schemas.microsoft.com/office/word/2010/wordprocessingShape">
+                    <wps:wsp>
+                      <wps:cNvSpPr txBox="1"/>
+                      <wps:spPr>
+                        <a:xfrm>
+                          <a:off x="0" y="0"/>
+                          <a:ext cx="395785" cy="259307"/>
+                        </a:xfrm>
+                        <a:prstGeom prst="rect">
+                          <a:avLst/>
+                        </a:prstGeom>
+                        <a:noFill/>
+                        <a:ln w="6350">
+                          <a:noFill/>
+                        </a:ln>
+                      </wps:spPr>
+                      <wps:txbx>
+                        <w:txbxContent>
+                          <w:p>
+                            <w:r>
+                              <w:t>1</w:t>
+                            </w:r>
+                          </w:p>
+                        </w:txbxContent>
+                      </wps:txbx>
+                      <wps:bodyPr rot="0" spcFirstLastPara="0" vertOverflow="overflow" horzOverflow="overflow" vert="horz" wrap="square" lIns="91440" tIns="45720" rIns="91440" bIns="45720" numCol="1" spcCol="0" rtlCol="0" fromWordArt="0" anchor="t" anchorCtr="0" forceAA="0" compatLnSpc="1">
+                        <a:prstTxWarp prst="textNoShape">
+                          <a:avLst/>
+                        </a:prstTxWarp>
+                        <a:noAutofit/>
+                      </wps:bodyPr>
+                    </wps:wsp>
+                  </a:graphicData>
+                </a:graphic>
+              </wp:anchor>
+            </w:drawing>
+          </mc:Choice>
+          <mc:Fallback>
+            <w:pict>
+              <v:shape w14:anchorId="41A9AD0B" id="_x0000_s1047" type="#_x0000_t202" style="position:absolute;margin-left:376.1pt;margin-top:75.4pt;width:31.15pt;height:20.4pt;z-index:251716608;visibility:visible;mso-wrap-style:square;mso-wrap-distance-left:9pt;mso-wrap-distance-top:0;mso-wrap-distance-right:9pt;mso-wrap-distance-bottom:0;mso-position-horizontal:absolute;mso-position-horizontal-relative:text;mso-position-vertical:absolute;mso-position-vertical-relative:text;v-text-anchor:top" o:gfxdata="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" filled="f" stroked="f" strokeweight=".5pt">
+                <v:textbox>
+                  <w:txbxContent>
+                    <w:p>
+                      <w:r>
+                        <w:t>1</w:t>
+                      </w:r>
+                    </w:p>
+                  </w:txbxContent>
+                </v:textbox>
+              </v:shape>
+            </w:pict>
+          </mc:Fallback>
+        </mc:AlternateContent>
+      </w:r>
+      <w:r>
+        <w:rPr>
+          <w:noProof/>
+        </w:rPr>
+        <mc:AlternateContent>
+          <mc:Choice Requires="wps">
+            <w:drawing>
+              <wp:anchor distT="0" distB="0" distL="114300" distR="114300" simplePos="0" relativeHeight="251714560" behindDoc="0" locked="0" layoutInCell="1" allowOverlap="1" wp14:anchorId="5BD48538" wp14:editId="6C06DB5F">
+                <wp:simplePos x="0" y="0"/>
+                <wp:positionH relativeFrom="column">
+                  <wp:posOffset>1441051</wp:posOffset>
+                </wp:positionH>
+                <wp:positionV relativeFrom="paragraph">
+                  <wp:posOffset>4369435</wp:posOffset>
+                </wp:positionV>
+                <wp:extent cx="395785" cy="259307"/>
+                <wp:effectExtent l="0" t="0" r="0" b="7620"/>
+                <wp:wrapNone/>
+                <wp:docPr id="496904595" name="Text Box 23"/>
+                <wp:cNvGraphicFramePr/>
+                <a:graphic xmlns:a="http://schemas.openxmlformats.org/drawingml/2006/main">
+                  <a:graphicData uri="http://schemas.microsoft.com/office/word/2010/wordprocessingShape">
+                    <wps:wsp>
+                      <wps:cNvSpPr txBox="1"/>
+                      <wps:spPr>
+                        <a:xfrm>
+                          <a:off x="0" y="0"/>
+                          <a:ext cx="395785" cy="259307"/>
+                        </a:xfrm>
+                        <a:prstGeom prst="rect">
+                          <a:avLst/>
+                        </a:prstGeom>
+                        <a:noFill/>
+                        <a:ln w="6350">
+                          <a:noFill/>
+                        </a:ln>
+                      </wps:spPr>
+                      <wps:txbx>
+                        <w:txbxContent>
+                          <w:p>
+                            <w:r>
+                              <w:t>1</w:t>
+                            </w:r>
+                          </w:p>
+                        </w:txbxContent>
+                      </wps:txbx>
+                      <wps:bodyPr rot="0" spcFirstLastPara="0" vertOverflow="overflow" horzOverflow="overflow" vert="horz" wrap="square" lIns="91440" tIns="45720" rIns="91440" bIns="45720" numCol="1" spcCol="0" rtlCol="0" fromWordArt="0" anchor="t" anchorCtr="0" forceAA="0" compatLnSpc="1">
+                        <a:prstTxWarp prst="textNoShape">
+                          <a:avLst/>
+                        </a:prstTxWarp>
+                        <a:noAutofit/>
+                      </wps:bodyPr>
+                    </wps:wsp>
+                  </a:graphicData>
+                </a:graphic>
+              </wp:anchor>
+            </w:drawing>
+          </mc:Choice>
+          <mc:Fallback>
+            <w:pict>
+              <v:shape w14:anchorId="5BD48538" id="_x0000_s1048" type="#_x0000_t202" style="position:absolute;margin-left:113.45pt;margin-top:344.05pt;width:31.15pt;height:20.4pt;z-index:251714560;visibility:visible;mso-wrap-style:square;mso-wrap-distance-left:9pt;mso-wrap-distance-top:0;mso-wrap-distance-right:9pt;mso-wrap-distance-bottom:0;mso-position-horizontal:absolute;mso-position-horizontal-relative:text;mso-position-vertical:absolute;mso-position-vertical-relative:text;v-text-anchor:top" o:gfxdata="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" filled="f" stroked="f" strokeweight=".5pt">
+                <v:textbox>
+                  <w:txbxContent>
+                    <w:p>
+                      <w:r>
+                        <w:t>1</w:t>
+                      </w:r>
+                    </w:p>
+                  </w:txbxContent>
+                </v:textbox>
+              </v:shape>
+            </w:pict>
+          </mc:Fallback>
+        </mc:AlternateContent>
+      </w:r>
+      <w:r>
+        <w:rPr>
+          <w:noProof/>
+        </w:rPr>
+        <mc:AlternateContent>
+          <mc:Choice Requires="wps">
+            <w:drawing>
+              <wp:anchor distT="0" distB="0" distL="114300" distR="114300" simplePos="0" relativeHeight="251712512" behindDoc="0" locked="0" layoutInCell="1" allowOverlap="1" wp14:anchorId="3745D04F" wp14:editId="2657A172">
+                <wp:simplePos x="0" y="0"/>
+                <wp:positionH relativeFrom="column">
+                  <wp:posOffset>1494827</wp:posOffset>
+                </wp:positionH>
+                <wp:positionV relativeFrom="paragraph">
+                  <wp:posOffset>820648</wp:posOffset>
+                </wp:positionV>
+                <wp:extent cx="395785" cy="259307"/>
+                <wp:effectExtent l="0" t="0" r="0" b="7620"/>
+                <wp:wrapNone/>
+                <wp:docPr id="647483672" name="Text Box 23"/>
+                <wp:cNvGraphicFramePr/>
+                <a:graphic xmlns:a="http://schemas.openxmlformats.org/drawingml/2006/main">
+                  <a:graphicData uri="http://schemas.microsoft.com/office/word/2010/wordprocessingShape">
+                    <wps:wsp>
+                      <wps:cNvSpPr txBox="1"/>
+                      <wps:spPr>
+                        <a:xfrm>
+                          <a:off x="0" y="0"/>
+                          <a:ext cx="395785" cy="259307"/>
+                        </a:xfrm>
+                        <a:prstGeom prst="rect">
+                          <a:avLst/>
+                        </a:prstGeom>
+                        <a:noFill/>
+                        <a:ln w="6350">
+                          <a:noFill/>
+                        </a:ln>
+                      </wps:spPr>
+                      <wps:txbx>
+                        <w:txbxContent>
+                          <w:p>
+                            <w:r>
+                              <w:t>1</w:t>
+                            </w:r>
+                          </w:p>
+                        </w:txbxContent>
+                      </wps:txbx>
+                      <wps:bodyPr rot="0" spcFirstLastPara="0" vertOverflow="overflow" horzOverflow="overflow" vert="horz" wrap="square" lIns="91440" tIns="45720" rIns="91440" bIns="45720" numCol="1" spcCol="0" rtlCol="0" fromWordArt="0" anchor="t" anchorCtr="0" forceAA="0" compatLnSpc="1">
+                        <a:prstTxWarp prst="textNoShape">
+                          <a:avLst/>
+                        </a:prstTxWarp>
+                        <a:noAutofit/>
+                      </wps:bodyPr>
+                    </wps:wsp>
+                  </a:graphicData>
+                </a:graphic>
+              </wp:anchor>
+            </w:drawing>
+          </mc:Choice>
+          <mc:Fallback>
+            <w:pict>
+              <v:shape w14:anchorId="3745D04F" id="_x0000_s1049" type="#_x0000_t202" style="position:absolute;margin-left:117.7pt;margin-top:64.6pt;width:31.15pt;height:20.4pt;z-index:251712512;visibility:visible;mso-wrap-style:square;mso-wrap-distance-left:9pt;mso-wrap-distance-top:0;mso-wrap-distance-right:9pt;mso-wrap-distance-bottom:0;mso-position-horizontal:absolute;mso-position-horizontal-relative:text;mso-position-vertical:absolute;mso-position-vertical-relative:text;v-text-anchor:top" o:gfxdata="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" filled="f" stroked="f" strokeweight=".5pt">
+                <v:textbox>
+                  <w:txbxContent>
+                    <w:p>
+                      <w:r>
+                        <w:t>1</w:t>
+                      </w:r>
+                    </w:p>
+                  </w:txbxContent>
+                </v:textbox>
+              </v:shape>
+            </w:pict>
+          </mc:Fallback>
+        </mc:AlternateContent>
+      </w:r>
+      <w:r>
+        <w:rPr>
+          <w:noProof/>
+        </w:rPr>
+        <mc:AlternateContent>
+          <mc:Choice Requires="wps">
+            <w:drawing>
+              <wp:anchor distT="0" distB="0" distL="114300" distR="114300" simplePos="0" relativeHeight="251710464" behindDoc="0" locked="0" layoutInCell="1" allowOverlap="1" wp14:anchorId="66F8B582" wp14:editId="521B359A">
+                <wp:simplePos x="0" y="0"/>
+                <wp:positionH relativeFrom="column">
+                  <wp:posOffset>479842</wp:posOffset>
+                </wp:positionH>
+                <wp:positionV relativeFrom="paragraph">
+                  <wp:posOffset>3140909</wp:posOffset>
+                </wp:positionV>
+                <wp:extent cx="504787" cy="259307"/>
+                <wp:effectExtent l="0" t="0" r="0" b="7620"/>
+                <wp:wrapNone/>
+                <wp:docPr id="716473731" name="Text Box 23"/>
+                <wp:cNvGraphicFramePr/>
+                <a:graphic xmlns:a="http://schemas.openxmlformats.org/drawingml/2006/main">
+                  <a:graphicData uri="http://schemas.microsoft.com/office/word/2010/wordprocessingShape">
+                    <wps:wsp>
+                      <wps:cNvSpPr txBox="1"/>
+                      <wps:spPr>
+                        <a:xfrm>
+                          <a:off x="0" y="0"/>
+                          <a:ext cx="504787" cy="259307"/>
+                        </a:xfrm>
+                        <a:prstGeom prst="rect">
+                          <a:avLst/>
+                        </a:prstGeom>
+                        <a:noFill/>
+                        <a:ln w="6350">
+                          <a:noFill/>
+                        </a:ln>
+                      </wps:spPr>
+                      <wps:txbx>
+                        <w:txbxContent>
+                          <w:p>
+                            <w:r>
+                              <w:t>0..1</w:t>
+                            </w:r>
+                          </w:p>
+                        </w:txbxContent>
+                      </wps:txbx>
+                      <wps:bodyPr rot="0" spcFirstLastPara="0" vertOverflow="overflow" horzOverflow="overflow" vert="horz" wrap="square" lIns="91440" tIns="45720" rIns="91440" bIns="45720" numCol="1" spcCol="0" rtlCol="0" fromWordArt="0" anchor="t" anchorCtr="0" forceAA="0" compatLnSpc="1">
+                        <a:prstTxWarp prst="textNoShape">
+                          <a:avLst/>
+                        </a:prstTxWarp>
+                        <a:noAutofit/>
+                      </wps:bodyPr>
+                    </wps:wsp>
+                  </a:graphicData>
+                </a:graphic>
+                <wp14:sizeRelH relativeFrom="margin">
+                  <wp14:pctWidth>0</wp14:pctWidth>
+                </wp14:sizeRelH>
+              </wp:anchor>
+            </w:drawing>
+          </mc:Choice>
+          <mc:Fallback>
+            <w:pict>
+              <v:shape w14:anchorId="66F8B582" id="_x0000_s1050" type="#_x0000_t202" style="position:absolute;margin-left:37.8pt;margin-top:247.3pt;width:39.75pt;height:20.4pt;z-index:251710464;visibility:visible;mso-wrap-style:square;mso-width-percent:0;mso-wrap-distance-left:9pt;mso-wrap-distance-top:0;mso-wrap-distance-right:9pt;mso-wrap-distance-bottom:0;mso-position-horizontal:absolute;mso-position-horizontal-relative:text;mso-position-vertical:absolute;mso-position-vertical-relative:text;mso-width-percent:0;mso-width-relative:margin;v-text-anchor:top" o:gfxdata="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" filled="f" stroked="f" strokeweight=".5pt">
+                <v:textbox>
+                  <w:txbxContent>
+                    <w:p>
+                      <w:r>
+                        <w:t>0..1</w:t>
+                      </w:r>
+                    </w:p>
+                  </w:txbxContent>
+                </v:textbox>
+              </v:shape>
+            </w:pict>
+          </mc:Fallback>
+        </mc:AlternateContent>
+      </w:r>
+      <w:r>
+        <w:rPr>
+          <w:noProof/>
+        </w:rPr>
+        <mc:AlternateContent>
+          <mc:Choice Requires="wps">
+            <w:drawing>
+              <wp:anchor distT="0" distB="0" distL="114300" distR="114300" simplePos="0" relativeHeight="251706368" behindDoc="0" locked="0" layoutInCell="1" allowOverlap="1" wp14:anchorId="3D58C29F" wp14:editId="38E90E1C">
+                <wp:simplePos x="0" y="0"/>
+                <wp:positionH relativeFrom="column">
+                  <wp:posOffset>477539</wp:posOffset>
+                </wp:positionH>
+                <wp:positionV relativeFrom="paragraph">
+                  <wp:posOffset>2237882</wp:posOffset>
+                </wp:positionV>
+                <wp:extent cx="395785" cy="259307"/>
+                <wp:effectExtent l="0" t="0" r="0" b="7620"/>
+                <wp:wrapNone/>
+                <wp:docPr id="1402542646" name="Text Box 23"/>
+                <wp:cNvGraphicFramePr/>
+                <a:graphic xmlns:a="http://schemas.openxmlformats.org/drawingml/2006/main">
+                  <a:graphicData uri="http://schemas.microsoft.com/office/word/2010/wordprocessingShape">
+                    <wps:wsp>
+                      <wps:cNvSpPr txBox="1"/>
+                      <wps:spPr>
+                        <a:xfrm>
+                          <a:off x="0" y="0"/>
+                          <a:ext cx="395785" cy="259307"/>
+                        </a:xfrm>
+                        <a:prstGeom prst="rect">
+                          <a:avLst/>
+                        </a:prstGeom>
+                        <a:noFill/>
+                        <a:ln w="6350">
+                          <a:noFill/>
+                        </a:ln>
+                      </wps:spPr>
+                      <wps:txbx>
+                        <w:txbxContent>
+                          <w:p>
+                            <w:r>
+                              <w:t>1</w:t>
+                            </w:r>
+                          </w:p>
+                        </w:txbxContent>
+                      </wps:txbx>
+                      <wps:bodyPr rot="0" spcFirstLastPara="0" vertOverflow="overflow" horzOverflow="overflow" vert="horz" wrap="square" lIns="91440" tIns="45720" rIns="91440" bIns="45720" numCol="1" spcCol="0" rtlCol="0" fromWordArt="0" anchor="t" anchorCtr="0" forceAA="0" compatLnSpc="1">
+                        <a:prstTxWarp prst="textNoShape">
+                          <a:avLst/>
+                        </a:prstTxWarp>
+                        <a:noAutofit/>
+                      </wps:bodyPr>
+                    </wps:wsp>
+                  </a:graphicData>
+                </a:graphic>
+              </wp:anchor>
+            </w:drawing>
+          </mc:Choice>
+          <mc:Fallback>
+            <w:pict>
+              <v:shape w14:anchorId="3D58C29F" id="_x0000_s1051" type="#_x0000_t202" style="position:absolute;margin-left:37.6pt;margin-top:176.2pt;width:31.15pt;height:20.4pt;z-index:251706368;visibility:visible;mso-wrap-style:square;mso-wrap-distance-left:9pt;mso-wrap-distance-top:0;mso-wrap-distance-right:9pt;mso-wrap-distance-bottom:0;mso-position-horizontal:absolute;mso-position-horizontal-relative:text;mso-position-vertical:absolute;mso-position-vertical-relative:text;v-text-anchor:top" o:gfxdata="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" filled="f" stroked="f" strokeweight=".5pt">
+                <v:textbox>
+                  <w:txbxContent>
+                    <w:p>
+                      <w:r>
+                        <w:t>1</w:t>
+                      </w:r>
+                    </w:p>
+                  </w:txbxContent>
+                </v:textbox>
+              </v:shape>
+            </w:pict>
+          </mc:Fallback>
+        </mc:AlternateContent>
+      </w:r>
+      <w:r>
+        <w:rPr>
+          <w:noProof/>
+        </w:rPr>
+        <mc:AlternateContent>
+          <mc:Choice Requires="wps">
+            <w:drawing>
+              <wp:anchor distT="0" distB="0" distL="114300" distR="114300" simplePos="0" relativeHeight="251708416" behindDoc="0" locked="0" layoutInCell="1" allowOverlap="1" wp14:anchorId="49A9C488" wp14:editId="1B0F88E8">
+                <wp:simplePos x="0" y="0"/>
+                <wp:positionH relativeFrom="column">
+                  <wp:posOffset>2442949</wp:posOffset>
+                </wp:positionH>
+                <wp:positionV relativeFrom="paragraph">
+                  <wp:posOffset>818866</wp:posOffset>
+                </wp:positionV>
+                <wp:extent cx="504787" cy="259307"/>
+                <wp:effectExtent l="0" t="0" r="0" b="7620"/>
+                <wp:wrapNone/>
+                <wp:docPr id="762134456" name="Text Box 23"/>
+                <wp:cNvGraphicFramePr/>
+                <a:graphic xmlns:a="http://schemas.openxmlformats.org/drawingml/2006/main">
+                  <a:graphicData uri="http://schemas.microsoft.com/office/word/2010/wordprocessingShape">
+                    <wps:wsp>
+                      <wps:cNvSpPr txBox="1"/>
+                      <wps:spPr>
+                        <a:xfrm>
+                          <a:off x="0" y="0"/>
+                          <a:ext cx="504787" cy="259307"/>
+                        </a:xfrm>
+                        <a:prstGeom prst="rect">
+                          <a:avLst/>
+                        </a:prstGeom>
+                        <a:noFill/>
+                        <a:ln w="6350">
+                          <a:noFill/>
+                        </a:ln>
+                      </wps:spPr>
+                      <wps:txbx>
+                        <w:txbxContent>
+                          <w:p>
+                            <w:r>
+                              <w:t>0..1</w:t>
+                            </w:r>
+                          </w:p>
+                        </w:txbxContent>
+                      </wps:txbx>
+                      <wps:bodyPr rot="0" spcFirstLastPara="0" vertOverflow="overflow" horzOverflow="overflow" vert="horz" wrap="square" lIns="91440" tIns="45720" rIns="91440" bIns="45720" numCol="1" spcCol="0" rtlCol="0" fromWordArt="0" anchor="t" anchorCtr="0" forceAA="0" compatLnSpc="1">
+                        <a:prstTxWarp prst="textNoShape">
+                          <a:avLst/>
+                        </a:prstTxWarp>
+                        <a:noAutofit/>
+                      </wps:bodyPr>
+                    </wps:wsp>
+                  </a:graphicData>
+                </a:graphic>
+                <wp14:sizeRelH relativeFrom="margin">
+                  <wp14:pctWidth>0</wp14:pctWidth>
+                </wp14:sizeRelH>
+              </wp:anchor>
+            </w:drawing>
+          </mc:Choice>
+          <mc:Fallback>
+            <w:pict>
+              <v:shape w14:anchorId="49A9C488" id="_x0000_s1052" type="#_x0000_t202" style="position:absolute;margin-left:192.35pt;margin-top:64.5pt;width:39.75pt;height:20.4pt;z-index:251708416;visibility:visible;mso-wrap-style:square;mso-width-percent:0;mso-wrap-distance-left:9pt;mso-wrap-distance-top:0;mso-wrap-distance-right:9pt;mso-wrap-distance-bottom:0;mso-position-horizontal:absolute;mso-position-horizontal-relative:text;mso-position-vertical:absolute;mso-position-vertical-relative:text;mso-width-percent:0;mso-width-relative:margin;v-text-anchor:top" o:gfxdata="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" filled="f" stroked="f" strokeweight=".5pt">
+                <v:textbox>
+                  <w:txbxContent>
+                    <w:p>
+                      <w:r>
+                        <w:t>0..1</w:t>
+                      </w:r>
+                    </w:p>
+                  </w:txbxContent>
+                </v:textbox>
+              </v:shape>
+            </w:pict>
+          </mc:Fallback>
+        </mc:AlternateContent>
+      </w:r>
+      <w:r>
+        <w:rPr>
+          <w:noProof/>
+        </w:rPr>
+        <mc:AlternateContent>
+          <mc:Choice Requires="wpg">
+            <w:drawing>
+              <wp:anchor distT="0" distB="0" distL="114300" distR="114300" simplePos="0" relativeHeight="251676672" behindDoc="0" locked="0" layoutInCell="1" allowOverlap="1" wp14:anchorId="3614FF3E" wp14:editId="6550BB57">
+                <wp:simplePos x="0" y="0"/>
+                <wp:positionH relativeFrom="column">
+                  <wp:posOffset>6019061</wp:posOffset>
+                </wp:positionH>
+                <wp:positionV relativeFrom="paragraph">
+                  <wp:posOffset>-120333</wp:posOffset>
+                </wp:positionV>
+                <wp:extent cx="1785620" cy="2412986"/>
+                <wp:effectExtent l="0" t="0" r="24130" b="26035"/>
+                <wp:wrapNone/>
+                <wp:docPr id="777870365" name="Group 15"/>
+                <wp:cNvGraphicFramePr/>
+                <a:graphic xmlns:a="http://schemas.openxmlformats.org/drawingml/2006/main">
+                  <a:graphicData uri="http://schemas.microsoft.com/office/word/2010/wordprocessingGroup">
+                    <wpg:wgp>
+                      <wpg:cNvGrpSpPr/>
+                      <wpg:grpSpPr>
+                        <a:xfrm>
+                          <a:off x="0" y="0"/>
+                          <a:ext cx="1785620" cy="2412986"/>
+                          <a:chOff x="0" y="0"/>
+                          <a:chExt cx="1785620" cy="2412986"/>
+                        </a:xfrm>
+                      </wpg:grpSpPr>
+                      <wpg:grpSp>
+                        <wpg:cNvPr id="842627724" name="Group 6"/>
+                        <wpg:cNvGrpSpPr/>
+                        <wpg:grpSpPr>
+                          <a:xfrm>
+                            <a:off x="0" y="0"/>
+                            <a:ext cx="1785620" cy="2412986"/>
+                            <a:chOff x="0" y="0"/>
+                            <a:chExt cx="1785620" cy="2412986"/>
+                          </a:xfrm>
+                        </wpg:grpSpPr>
+                        <wps:wsp>
+                          <wps:cNvPr id="1017047700" name="Rectangle 1"/>
+                          <wps:cNvSpPr/>
+                          <wps:spPr>
+                            <a:xfrm>
+                              <a:off x="0" y="0"/>
+                              <a:ext cx="1785620" cy="2412986"/>
+                            </a:xfrm>
+                            <a:prstGeom prst="rect">
+                              <a:avLst/>
+                            </a:prstGeom>
+                            <a:noFill/>
+                            <a:ln>
+                              <a:solidFill>
+                                <a:schemeClr val="tx1"/>
+                              </a:solidFill>
+                            </a:ln>
+                          </wps:spPr>
+                          <wps:style>
+                            <a:lnRef idx="2">
+                              <a:schemeClr val="accent1">
+                                <a:shade val="15000"/>
+                              </a:schemeClr>
+                            </a:lnRef>
+                            <a:fillRef idx="1">
+                              <a:schemeClr val="accent1"/>
+                            </a:fillRef>
+                            <a:effectRef idx="0">
+                              <a:schemeClr val="accent1"/>
+                            </a:effectRef>
+                            <a:fontRef idx="minor">
+                              <a:schemeClr val="lt1"/>
+                            </a:fontRef>
+                          </wps:style>
+                          <wps:bodyPr rot="0" spcFirstLastPara="0" vertOverflow="overflow" horzOverflow="overflow" vert="horz" wrap="square" lIns="91440" tIns="45720" rIns="91440" bIns="45720" numCol="1" spcCol="0" rtlCol="0" fromWordArt="0" anchor="ctr" anchorCtr="0" forceAA="0" compatLnSpc="1">
+                            <a:prstTxWarp prst="textNoShape">
+                              <a:avLst/>
+                            </a:prstTxWarp>
+                            <a:noAutofit/>
+                          </wps:bodyPr>
+                        </wps:wsp>
+                        <wps:wsp>
+                          <wps:cNvPr id="2020265234" name="Straight Connector 5"/>
+                          <wps:cNvCnPr/>
+                          <wps:spPr>
+                            <a:xfrm>
+                              <a:off x="0" y="393405"/>
+                              <a:ext cx="1785620" cy="0"/>
+                            </a:xfrm>
+                            <a:prstGeom prst="line">
+                              <a:avLst/>
+                            </a:prstGeom>
+                          </wps:spPr>
+                          <wps:style>
+                            <a:lnRef idx="1">
+                              <a:schemeClr val="dk1"/>
+                            </a:lnRef>
+                            <a:fillRef idx="0">
+                              <a:schemeClr val="dk1"/>
+                            </a:fillRef>
+                            <a:effectRef idx="0">
+                              <a:schemeClr val="dk1"/>
+                            </a:effectRef>
+                            <a:fontRef idx="minor">
+                              <a:schemeClr val="tx1"/>
+                            </a:fontRef>
+                          </wps:style>
+                          <wps:bodyPr/>
+                        </wps:wsp>
+                      </wpg:grpSp>
+                      <wps:wsp>
+                        <wps:cNvPr id="130474415" name="Text Box 8"/>
+                        <wps:cNvSpPr txBox="1"/>
+                        <wps:spPr>
+                          <a:xfrm>
+                            <a:off x="95250" y="57150"/>
+                            <a:ext cx="1531089" cy="329508"/>
+                          </a:xfrm>
+                          <a:prstGeom prst="rect">
+                            <a:avLst/>
+                          </a:prstGeom>
+                          <a:noFill/>
+                          <a:ln w="6350">
+                            <a:noFill/>
+                          </a:ln>
+                        </wps:spPr>
+                        <wps:txbx>
+                          <w:txbxContent>
+                            <w:p>
+                              <w:pPr>
+                                <w:jc w:val="center"/>
+                              </w:pPr>
+                              <w:r>
+                                <w:t>EVENTS</w:t>
+                              </w:r>
+                            </w:p>
+                          </w:txbxContent>
+                        </wps:txbx>
+                        <wps:bodyPr rot="0" spcFirstLastPara="0" vertOverflow="overflow" horzOverflow="overflow" vert="horz" wrap="square" lIns="91440" tIns="45720" rIns="91440" bIns="45720" numCol="1" spcCol="0" rtlCol="0" fromWordArt="0" anchor="t" anchorCtr="0" forceAA="0" compatLnSpc="1">
+                          <a:prstTxWarp prst="textNoShape">
+                            <a:avLst/>
+                          </a:prstTxWarp>
+                          <a:noAutofit/>
+                        </wps:bodyPr>
+                      </wps:wsp>
+                      <wps:wsp>
+                        <wps:cNvPr id="1034765082" name="Text Box 7"/>
+                        <wps:cNvSpPr txBox="1"/>
+                        <wps:spPr>
+                          <a:xfrm>
+                            <a:off x="47625" y="485775"/>
+                            <a:ext cx="1722400" cy="1850065"/>
+                          </a:xfrm>
+                          <a:prstGeom prst="rect">
+                            <a:avLst/>
+                          </a:prstGeom>
+                          <a:noFill/>
+                          <a:ln w="6350">
+                            <a:noFill/>
+                          </a:ln>
+                        </wps:spPr>
+                        <wps:txbx>
+                          <w:txbxContent>
+                            <w:p>
+                              <w:pPr>
+                                <w:spacing w:after="0"/>
+                              </w:pPr>
+                              <w:proofErr w:type="spellStart"/>
+                              <w:r>
+                                <w:t>Event</w:t>
+                              </w:r>
+                              <w:r>
+                                <w:t>ID</w:t>
+                              </w:r>
+                              <w:proofErr w:type="spellEnd"/>
+                              <w:r>
+                                <w:t xml:space="preserve"> (PK)</w:t>
+                              </w:r>
+                            </w:p>
+                            <w:p>
+                              <w:pPr>
+                                <w:spacing w:after="0"/>
+                              </w:pPr>
+                              <w:r>
+                                <w:t>Name</w:t>
+                              </w:r>
+                            </w:p>
+                            <w:p>
+                              <w:pPr>
+                                <w:spacing w:after="0"/>
+                              </w:pPr>
+                              <w:r>
+                                <w:t>Description</w:t>
+                              </w:r>
+                            </w:p>
+                            <w:p>
+                              <w:pPr>
+                                <w:spacing w:after="0"/>
+                              </w:pPr>
+                              <w:r>
+                                <w:t>Date</w:t>
+                              </w:r>
+                            </w:p>
+                            <w:p>
+                              <w:pPr>
+                                <w:spacing w:after="0"/>
+                              </w:pPr>
+                              <w:r>
+                                <w:t>Location</w:t>
+                              </w:r>
+                            </w:p>
+                            <w:p>
+                              <w:pPr>
+                                <w:spacing w:after="0"/>
+                              </w:pPr>
+                              <w:r>
+                                <w:t>Distance</w:t>
+                              </w:r>
+                            </w:p>
+                            <w:p>
+                              <w:pPr>
+                                <w:spacing w:after="0"/>
+                              </w:pPr>
+                              <w:proofErr w:type="spellStart"/>
+                              <w:r>
+                                <w:t>EventType</w:t>
+                              </w:r>
+                              <w:proofErr w:type="spellEnd"/>
+                            </w:p>
+                            <w:p>
+                              <w:proofErr w:type="spellStart"/>
+                              <w:r>
+                                <w:t>OrganiserID</w:t>
+                              </w:r>
+                              <w:proofErr w:type="spellEnd"/>
+                              <w:r>
+                                <w:t xml:space="preserve"> (FK)</w:t>
+                              </w:r>
+                            </w:p>
+                            <w:p>
+                              <w:pPr>
+                                <w:spacing w:after="0"/>
+                              </w:pPr>
+                            </w:p>
+                          </w:txbxContent>
+                        </wps:txbx>
+                        <wps:bodyPr rot="0" spcFirstLastPara="0" vertOverflow="overflow" horzOverflow="overflow" vert="horz" wrap="square" lIns="91440" tIns="45720" rIns="91440" bIns="45720" numCol="1" spcCol="0" rtlCol="0" fromWordArt="0" anchor="t" anchorCtr="0" forceAA="0" compatLnSpc="1">
+                          <a:prstTxWarp prst="textNoShape">
+                            <a:avLst/>
+                          </a:prstTxWarp>
+                          <a:noAutofit/>
+                        </wps:bodyPr>
+                      </wps:wsp>
+                    </wpg:wgp>
+                  </a:graphicData>
+                </a:graphic>
+              </wp:anchor>
+            </w:drawing>
+          </mc:Choice>
+          <mc:Fallback>
+            <w:pict>
+              <v:group w14:anchorId="3614FF3E" id="Group 15" o:spid="_x0000_s1053" style="position:absolute;margin-left:473.95pt;margin-top:-9.5pt;width:140.6pt;height:190pt;z-index:251676672" coordsize="17856,24129" o:gfxdata="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">
+                <v:group id="Group 6" o:spid="_x0000_s1054" style="position:absolute;width:17856;height:24129" coordsize="17856,24129" o:gfxdata="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">
+                  <v:rect id="Rectangle 1" o:spid="_x0000_s1055" style="position:absolute;width:17856;height:24129;visibility:visible;mso-wrap-style:square;v-text-anchor:middle" o:gfxdata="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" filled="f" strokecolor="black [3213]" strokeweight="1pt"/>
+                  <v:line id="Straight Connector 5" o:spid="_x0000_s1056" style="position:absolute;visibility:visible;mso-wrap-style:square" from="0,3934" to="17856,3934" o:connectortype="straight" o:gfxdata="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" strokecolor="black [3200]" strokeweight=".5pt">
+                    <v:stroke joinstyle="miter"/>
+                  </v:line>
+                </v:group>
+                <v:shape id="Text Box 8" o:spid="_x0000_s1057" type="#_x0000_t202" style="position:absolute;left:952;top:571;width:15311;height:3295;visibility:visible;mso-wrap-style:square;v-text-anchor:top" o:gfxdata="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" filled="f" stroked="f" strokeweight=".5pt">
+                  <v:textbox>
+                    <w:txbxContent>
+                      <w:p>
+                        <w:pPr>
+                          <w:jc w:val="center"/>
+                        </w:pPr>
+                        <w:r>
+                          <w:t>EVENTS</w:t>
+                        </w:r>
+                      </w:p>
+                    </w:txbxContent>
+                  </v:textbox>
+                </v:shape>
+                <v:shape id="Text Box 7" o:spid="_x0000_s1058" type="#_x0000_t202" style="position:absolute;left:476;top:4857;width:17224;height:18501;visibility:visible;mso-wrap-style:square;v-text-anchor:top" o:gfxdata="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" filled="f" stroked="f" strokeweight=".5pt">
+                  <v:textbox>
+                    <w:txbxContent>
+                      <w:p>
+                        <w:pPr>
+                          <w:spacing w:after="0"/>
+                        </w:pPr>
+                        <w:proofErr w:type="spellStart"/>
+                        <w:r>
+                          <w:t>Event</w:t>
+                        </w:r>
+                        <w:r>
+                          <w:t>ID</w:t>
+                        </w:r>
+                        <w:proofErr w:type="spellEnd"/>
+                        <w:r>
+                          <w:t xml:space="preserve"> (PK)</w:t>
+                        </w:r>
+                      </w:p>
+                      <w:p>
+                        <w:pPr>
+                          <w:spacing w:after="0"/>
+                        </w:pPr>
+                        <w:r>
+                          <w:t>Name</w:t>
+                        </w:r>
+                      </w:p>
+                      <w:p>
+                        <w:pPr>
+                          <w:spacing w:after="0"/>
+                        </w:pPr>
+                        <w:r>
+                          <w:t>Description</w:t>
+                        </w:r>
+                      </w:p>
+                      <w:p>
+                        <w:pPr>
+                          <w:spacing w:after="0"/>
+                        </w:pPr>
+                        <w:r>
+                          <w:t>Date</w:t>
+                        </w:r>
+                      </w:p>
+                      <w:p>
+                        <w:pPr>
+                          <w:spacing w:after="0"/>
+                        </w:pPr>
+                        <w:r>
+                          <w:t>Location</w:t>
+                        </w:r>
+                      </w:p>
+                      <w:p>
+                        <w:pPr>
+                          <w:spacing w:after="0"/>
+                        </w:pPr>
+                        <w:r>
+                          <w:t>Distance</w:t>
+                        </w:r>
+                      </w:p>
+                      <w:p>
+                        <w:pPr>
+                          <w:spacing w:after="0"/>
+                        </w:pPr>
+                        <w:proofErr w:type="spellStart"/>
+                        <w:r>
+                          <w:t>EventType</w:t>
+                        </w:r>
+                        <w:proofErr w:type="spellEnd"/>
+                      </w:p>
+                      <w:p>
+                        <w:proofErr w:type="spellStart"/>
+                        <w:r>
+                          <w:t>OrganiserID</w:t>
+                        </w:r>
+                        <w:proofErr w:type="spellEnd"/>
+                        <w:r>
+                          <w:t xml:space="preserve"> (FK)</w:t>
+                        </w:r>
+                      </w:p>
+                      <w:p>
+                        <w:pPr>
+                          <w:spacing w:after="0"/>
+                        </w:pPr>
+                      </w:p>
+                    </w:txbxContent>
+                  </v:textbox>
+                </v:shape>
+              </v:group>
+            </w:pict>
+          </mc:Fallback>
+        </mc:AlternateContent>
+      </w:r>
+      <w:r>
+        <w:rPr>
+          <w:noProof/>
+        </w:rPr>
+        <mc:AlternateContent>
+          <mc:Choice Requires="wps">
+            <w:drawing>
+              <wp:anchor distT="0" distB="0" distL="114300" distR="114300" simplePos="0" relativeHeight="251704320" behindDoc="0" locked="0" layoutInCell="1" allowOverlap="1" wp14:anchorId="00CC3E0F" wp14:editId="08B4128B">
+                <wp:simplePos x="0" y="0"/>
+                <wp:positionH relativeFrom="column">
+                  <wp:posOffset>7806518</wp:posOffset>
+                </wp:positionH>
+                <wp:positionV relativeFrom="paragraph">
+                  <wp:posOffset>1214651</wp:posOffset>
+                </wp:positionV>
+                <wp:extent cx="1569493" cy="0"/>
+                <wp:effectExtent l="0" t="0" r="0" b="0"/>
+                <wp:wrapNone/>
+                <wp:docPr id="426235353" name="Straight Connector 21"/>
+                <wp:cNvGraphicFramePr/>
+                <a:graphic xmlns:a="http://schemas.openxmlformats.org/drawingml/2006/main">
+                  <a:graphicData uri="http://schemas.microsoft.com/office/word/2010/wordprocessingShape">
+                    <wps:wsp>
+                      <wps:cNvCnPr/>
+                      <wps:spPr>
+                        <a:xfrm flipH="1" flipV="1">
+                          <a:off x="0" y="0"/>
+                          <a:ext cx="1569493" cy="0"/>
+                        </a:xfrm>
+                        <a:prstGeom prst="line">
+                          <a:avLst/>
+                        </a:prstGeom>
+                      </wps:spPr>
+                      <wps:style>
+                        <a:lnRef idx="1">
+                          <a:schemeClr val="dk1"/>
+                        </a:lnRef>
+                        <a:fillRef idx="0">
+                          <a:schemeClr val="dk1"/>
+                        </a:fillRef>
+                        <a:effectRef idx="0">
+                          <a:schemeClr val="dk1"/>
+                        </a:effectRef>
+                        <a:fontRef idx="minor">
+                          <a:schemeClr val="tx1"/>
+                        </a:fontRef>
+                      </wps:style>
+                      <wps:bodyPr/>
+                    </wps:wsp>
+                  </a:graphicData>
+                </a:graphic>
+                <wp14:sizeRelH relativeFrom="margin">
+                  <wp14:pctWidth>0</wp14:pctWidth>
+                </wp14:sizeRelH>
+                <wp14:sizeRelV relativeFrom="margin">
+                  <wp14:pctHeight>0</wp14:pctHeight>
+                </wp14:sizeRelV>
+              </wp:anchor>
+            </w:drawing>
+          </mc:Choice>
+          <mc:Fallback>
+            <w:pict>
+              <v:line w14:anchorId="45EDD210" id="Straight Connector 21" o:spid="_x0000_s1026" style="position:absolute;flip:x y;z-index:251704320;visibility:visible;mso-wrap-style:square;mso-width-percent:0;mso-height-percent:0;mso-wrap-distance-left:9pt;mso-wrap-distance-top:0;mso-wrap-distance-right:9pt;mso-wrap-distance-bottom:0;mso-position-horizontal:absolute;mso-position-horizontal-relative:text;mso-position-vertical:absolute;mso-position-vertical-relative:text;mso-width-percent:0;mso-height-percent:0;mso-width-relative:margin;mso-height-relative:margin" from="614.7pt,95.65pt" to="738.3pt,95.65pt" o:gfxdata="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" strokecolor="black [3200]" strokeweight=".5pt">
+                <v:stroke joinstyle="miter"/>
+              </v:line>
+            </w:pict>
+          </mc:Fallback>
+        </mc:AlternateContent>
+      </w:r>
+      <w:r>
+        <w:rPr>
+          <w:noProof/>
+        </w:rPr>
+        <mc:AlternateContent>
+          <mc:Choice Requires="wps">
+            <w:drawing>
+              <wp:anchor distT="0" distB="0" distL="114300" distR="114300" simplePos="0" relativeHeight="251700224" behindDoc="0" locked="0" layoutInCell="1" allowOverlap="1" wp14:anchorId="04FBC725" wp14:editId="6F9D2E4F">
+                <wp:simplePos x="0" y="0"/>
+                <wp:positionH relativeFrom="column">
+                  <wp:posOffset>1405719</wp:posOffset>
+                </wp:positionH>
+                <wp:positionV relativeFrom="paragraph">
+                  <wp:posOffset>4626591</wp:posOffset>
+                </wp:positionV>
+                <wp:extent cx="4612422" cy="0"/>
+                <wp:effectExtent l="0" t="0" r="0" b="0"/>
+                <wp:wrapNone/>
+                <wp:docPr id="1596145703" name="Straight Connector 17"/>
+                <wp:cNvGraphicFramePr/>
+                <a:graphic xmlns:a="http://schemas.openxmlformats.org/drawingml/2006/main">
+                  <a:graphicData uri="http://schemas.microsoft.com/office/word/2010/wordprocessingShape">
+                    <wps:wsp>
+                      <wps:cNvCnPr/>
+                      <wps:spPr>
+                        <a:xfrm>
+                          <a:off x="0" y="0"/>
+                          <a:ext cx="4612422" cy="0"/>
+                        </a:xfrm>
+                        <a:prstGeom prst="line">
+                          <a:avLst/>
+                        </a:prstGeom>
+                      </wps:spPr>
+                      <wps:style>
+                        <a:lnRef idx="1">
+                          <a:schemeClr val="dk1"/>
+                        </a:lnRef>
+                        <a:fillRef idx="0">
+                          <a:schemeClr val="dk1"/>
+                        </a:fillRef>
+                        <a:effectRef idx="0">
+                          <a:schemeClr val="dk1"/>
+                        </a:effectRef>
+                        <a:fontRef idx="minor">
+                          <a:schemeClr val="tx1"/>
+                        </a:fontRef>
+                      </wps:style>
+                      <wps:bodyPr/>
+                    </wps:wsp>
+                  </a:graphicData>
+                </a:graphic>
+                <wp14:sizeRelH relativeFrom="margin">
+                  <wp14:pctWidth>0</wp14:pctWidth>
+                </wp14:sizeRelH>
+              </wp:anchor>
+            </w:drawing>
+          </mc:Choice>
+          <mc:Fallback>
+            <w:pict>
+              <v:line w14:anchorId="47069229" id="Straight Connector 17" o:spid="_x0000_s1026" style="position:absolute;z-index:251700224;visibility:visible;mso-wrap-style:square;mso-width-percent:0;mso-wrap-distance-left:9pt;mso-wrap-distance-top:0;mso-wrap-distance-right:9pt;mso-wrap-distance-bottom:0;mso-position-horizontal:absolute;mso-position-horizontal-relative:text;mso-position-vertical:absolute;mso-position-vertical-relative:text;mso-width-percent:0;mso-width-relative:margin" from="110.7pt,364.3pt" to="473.9pt,364.3pt" o:gfxdata="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" strokecolor="black [3200]" strokeweight=".5pt">
+                <v:stroke joinstyle="miter"/>
+              </v:line>
+            </w:pict>
+          </mc:Fallback>
+        </mc:AlternateContent>
+      </w:r>
+      <w:r>
+        <w:rPr>
+          <w:noProof/>
+        </w:rPr>
+        <mc:AlternateContent>
+          <mc:Choice Requires="wps">
+            <w:drawing>
+              <wp:anchor distT="0" distB="0" distL="114300" distR="114300" simplePos="0" relativeHeight="251701248" behindDoc="0" locked="0" layoutInCell="1" allowOverlap="1" wp14:anchorId="66176A24" wp14:editId="040C9CB5">
+                <wp:simplePos x="0" y="0"/>
+                <wp:positionH relativeFrom="column">
+                  <wp:posOffset>4776716</wp:posOffset>
+                </wp:positionH>
+                <wp:positionV relativeFrom="paragraph">
+                  <wp:posOffset>1214651</wp:posOffset>
+                </wp:positionV>
+                <wp:extent cx="1241425" cy="0"/>
+                <wp:effectExtent l="0" t="0" r="0" b="0"/>
+                <wp:wrapNone/>
+                <wp:docPr id="1628045856" name="Straight Connector 18"/>
+                <wp:cNvGraphicFramePr/>
+                <a:graphic xmlns:a="http://schemas.openxmlformats.org/drawingml/2006/main">
+                  <a:graphicData uri="http://schemas.microsoft.com/office/word/2010/wordprocessingShape">
+                    <wps:wsp>
+                      <wps:cNvCnPr/>
+                      <wps:spPr>
+                        <a:xfrm>
+                          <a:off x="0" y="0"/>
+                          <a:ext cx="1241425" cy="0"/>
+                        </a:xfrm>
+                        <a:prstGeom prst="line">
+                          <a:avLst/>
+                        </a:prstGeom>
+                      </wps:spPr>
+                      <wps:style>
+                        <a:lnRef idx="1">
+                          <a:schemeClr val="dk1"/>
+                        </a:lnRef>
+                        <a:fillRef idx="0">
+                          <a:schemeClr val="dk1"/>
+                        </a:fillRef>
+                        <a:effectRef idx="0">
+                          <a:schemeClr val="dk1"/>
+                        </a:effectRef>
+                        <a:fontRef idx="minor">
+                          <a:schemeClr val="tx1"/>
+                        </a:fontRef>
+                      </wps:style>
+                      <wps:bodyPr/>
+                    </wps:wsp>
+                  </a:graphicData>
+                </a:graphic>
+                <wp14:sizeRelH relativeFrom="margin">
+                  <wp14:pctWidth>0</wp14:pctWidth>
+                </wp14:sizeRelH>
+                <wp14:sizeRelV relativeFrom="margin">
+                  <wp14:pctHeight>0</wp14:pctHeight>
+                </wp14:sizeRelV>
+              </wp:anchor>
+            </w:drawing>
+          </mc:Choice>
+          <mc:Fallback>
+            <w:pict>
+              <v:line w14:anchorId="70B8ED2E" id="Straight Connector 18" o:spid="_x0000_s1026" style="position:absolute;z-index:251701248;visibility:visible;mso-wrap-style:square;mso-width-percent:0;mso-height-percent:0;mso-wrap-distance-left:9pt;mso-wrap-distance-top:0;mso-wrap-distance-right:9pt;mso-wrap-distance-bottom:0;mso-position-horizontal:absolute;mso-position-horizontal-relative:text;mso-position-vertical:absolute;mso-position-vertical-relative:text;mso-width-percent:0;mso-height-percent:0;mso-width-relative:margin;mso-height-relative:margin" from="376.1pt,95.65pt" to="473.85pt,95.65pt" o:gfxdata="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" strokecolor="black [3200]" strokeweight=".5pt">
+                <v:stroke joinstyle="miter"/>
+              </v:line>
+            </w:pict>
+          </mc:Fallback>
+        </mc:AlternateContent>
+      </w:r>
+      <w:r>
+        <w:rPr>
+          <w:noProof/>
+        </w:rPr>
+        <mc:AlternateContent>
+          <mc:Choice Requires="wpg">
+            <w:drawing>
+              <wp:anchor distT="0" distB="0" distL="114300" distR="114300" simplePos="0" relativeHeight="251698176" behindDoc="0" locked="0" layoutInCell="1" allowOverlap="1" wp14:anchorId="3DF4F6DC" wp14:editId="3B6E1FD0">
+                <wp:simplePos x="0" y="0"/>
+                <wp:positionH relativeFrom="column">
+                  <wp:posOffset>9330547</wp:posOffset>
+                </wp:positionH>
+                <wp:positionV relativeFrom="paragraph">
+                  <wp:posOffset>3430934</wp:posOffset>
+                </wp:positionV>
+                <wp:extent cx="1785620" cy="2412986"/>
+                <wp:effectExtent l="0" t="0" r="24130" b="26035"/>
+                <wp:wrapNone/>
+                <wp:docPr id="622609608" name="Group 11"/>
+                <wp:cNvGraphicFramePr/>
+                <a:graphic xmlns:a="http://schemas.openxmlformats.org/drawingml/2006/main">
+                  <a:graphicData uri="http://schemas.microsoft.com/office/word/2010/wordprocessingGroup">
+                    <wpg:wgp>
+                      <wpg:cNvGrpSpPr/>
+                      <wpg:grpSpPr>
+                        <a:xfrm>
+                          <a:off x="0" y="0"/>
+                          <a:ext cx="1785620" cy="2412986"/>
+                          <a:chOff x="0" y="0"/>
+                          <a:chExt cx="1785620" cy="2412986"/>
+                        </a:xfrm>
+                      </wpg:grpSpPr>
+                      <wpg:grpSp>
+                        <wpg:cNvPr id="161341096" name="Group 6"/>
+                        <wpg:cNvGrpSpPr/>
+                        <wpg:grpSpPr>
+                          <a:xfrm>
+                            <a:off x="0" y="0"/>
+                            <a:ext cx="1785620" cy="2412986"/>
+                            <a:chOff x="0" y="0"/>
+                            <a:chExt cx="1785620" cy="2412986"/>
+                          </a:xfrm>
+                        </wpg:grpSpPr>
+                        <wps:wsp>
+                          <wps:cNvPr id="1896871516" name="Rectangle 1"/>
+                          <wps:cNvSpPr/>
+                          <wps:spPr>
+                            <a:xfrm>
+                              <a:off x="0" y="0"/>
+                              <a:ext cx="1785620" cy="2412986"/>
+                            </a:xfrm>
+                            <a:prstGeom prst="rect">
+                              <a:avLst/>
+                            </a:prstGeom>
+                            <a:noFill/>
+                            <a:ln>
+                              <a:solidFill>
+                                <a:schemeClr val="tx1"/>
+                              </a:solidFill>
+                            </a:ln>
+                          </wps:spPr>
+                          <wps:style>
+                            <a:lnRef idx="2">
+                              <a:schemeClr val="accent1">
+                                <a:shade val="15000"/>
+                              </a:schemeClr>
+                            </a:lnRef>
+                            <a:fillRef idx="1">
+                              <a:schemeClr val="accent1"/>
+                            </a:fillRef>
+                            <a:effectRef idx="0">
+                              <a:schemeClr val="accent1"/>
+                            </a:effectRef>
+                            <a:fontRef idx="minor">
+                              <a:schemeClr val="lt1"/>
+                            </a:fontRef>
+                          </wps:style>
+                          <wps:bodyPr rot="0" spcFirstLastPara="0" vertOverflow="overflow" horzOverflow="overflow" vert="horz" wrap="square" lIns="91440" tIns="45720" rIns="91440" bIns="45720" numCol="1" spcCol="0" rtlCol="0" fromWordArt="0" anchor="ctr" anchorCtr="0" forceAA="0" compatLnSpc="1">
+                            <a:prstTxWarp prst="textNoShape">
+                              <a:avLst/>
+                            </a:prstTxWarp>
+                            <a:noAutofit/>
+                          </wps:bodyPr>
+                        </wps:wsp>
+                        <wps:wsp>
+                          <wps:cNvPr id="2040589087" name="Straight Connector 5"/>
+                          <wps:cNvCnPr/>
+                          <wps:spPr>
+                            <a:xfrm>
+                              <a:off x="0" y="393405"/>
+                              <a:ext cx="1785620" cy="0"/>
+                            </a:xfrm>
+                            <a:prstGeom prst="line">
+                              <a:avLst/>
+                            </a:prstGeom>
+                          </wps:spPr>
+                          <wps:style>
+                            <a:lnRef idx="1">
+                              <a:schemeClr val="dk1"/>
+                            </a:lnRef>
+                            <a:fillRef idx="0">
+                              <a:schemeClr val="dk1"/>
+                            </a:fillRef>
+                            <a:effectRef idx="0">
+                              <a:schemeClr val="dk1"/>
+                            </a:effectRef>
+                            <a:fontRef idx="minor">
+                              <a:schemeClr val="tx1"/>
+                            </a:fontRef>
+                          </wps:style>
+                          <wps:bodyPr/>
+                        </wps:wsp>
+                      </wpg:grpSp>
+                      <wps:wsp>
+                        <wps:cNvPr id="168984613" name="Text Box 8"/>
+                        <wps:cNvSpPr txBox="1"/>
+                        <wps:spPr>
+                          <a:xfrm>
+                            <a:off x="76200" y="0"/>
+                            <a:ext cx="1531089" cy="329508"/>
+                          </a:xfrm>
+                          <a:prstGeom prst="rect">
+                            <a:avLst/>
+                          </a:prstGeom>
+                          <a:noFill/>
+                          <a:ln w="6350">
+                            <a:noFill/>
+                          </a:ln>
+                        </wps:spPr>
+                        <wps:txbx>
+                          <w:txbxContent>
+                            <w:p>
+                              <w:pPr>
+                                <w:jc w:val="center"/>
+                              </w:pPr>
+                              <w:r>
+                                <w:t>RESULTS</w:t>
+                              </w:r>
+                            </w:p>
+                          </w:txbxContent>
+                        </wps:txbx>
+                        <wps:bodyPr rot="0" spcFirstLastPara="0" vertOverflow="overflow" horzOverflow="overflow" vert="horz" wrap="square" lIns="91440" tIns="45720" rIns="91440" bIns="45720" numCol="1" spcCol="0" rtlCol="0" fromWordArt="0" anchor="t" anchorCtr="0" forceAA="0" compatLnSpc="1">
+                          <a:prstTxWarp prst="textNoShape">
+                            <a:avLst/>
+                          </a:prstTxWarp>
+                          <a:noAutofit/>
+                        </wps:bodyPr>
+                      </wps:wsp>
+                      <wps:wsp>
+                        <wps:cNvPr id="722368163" name="Text Box 7"/>
+                        <wps:cNvSpPr txBox="1"/>
+                        <wps:spPr>
+                          <a:xfrm>
+                            <a:off x="0" y="447675"/>
+                            <a:ext cx="1722400" cy="1850065"/>
+                          </a:xfrm>
+                          <a:prstGeom prst="rect">
+                            <a:avLst/>
+                          </a:prstGeom>
+                          <a:noFill/>
+                          <a:ln w="6350">
+                            <a:noFill/>
+                          </a:ln>
+                        </wps:spPr>
+                        <wps:txbx>
+                          <w:txbxContent>
+                            <w:p>
+                              <w:pPr>
+                                <w:spacing w:after="0"/>
+                              </w:pPr>
+                              <w:proofErr w:type="spellStart"/>
+                              <w:r>
+                                <w:t>Resul</w:t>
+                              </w:r>
+                              <w:r>
+                                <w:t>tID</w:t>
+                              </w:r>
+                              <w:proofErr w:type="spellEnd"/>
+                              <w:r>
+                                <w:t xml:space="preserve"> (PK)</w:t>
+                              </w:r>
+                            </w:p>
+                            <w:p>
+                              <w:pPr>
+                                <w:spacing w:after="0"/>
+                              </w:pPr>
+                              <w:proofErr w:type="spellStart"/>
+                              <w:r>
+                                <w:t>FinishTime</w:t>
+                              </w:r>
+                              <w:proofErr w:type="spellEnd"/>
+                            </w:p>
+                            <w:p>
+                              <w:pPr>
+                                <w:spacing w:after="0"/>
+                              </w:pPr>
+                              <w:proofErr w:type="spellStart"/>
+                              <w:r>
+                                <w:t>FinishPosition</w:t>
+                              </w:r>
+                              <w:proofErr w:type="spellEnd"/>
+                            </w:p>
+                            <w:p>
+                              <w:pPr>
+                                <w:spacing w:after="0"/>
+                              </w:pPr>
+                              <w:r>
+                                <w:t>ParticipantID (FK)</w:t>
+                              </w:r>
+                            </w:p>
+                            <w:p>
+                              <w:pPr>
+                                <w:spacing w:after="0"/>
+                              </w:pPr>
+                              <w:proofErr w:type="spellStart"/>
+                              <w:r>
+                                <w:t>EventID</w:t>
+                              </w:r>
+                              <w:proofErr w:type="spellEnd"/>
+                              <w:r>
+                                <w:t xml:space="preserve"> (FK)</w:t>
+                              </w:r>
+                            </w:p>
+                            <w:p>
+                              <w:pPr>
+                                <w:spacing w:after="0"/>
+                              </w:pPr>
+                              <w:proofErr w:type="spellStart"/>
+                              <w:r>
+                                <w:t>CatergoryID</w:t>
+                              </w:r>
+                              <w:proofErr w:type="spellEnd"/>
+                              <w:r>
+                                <w:t xml:space="preserve"> (PK)</w:t>
+                              </w:r>
+                            </w:p>
+                            <w:p/>
+                            <w:p/>
+                            <w:p>
+                              <w:pPr>
+                                <w:spacing w:after="0"/>
+                              </w:pPr>
+                            </w:p>
+                          </w:txbxContent>
+                        </wps:txbx>
+                        <wps:bodyPr rot="0" spcFirstLastPara="0" vertOverflow="overflow" horzOverflow="overflow" vert="horz" wrap="square" lIns="91440" tIns="45720" rIns="91440" bIns="45720" numCol="1" spcCol="0" rtlCol="0" fromWordArt="0" anchor="t" anchorCtr="0" forceAA="0" compatLnSpc="1">
+                          <a:prstTxWarp prst="textNoShape">
+                            <a:avLst/>
+                          </a:prstTxWarp>
+                          <a:noAutofit/>
+                        </wps:bodyPr>
+                      </wps:wsp>
+                    </wpg:wgp>
+                  </a:graphicData>
+                </a:graphic>
+              </wp:anchor>
+            </w:drawing>
+          </mc:Choice>
+          <mc:Fallback>
+            <w:pict>
+              <v:group w14:anchorId="3DF4F6DC" id="Group 11" o:spid="_x0000_s1059" style="position:absolute;margin-left:734.7pt;margin-top:270.15pt;width:140.6pt;height:190pt;z-index:251698176" coordsize="17856,24129" o:gfxdata="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">
+                <v:group id="Group 6" o:spid="_x0000_s1060" style="position:absolute;width:17856;height:24129" coordsize="17856,24129" o:gfxdata="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">
+                  <v:rect id="Rectangle 1" o:spid="_x0000_s1061" style="position:absolute;width:17856;height:24129;visibility:visible;mso-wrap-style:square;v-text-anchor:middle" o:gfxdata="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" filled="f" strokecolor="black [3213]" strokeweight="1pt"/>
+                  <v:line id="Straight Connector 5" o:spid="_x0000_s1062" style="position:absolute;visibility:visible;mso-wrap-style:square" from="0,3934" to="17856,3934" o:connectortype="straight" o:gfxdata="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" strokecolor="black [3200]" strokeweight=".5pt">
+                    <v:stroke joinstyle="miter"/>
+                  </v:line>
+                </v:group>
+                <v:shape id="Text Box 8" o:spid="_x0000_s1063" type="#_x0000_t202" style="position:absolute;left:762;width:15310;height:3295;visibility:visible;mso-wrap-style:square;v-text-anchor:top" o:gfxdata="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" filled="f" stroked="f" strokeweight=".5pt">
+                  <v:textbox>
+                    <w:txbxContent>
+                      <w:p>
+                        <w:pPr>
+                          <w:jc w:val="center"/>
+                        </w:pPr>
+                        <w:r>
+                          <w:t>RESULTS</w:t>
+                        </w:r>
+                      </w:p>
+                    </w:txbxContent>
+                  </v:textbox>
+                </v:shape>
+                <v:shape id="Text Box 7" o:spid="_x0000_s1064" type="#_x0000_t202" style="position:absolute;top:4476;width:17224;height:18501;visibility:visible;mso-wrap-style:square;v-text-anchor:top" o:gfxdata="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" filled="f" stroked="f" strokeweight=".5pt">
+                  <v:textbox>
+                    <w:txbxContent>
+                      <w:p>
+                        <w:pPr>
+                          <w:spacing w:after="0"/>
+                        </w:pPr>
+                        <w:proofErr w:type="spellStart"/>
+                        <w:r>
+                          <w:t>Resul</w:t>
+                        </w:r>
+                        <w:r>
+                          <w:t>tID</w:t>
+                        </w:r>
+                        <w:proofErr w:type="spellEnd"/>
+                        <w:r>
+                          <w:t xml:space="preserve"> (PK)</w:t>
+                        </w:r>
+                      </w:p>
+                      <w:p>
+                        <w:pPr>
+                          <w:spacing w:after="0"/>
+                        </w:pPr>
+                        <w:proofErr w:type="spellStart"/>
+                        <w:r>
+                          <w:t>FinishTime</w:t>
+                        </w:r>
+                        <w:proofErr w:type="spellEnd"/>
+                      </w:p>
+                      <w:p>
+                        <w:pPr>
+                          <w:spacing w:after="0"/>
+                        </w:pPr>
+                        <w:proofErr w:type="spellStart"/>
+                        <w:r>
+                          <w:t>FinishPosition</w:t>
+                        </w:r>
+                        <w:proofErr w:type="spellEnd"/>
+                      </w:p>
+                      <w:p>
+                        <w:pPr>
+                          <w:spacing w:after="0"/>
+                        </w:pPr>
+                        <w:r>
+                          <w:t>ParticipantID (FK)</w:t>
+                        </w:r>
+                      </w:p>
+                      <w:p>
+                        <w:pPr>
+                          <w:spacing w:after="0"/>
+                        </w:pPr>
+                        <w:proofErr w:type="spellStart"/>
+                        <w:r>
+                          <w:t>EventID</w:t>
+                        </w:r>
+                        <w:proofErr w:type="spellEnd"/>
+                        <w:r>
+                          <w:t xml:space="preserve"> (FK)</w:t>
+                        </w:r>
+                      </w:p>
+                      <w:p>
+                        <w:pPr>
+                          <w:spacing w:after="0"/>
+                        </w:pPr>
+                        <w:proofErr w:type="spellStart"/>
+                        <w:r>
+                          <w:t>CatergoryID</w:t>
+                        </w:r>
+                        <w:proofErr w:type="spellEnd"/>
+                        <w:r>
+                          <w:t xml:space="preserve"> (PK)</w:t>
+                        </w:r>
+                      </w:p>
+                      <w:p/>
+                      <w:p/>
                       <w:p>
                         <w:pPr>
                           <w:spacing w:after="0"/>
@@ -299,13 +3014,13 @@
         <mc:AlternateContent>
           <mc:Choice Requires="wpg">
             <w:drawing>
-              <wp:anchor distT="0" distB="0" distL="114300" distR="114300" simplePos="0" relativeHeight="251691008" behindDoc="0" locked="0" layoutInCell="1" allowOverlap="1" wp14:anchorId="7D7ABC92" wp14:editId="1224BE5A">
+              <wp:anchor distT="0" distB="0" distL="114300" distR="114300" simplePos="0" relativeHeight="251691008" behindDoc="0" locked="0" layoutInCell="1" allowOverlap="1" wp14:anchorId="7D7ABC92" wp14:editId="2AFA58EA">
                 <wp:simplePos x="0" y="0"/>
                 <wp:positionH relativeFrom="column">
-                  <wp:posOffset>2143125</wp:posOffset>
+                  <wp:posOffset>6019060</wp:posOffset>
                 </wp:positionH>
                 <wp:positionV relativeFrom="paragraph">
-                  <wp:posOffset>2343150</wp:posOffset>
+                  <wp:posOffset>3466744</wp:posOffset>
                 </wp:positionV>
                 <wp:extent cx="1785620" cy="2412986"/>
                 <wp:effectExtent l="0" t="0" r="24130" b="26035"/>
@@ -462,11 +3177,16 @@
                               <w:pPr>
                                 <w:spacing w:after="0"/>
                               </w:pPr>
+                              <w:proofErr w:type="spellStart"/>
                               <w:r>
                                 <w:t>Enrollment</w:t>
                               </w:r>
                               <w:r>
-                                <w:t>ID (PK)</w:t>
+                                <w:t>ID</w:t>
+                              </w:r>
+                              <w:proofErr w:type="spellEnd"/>
+                              <w:r>
+                                <w:t xml:space="preserve"> (PK)</w:t>
                               </w:r>
                             </w:p>
                             <w:p>
@@ -487,8 +3207,13 @@
                               <w:pPr>
                                 <w:spacing w:after="0"/>
                               </w:pPr>
-                              <w:r>
-                                <w:t>EventID (FK)</w:t>
+                              <w:proofErr w:type="spellStart"/>
+                              <w:r>
+                                <w:t>EventID</w:t>
+                              </w:r>
+                              <w:proofErr w:type="spellEnd"/>
+                              <w:r>
+                                <w:t xml:space="preserve"> (FK)</w:t>
                               </w:r>
                             </w:p>
                             <w:p>
@@ -513,14 +3238,14 @@
           </mc:Choice>
           <mc:Fallback>
             <w:pict>
-              <v:group w14:anchorId="7D7ABC92" id="Group 10" o:spid="_x0000_s1032" style="position:absolute;margin-left:168.75pt;margin-top:184.5pt;width:140.6pt;height:190pt;z-index:251691008" coordsize="17856,24129" o:gfxdata="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">
-                <v:group id="Group 6" o:spid="_x0000_s1033" style="position:absolute;width:17856;height:24129" coordsize="17856,24129" o:gfxdata="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">
-                  <v:rect id="Rectangle 1" o:spid="_x0000_s1034" style="position:absolute;width:17856;height:24129;visibility:visible;mso-wrap-style:square;v-text-anchor:middle" o:gfxdata="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" filled="f" strokecolor="black [3213]" strokeweight="1pt"/>
-                  <v:line id="Straight Connector 5" o:spid="_x0000_s1035" style="position:absolute;visibility:visible;mso-wrap-style:square" from="0,3934" to="17856,3934" o:connectortype="straight" o:gfxdata="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" strokecolor="black [3200]" strokeweight=".5pt">
+              <v:group w14:anchorId="7D7ABC92" id="Group 10" o:spid="_x0000_s1065" style="position:absolute;margin-left:473.95pt;margin-top:272.95pt;width:140.6pt;height:190pt;z-index:251691008" coordsize="17856,24129" o:gfxdata="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">
+                <v:group id="Group 6" o:spid="_x0000_s1066" style="position:absolute;width:17856;height:24129" coordsize="17856,24129" o:gfxdata="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">
+                  <v:rect id="Rectangle 1" o:spid="_x0000_s1067" style="position:absolute;width:17856;height:24129;visibility:visible;mso-wrap-style:square;v-text-anchor:middle" o:gfxdata="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" filled="f" strokecolor="black [3213]" strokeweight="1pt"/>
+                  <v:line id="Straight Connector 5" o:spid="_x0000_s1068" style="position:absolute;visibility:visible;mso-wrap-style:square" from="0,3934" to="17856,3934" o:connectortype="straight" o:gfxdata="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" strokecolor="black [3200]" strokeweight=".5pt">
                     <v:stroke joinstyle="miter"/>
                   </v:line>
                 </v:group>
-                <v:shape id="_x0000_s1036" type="#_x0000_t202" style="position:absolute;left:1333;width:15311;height:3295;visibility:visible;mso-wrap-style:square;v-text-anchor:top" o:gfxdata="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" filled="f" stroked="f" strokeweight=".5pt">
+                <v:shape id="Text Box 8" o:spid="_x0000_s1069" type="#_x0000_t202" style="position:absolute;left:1333;width:15311;height:3295;visibility:visible;mso-wrap-style:square;v-text-anchor:top" o:gfxdata="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" filled="f" stroked="f" strokeweight=".5pt">
                   <v:textbox>
                     <w:txbxContent>
                       <w:p>
@@ -534,18 +3259,23 @@
                     </w:txbxContent>
                   </v:textbox>
                 </v:shape>
-                <v:shape id="_x0000_s1037" type="#_x0000_t202" style="position:absolute;left:285;top:4476;width:17224;height:18501;visibility:visible;mso-wrap-style:square;v-text-anchor:top" o:gfxdata="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" filled="f" stroked="f" strokeweight=".5pt">
+                <v:shape id="Text Box 7" o:spid="_x0000_s1070" type="#_x0000_t202" style="position:absolute;left:285;top:4476;width:17224;height:18501;visibility:visible;mso-wrap-style:square;v-text-anchor:top" o:gfxdata="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" filled="f" stroked="f" strokeweight=".5pt">
                   <v:textbox>
                     <w:txbxContent>
                       <w:p>
                         <w:pPr>
                           <w:spacing w:after="0"/>
                         </w:pPr>
+                        <w:proofErr w:type="spellStart"/>
                         <w:r>
                           <w:t>Enrollment</w:t>
                         </w:r>
                         <w:r>
-                          <w:t>ID (PK)</w:t>
+                          <w:t>ID</w:t>
+                        </w:r>
+                        <w:proofErr w:type="spellEnd"/>
+                        <w:r>
+                          <w:t xml:space="preserve"> (PK)</w:t>
                         </w:r>
                       </w:p>
                       <w:p>
@@ -566,8 +3296,13 @@
                         <w:pPr>
                           <w:spacing w:after="0"/>
                         </w:pPr>
-                        <w:r>
-                          <w:t>EventID (FK)</w:t>
+                        <w:proofErr w:type="spellStart"/>
+                        <w:r>
+                          <w:t>EventID</w:t>
+                        </w:r>
+                        <w:proofErr w:type="spellEnd"/>
+                        <w:r>
+                          <w:t xml:space="preserve"> (FK)</w:t>
                         </w:r>
                       </w:p>
                       <w:p>
@@ -588,20 +3323,212 @@
           <w:noProof/>
         </w:rPr>
         <mc:AlternateContent>
+          <mc:Choice Requires="wps">
+            <w:drawing>
+              <wp:anchor distT="0" distB="0" distL="114300" distR="114300" simplePos="0" relativeHeight="251705344" behindDoc="0" locked="0" layoutInCell="1" allowOverlap="1" wp14:anchorId="67C596E3" wp14:editId="2521F8AE">
+                <wp:simplePos x="0" y="0"/>
+                <wp:positionH relativeFrom="column">
+                  <wp:posOffset>477672</wp:posOffset>
+                </wp:positionH>
+                <wp:positionV relativeFrom="paragraph">
+                  <wp:posOffset>2238232</wp:posOffset>
+                </wp:positionV>
+                <wp:extent cx="0" cy="1173707"/>
+                <wp:effectExtent l="0" t="0" r="38100" b="26670"/>
+                <wp:wrapNone/>
+                <wp:docPr id="1005874504" name="Straight Connector 22"/>
+                <wp:cNvGraphicFramePr/>
+                <a:graphic xmlns:a="http://schemas.openxmlformats.org/drawingml/2006/main">
+                  <a:graphicData uri="http://schemas.microsoft.com/office/word/2010/wordprocessingShape">
+                    <wps:wsp>
+                      <wps:cNvCnPr/>
+                      <wps:spPr>
+                        <a:xfrm>
+                          <a:off x="0" y="0"/>
+                          <a:ext cx="0" cy="1173707"/>
+                        </a:xfrm>
+                        <a:prstGeom prst="line">
+                          <a:avLst/>
+                        </a:prstGeom>
+                      </wps:spPr>
+                      <wps:style>
+                        <a:lnRef idx="1">
+                          <a:schemeClr val="dk1"/>
+                        </a:lnRef>
+                        <a:fillRef idx="0">
+                          <a:schemeClr val="dk1"/>
+                        </a:fillRef>
+                        <a:effectRef idx="0">
+                          <a:schemeClr val="dk1"/>
+                        </a:effectRef>
+                        <a:fontRef idx="minor">
+                          <a:schemeClr val="tx1"/>
+                        </a:fontRef>
+                      </wps:style>
+                      <wps:bodyPr/>
+                    </wps:wsp>
+                  </a:graphicData>
+                </a:graphic>
+              </wp:anchor>
+            </w:drawing>
+          </mc:Choice>
+          <mc:Fallback>
+            <w:pict>
+              <v:line w14:anchorId="10AA5160" id="Straight Connector 22" o:spid="_x0000_s1026" style="position:absolute;z-index:251705344;visibility:visible;mso-wrap-style:square;mso-wrap-distance-left:9pt;mso-wrap-distance-top:0;mso-wrap-distance-right:9pt;mso-wrap-distance-bottom:0;mso-position-horizontal:absolute;mso-position-horizontal-relative:text;mso-position-vertical:absolute;mso-position-vertical-relative:text" from="37.6pt,176.25pt" to="37.6pt,268.65pt" o:gfxdata="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" strokecolor="black [3200]" strokeweight=".5pt">
+                <v:stroke joinstyle="miter"/>
+              </v:line>
+            </w:pict>
+          </mc:Fallback>
+        </mc:AlternateContent>
+      </w:r>
+      <w:r>
+        <w:rPr>
+          <w:noProof/>
+        </w:rPr>
+        <mc:AlternateContent>
+          <mc:Choice Requires="wps">
+            <w:drawing>
+              <wp:anchor distT="0" distB="0" distL="114300" distR="114300" simplePos="0" relativeHeight="251703296" behindDoc="0" locked="0" layoutInCell="1" allowOverlap="1" wp14:anchorId="0F28FF5A" wp14:editId="5F38F85A">
+                <wp:simplePos x="0" y="0"/>
+                <wp:positionH relativeFrom="column">
+                  <wp:posOffset>7806519</wp:posOffset>
+                </wp:positionH>
+                <wp:positionV relativeFrom="paragraph">
+                  <wp:posOffset>4626591</wp:posOffset>
+                </wp:positionV>
+                <wp:extent cx="1530748" cy="0"/>
+                <wp:effectExtent l="0" t="0" r="0" b="0"/>
+                <wp:wrapNone/>
+                <wp:docPr id="1111368958" name="Straight Connector 20"/>
+                <wp:cNvGraphicFramePr/>
+                <a:graphic xmlns:a="http://schemas.openxmlformats.org/drawingml/2006/main">
+                  <a:graphicData uri="http://schemas.microsoft.com/office/word/2010/wordprocessingShape">
+                    <wps:wsp>
+                      <wps:cNvCnPr/>
+                      <wps:spPr>
+                        <a:xfrm>
+                          <a:off x="0" y="0"/>
+                          <a:ext cx="1530748" cy="0"/>
+                        </a:xfrm>
+                        <a:prstGeom prst="line">
+                          <a:avLst/>
+                        </a:prstGeom>
+                      </wps:spPr>
+                      <wps:style>
+                        <a:lnRef idx="1">
+                          <a:schemeClr val="dk1"/>
+                        </a:lnRef>
+                        <a:fillRef idx="0">
+                          <a:schemeClr val="dk1"/>
+                        </a:fillRef>
+                        <a:effectRef idx="0">
+                          <a:schemeClr val="dk1"/>
+                        </a:effectRef>
+                        <a:fontRef idx="minor">
+                          <a:schemeClr val="tx1"/>
+                        </a:fontRef>
+                      </wps:style>
+                      <wps:bodyPr/>
+                    </wps:wsp>
+                  </a:graphicData>
+                </a:graphic>
+                <wp14:sizeRelH relativeFrom="margin">
+                  <wp14:pctWidth>0</wp14:pctWidth>
+                </wp14:sizeRelH>
+              </wp:anchor>
+            </w:drawing>
+          </mc:Choice>
+          <mc:Fallback>
+            <w:pict>
+              <v:line w14:anchorId="70416BD0" id="Straight Connector 20" o:spid="_x0000_s1026" style="position:absolute;z-index:251703296;visibility:visible;mso-wrap-style:square;mso-width-percent:0;mso-wrap-distance-left:9pt;mso-wrap-distance-top:0;mso-wrap-distance-right:9pt;mso-wrap-distance-bottom:0;mso-position-horizontal:absolute;mso-position-horizontal-relative:text;mso-position-vertical:absolute;mso-position-vertical-relative:text;mso-width-percent:0;mso-width-relative:margin" from="614.7pt,364.3pt" to="735.25pt,364.3pt" o:gfxdata="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" strokecolor="black [3200]" strokeweight=".5pt">
+                <v:stroke joinstyle="miter"/>
+              </v:line>
+            </w:pict>
+          </mc:Fallback>
+        </mc:AlternateContent>
+      </w:r>
+      <w:r>
+        <w:rPr>
+          <w:noProof/>
+        </w:rPr>
+        <mc:AlternateContent>
+          <mc:Choice Requires="wps">
+            <w:drawing>
+              <wp:anchor distT="0" distB="0" distL="114300" distR="114300" simplePos="0" relativeHeight="251699200" behindDoc="0" locked="0" layoutInCell="1" allowOverlap="1" wp14:anchorId="2BF2FFE6" wp14:editId="0E9692D9">
+                <wp:simplePos x="0" y="0"/>
+                <wp:positionH relativeFrom="column">
+                  <wp:posOffset>1444425</wp:posOffset>
+                </wp:positionH>
+                <wp:positionV relativeFrom="paragraph">
+                  <wp:posOffset>1078173</wp:posOffset>
+                </wp:positionV>
+                <wp:extent cx="1551115" cy="0"/>
+                <wp:effectExtent l="0" t="0" r="0" b="0"/>
+                <wp:wrapNone/>
+                <wp:docPr id="956324105" name="Straight Connector 16"/>
+                <wp:cNvGraphicFramePr/>
+                <a:graphic xmlns:a="http://schemas.openxmlformats.org/drawingml/2006/main">
+                  <a:graphicData uri="http://schemas.microsoft.com/office/word/2010/wordprocessingShape">
+                    <wps:wsp>
+                      <wps:cNvCnPr/>
+                      <wps:spPr>
+                        <a:xfrm>
+                          <a:off x="0" y="0"/>
+                          <a:ext cx="1551115" cy="0"/>
+                        </a:xfrm>
+                        <a:prstGeom prst="line">
+                          <a:avLst/>
+                        </a:prstGeom>
+                      </wps:spPr>
+                      <wps:style>
+                        <a:lnRef idx="1">
+                          <a:schemeClr val="dk1"/>
+                        </a:lnRef>
+                        <a:fillRef idx="0">
+                          <a:schemeClr val="dk1"/>
+                        </a:fillRef>
+                        <a:effectRef idx="0">
+                          <a:schemeClr val="dk1"/>
+                        </a:effectRef>
+                        <a:fontRef idx="minor">
+                          <a:schemeClr val="tx1"/>
+                        </a:fontRef>
+                      </wps:style>
+                      <wps:bodyPr/>
+                    </wps:wsp>
+                  </a:graphicData>
+                </a:graphic>
+              </wp:anchor>
+            </w:drawing>
+          </mc:Choice>
+          <mc:Fallback>
+            <w:pict>
+              <v:line w14:anchorId="4504DCA7" id="Straight Connector 16" o:spid="_x0000_s1026" style="position:absolute;z-index:251699200;visibility:visible;mso-wrap-style:square;mso-wrap-distance-left:9pt;mso-wrap-distance-top:0;mso-wrap-distance-right:9pt;mso-wrap-distance-bottom:0;mso-position-horizontal:absolute;mso-position-horizontal-relative:text;mso-position-vertical:absolute;mso-position-vertical-relative:text" from="113.75pt,84.9pt" to="235.9pt,84.9pt" o:gfxdata="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" strokecolor="black [3200]" strokeweight=".5pt">
+                <v:stroke joinstyle="miter"/>
+              </v:line>
+            </w:pict>
+          </mc:Fallback>
+        </mc:AlternateContent>
+      </w:r>
+      <w:r>
+        <w:rPr>
+          <w:noProof/>
+        </w:rPr>
+        <mc:AlternateContent>
           <mc:Choice Requires="wpg">
             <w:drawing>
-              <wp:anchor distT="0" distB="0" distL="114300" distR="114300" simplePos="0" relativeHeight="251698176" behindDoc="0" locked="0" layoutInCell="1" allowOverlap="1" wp14:anchorId="3DF4F6DC" wp14:editId="31AFA783">
+              <wp:anchor distT="0" distB="0" distL="114300" distR="114300" simplePos="0" relativeHeight="251669504" behindDoc="0" locked="0" layoutInCell="1" allowOverlap="1" wp14:anchorId="7DB47F2D" wp14:editId="08FDDCE3">
                 <wp:simplePos x="0" y="0"/>
                 <wp:positionH relativeFrom="column">
-                  <wp:posOffset>4800600</wp:posOffset>
+                  <wp:posOffset>-386435</wp:posOffset>
                 </wp:positionH>
                 <wp:positionV relativeFrom="paragraph">
-                  <wp:posOffset>2343150</wp:posOffset>
+                  <wp:posOffset>3417579</wp:posOffset>
                 </wp:positionV>
                 <wp:extent cx="1785620" cy="2412986"/>
                 <wp:effectExtent l="0" t="0" r="24130" b="26035"/>
                 <wp:wrapNone/>
-                <wp:docPr id="622609608" name="Group 11"/>
+                <wp:docPr id="1414871432" name="Group 14"/>
                 <wp:cNvGraphicFramePr/>
                 <a:graphic xmlns:a="http://schemas.openxmlformats.org/drawingml/2006/main">
                   <a:graphicData uri="http://schemas.microsoft.com/office/word/2010/wordprocessingGroup">
@@ -616,7 +3543,7 @@
                         </a:xfrm>
                       </wpg:grpSpPr>
                       <wpg:grpSp>
-                        <wpg:cNvPr id="161341096" name="Group 6"/>
+                        <wpg:cNvPr id="549214374" name="Group 6"/>
                         <wpg:cNvGrpSpPr/>
                         <wpg:grpSpPr>
                           <a:xfrm>
@@ -627,7 +3554,7 @@
                           </a:xfrm>
                         </wpg:grpSpPr>
                         <wps:wsp>
-                          <wps:cNvPr id="1896871516" name="Rectangle 1"/>
+                          <wps:cNvPr id="515473620" name="Rectangle 1"/>
                           <wps:cNvSpPr/>
                           <wps:spPr>
                             <a:xfrm>
@@ -668,7 +3595,7 @@
                           </wps:bodyPr>
                         </wps:wsp>
                         <wps:wsp>
-                          <wps:cNvPr id="2040589087" name="Straight Connector 5"/>
+                          <wps:cNvPr id="1118045730" name="Straight Connector 5"/>
                           <wps:cNvCnPr/>
                           <wps:spPr>
                             <a:xfrm>
@@ -697,11 +3624,11 @@
                         </wps:wsp>
                       </wpg:grpSp>
                       <wps:wsp>
-                        <wps:cNvPr id="168984613" name="Text Box 8"/>
+                        <wps:cNvPr id="1559253372" name="Text Box 8"/>
                         <wps:cNvSpPr txBox="1"/>
                         <wps:spPr>
                           <a:xfrm>
-                            <a:off x="76200" y="0"/>
+                            <a:off x="123825" y="0"/>
                             <a:ext cx="1531089" cy="329508"/>
                           </a:xfrm>
                           <a:prstGeom prst="rect">
@@ -719,7 +3646,7 @@
                                 <w:jc w:val="center"/>
                               </w:pPr>
                               <w:r>
-                                <w:t>RESULTS</w:t>
+                                <w:t>PARTICIPANTS</w:t>
                               </w:r>
                             </w:p>
                           </w:txbxContent>
@@ -732,11 +3659,11 @@
                         </wps:bodyPr>
                       </wps:wsp>
                       <wps:wsp>
-                        <wps:cNvPr id="722368163" name="Text Box 7"/>
+                        <wps:cNvPr id="1914215112" name="Text Box 7"/>
                         <wps:cNvSpPr txBox="1"/>
                         <wps:spPr>
                           <a:xfrm>
-                            <a:off x="0" y="447675"/>
+                            <a:off x="28575" y="485775"/>
                             <a:ext cx="1722400" cy="1850065"/>
                           </a:xfrm>
                           <a:prstGeom prst="rect">
@@ -754,10 +3681,7 @@
                                 <w:spacing w:after="0"/>
                               </w:pPr>
                               <w:r>
-                                <w:t>Resul</w:t>
-                              </w:r>
-                              <w:r>
-                                <w:t>tID (PK)</w:t>
+                                <w:t>ParticipantID (PK)</w:t>
                               </w:r>
                             </w:p>
                             <w:p>
@@ -765,7 +3689,7 @@
                                 <w:spacing w:after="0"/>
                               </w:pPr>
                               <w:r>
-                                <w:t>FinishTime</w:t>
+                                <w:t>Name</w:t>
                               </w:r>
                             </w:p>
                             <w:p>
@@ -773,7 +3697,7 @@
                                 <w:spacing w:after="0"/>
                               </w:pPr>
                               <w:r>
-                                <w:t>FinishPosition</w:t>
+                                <w:t>Surname</w:t>
                               </w:r>
                             </w:p>
                             <w:p>
@@ -781,7 +3705,7 @@
                                 <w:spacing w:after="0"/>
                               </w:pPr>
                               <w:r>
-                                <w:t>ParticipantID (FK)</w:t>
+                                <w:t>Age</w:t>
                               </w:r>
                             </w:p>
                             <w:p>
@@ -789,23 +3713,18 @@
                                 <w:spacing w:after="0"/>
                               </w:pPr>
                               <w:r>
-                                <w:t>EventID (FK)</w:t>
+                                <w:t>Email</w:t>
                               </w:r>
                             </w:p>
                             <w:p>
                               <w:pPr>
                                 <w:spacing w:after="0"/>
                               </w:pPr>
-                              <w:r>
-                                <w:t>CatergoryID (PK)</w:t>
-                              </w:r>
-                            </w:p>
-                            <w:p/>
-                            <w:p/>
-                            <w:p>
-                              <w:pPr>
-                                <w:spacing w:after="0"/>
-                              </w:pPr>
+                              <w:proofErr w:type="spellStart"/>
+                              <w:r>
+                                <w:t>PhoneNumber</w:t>
+                              </w:r>
+                              <w:proofErr w:type="spellEnd"/>
                             </w:p>
                           </w:txbxContent>
                         </wps:txbx>
@@ -824,14 +3743,14 @@
           </mc:Choice>
           <mc:Fallback>
             <w:pict>
-              <v:group w14:anchorId="3DF4F6DC" id="Group 11" o:spid="_x0000_s1038" style="position:absolute;margin-left:378pt;margin-top:184.5pt;width:140.6pt;height:190pt;z-index:251698176" coordsize="17856,24129" o:gfxdata="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">
-                <v:group id="Group 6" o:spid="_x0000_s1039" style="position:absolute;width:17856;height:24129" coordsize="17856,24129" o:gfxdata="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">
-                  <v:rect id="Rectangle 1" o:spid="_x0000_s1040" style="position:absolute;width:17856;height:24129;visibility:visible;mso-wrap-style:square;v-text-anchor:middle" o:gfxdata="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" filled="f" strokecolor="black [3213]" strokeweight="1pt"/>
-                  <v:line id="Straight Connector 5" o:spid="_x0000_s1041" style="position:absolute;visibility:visible;mso-wrap-style:square" from="0,3934" to="17856,3934" o:connectortype="straight" o:gfxdata="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" strokecolor="black [3200]" strokeweight=".5pt">
+              <v:group w14:anchorId="7DB47F2D" id="Group 14" o:spid="_x0000_s1071" style="position:absolute;margin-left:-30.45pt;margin-top:269.1pt;width:140.6pt;height:190pt;z-index:251669504" coordsize="17856,24129" o:gfxdata="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">
+                <v:group id="Group 6" o:spid="_x0000_s1072" style="position:absolute;width:17856;height:24129" coordsize="17856,24129" o:gfxdata="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">
+                  <v:rect id="Rectangle 1" o:spid="_x0000_s1073" style="position:absolute;width:17856;height:24129;visibility:visible;mso-wrap-style:square;v-text-anchor:middle" o:gfxdata="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" filled="f" strokecolor="black [3213]" strokeweight="1pt"/>
+                  <v:line id="Straight Connector 5" o:spid="_x0000_s1074" style="position:absolute;visibility:visible;mso-wrap-style:square" from="0,3934" to="17856,3934" o:connectortype="straight" o:gfxdata="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" strokecolor="black [3200]" strokeweight=".5pt">
                     <v:stroke joinstyle="miter"/>
                   </v:line>
                 </v:group>
-                <v:shape id="_x0000_s1042" type="#_x0000_t202" style="position:absolute;left:762;width:15310;height:3295;visibility:visible;mso-wrap-style:square;v-text-anchor:top" o:gfxdata="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" filled="f" stroked="f" strokeweight=".5pt">
+                <v:shape id="Text Box 8" o:spid="_x0000_s1075" type="#_x0000_t202" style="position:absolute;left:1238;width:15311;height:3295;visibility:visible;mso-wrap-style:square;v-text-anchor:top" o:gfxdata="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" filled="f" stroked="f" strokeweight=".5pt">
                   <v:textbox>
                     <w:txbxContent>
                       <w:p>
@@ -839,13 +3758,13 @@
                           <w:jc w:val="center"/>
                         </w:pPr>
                         <w:r>
-                          <w:t>RESULTS</w:t>
+                          <w:t>PARTICIPANTS</w:t>
                         </w:r>
                       </w:p>
                     </w:txbxContent>
                   </v:textbox>
                 </v:shape>
-                <v:shape id="_x0000_s1043" type="#_x0000_t202" style="position:absolute;top:4476;width:17224;height:18501;visibility:visible;mso-wrap-style:square;v-text-anchor:top" o:gfxdata="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" filled="f" stroked="f" strokeweight=".5pt">
+                <v:shape id="Text Box 7" o:spid="_x0000_s1076" type="#_x0000_t202" style="position:absolute;left:285;top:4857;width:17224;height:18501;visibility:visible;mso-wrap-style:square;v-text-anchor:top" o:gfxdata="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" filled="f" stroked="f" strokeweight=".5pt">
                   <v:textbox>
                     <w:txbxContent>
                       <w:p>
@@ -853,10 +3772,7 @@
                           <w:spacing w:after="0"/>
                         </w:pPr>
                         <w:r>
-                          <w:t>Resul</w:t>
-                        </w:r>
-                        <w:r>
-                          <w:t>tID (PK)</w:t>
+                          <w:t>ParticipantID (PK)</w:t>
                         </w:r>
                       </w:p>
                       <w:p>
@@ -864,7 +3780,7 @@
                           <w:spacing w:after="0"/>
                         </w:pPr>
                         <w:r>
-                          <w:t>FinishTime</w:t>
+                          <w:t>Name</w:t>
                         </w:r>
                       </w:p>
                       <w:p>
@@ -872,7 +3788,7 @@
                           <w:spacing w:after="0"/>
                         </w:pPr>
                         <w:r>
-                          <w:t>FinishPosition</w:t>
+                          <w:t>Surname</w:t>
                         </w:r>
                       </w:p>
                       <w:p>
@@ -880,7 +3796,7 @@
                           <w:spacing w:after="0"/>
                         </w:pPr>
                         <w:r>
-                          <w:t>ParticipantID (FK)</w:t>
+                          <w:t>Age</w:t>
                         </w:r>
                       </w:p>
                       <w:p>
@@ -888,23 +3804,18 @@
                           <w:spacing w:after="0"/>
                         </w:pPr>
                         <w:r>
-                          <w:t>EventID (FK)</w:t>
+                          <w:t>Email</w:t>
                         </w:r>
                       </w:p>
                       <w:p>
                         <w:pPr>
                           <w:spacing w:after="0"/>
                         </w:pPr>
-                        <w:r>
-                          <w:t>CatergoryID (PK)</w:t>
-                        </w:r>
-                      </w:p>
-                      <w:p/>
-                      <w:p/>
-                      <w:p>
-                        <w:pPr>
-                          <w:spacing w:after="0"/>
-                        </w:pPr>
+                        <w:proofErr w:type="spellStart"/>
+                        <w:r>
+                          <w:t>PhoneNumber</w:t>
+                        </w:r>
+                        <w:proofErr w:type="spellEnd"/>
                       </w:p>
                     </w:txbxContent>
                   </v:textbox>
@@ -919,118 +3830,230 @@
           <w:noProof/>
         </w:rPr>
         <mc:AlternateContent>
-          <mc:Choice Requires="wps">
+          <mc:Choice Requires="wpg">
             <w:drawing>
-              <wp:anchor distT="0" distB="0" distL="114300" distR="114300" simplePos="0" relativeHeight="251676672" behindDoc="0" locked="0" layoutInCell="1" allowOverlap="1" wp14:anchorId="01A719A1" wp14:editId="5E7274E3">
+              <wp:anchor distT="0" distB="0" distL="114300" distR="114300" simplePos="0" relativeHeight="251662336" behindDoc="0" locked="0" layoutInCell="1" allowOverlap="1" wp14:anchorId="7CE9CE33" wp14:editId="673F7378">
                 <wp:simplePos x="0" y="0"/>
                 <wp:positionH relativeFrom="column">
-                  <wp:posOffset>7051985</wp:posOffset>
+                  <wp:posOffset>2982938</wp:posOffset>
                 </wp:positionH>
                 <wp:positionV relativeFrom="paragraph">
-                  <wp:posOffset>-92341</wp:posOffset>
+                  <wp:posOffset>-183796</wp:posOffset>
                 </wp:positionV>
-                <wp:extent cx="1722400" cy="1850065"/>
-                <wp:effectExtent l="0" t="0" r="0" b="0"/>
+                <wp:extent cx="1792302" cy="2412365"/>
+                <wp:effectExtent l="0" t="0" r="17780" b="26035"/>
                 <wp:wrapNone/>
-                <wp:docPr id="1446404759" name="Text Box 7"/>
+                <wp:docPr id="1083691207" name="Group 13"/>
                 <wp:cNvGraphicFramePr/>
                 <a:graphic xmlns:a="http://schemas.openxmlformats.org/drawingml/2006/main">
-                  <a:graphicData uri="http://schemas.microsoft.com/office/word/2010/wordprocessingShape">
-                    <wps:wsp>
-                      <wps:cNvSpPr txBox="1"/>
-                      <wps:spPr>
+                  <a:graphicData uri="http://schemas.microsoft.com/office/word/2010/wordprocessingGroup">
+                    <wpg:wgp>
+                      <wpg:cNvGrpSpPr/>
+                      <wpg:grpSpPr>
                         <a:xfrm>
                           <a:off x="0" y="0"/>
-                          <a:ext cx="1722400" cy="1850065"/>
+                          <a:ext cx="1792302" cy="2412365"/>
+                          <a:chOff x="0" y="0"/>
+                          <a:chExt cx="1792302" cy="2412986"/>
                         </a:xfrm>
-                        <a:prstGeom prst="rect">
-                          <a:avLst/>
-                        </a:prstGeom>
-                        <a:noFill/>
-                        <a:ln w="6350">
+                      </wpg:grpSpPr>
+                      <wpg:grpSp>
+                        <wpg:cNvPr id="1798679052" name="Group 6"/>
+                        <wpg:cNvGrpSpPr/>
+                        <wpg:grpSpPr>
+                          <a:xfrm>
+                            <a:off x="0" y="0"/>
+                            <a:ext cx="1792302" cy="2412986"/>
+                            <a:chOff x="0" y="0"/>
+                            <a:chExt cx="1792302" cy="2412986"/>
+                          </a:xfrm>
+                        </wpg:grpSpPr>
+                        <wps:wsp>
+                          <wps:cNvPr id="1706600760" name="Rectangle 1"/>
+                          <wps:cNvSpPr/>
+                          <wps:spPr>
+                            <a:xfrm>
+                              <a:off x="6682" y="0"/>
+                              <a:ext cx="1785620" cy="2412986"/>
+                            </a:xfrm>
+                            <a:prstGeom prst="rect">
+                              <a:avLst/>
+                            </a:prstGeom>
+                            <a:noFill/>
+                            <a:ln>
+                              <a:solidFill>
+                                <a:schemeClr val="tx1"/>
+                              </a:solidFill>
+                            </a:ln>
+                          </wps:spPr>
+                          <wps:style>
+                            <a:lnRef idx="2">
+                              <a:schemeClr val="accent1">
+                                <a:shade val="15000"/>
+                              </a:schemeClr>
+                            </a:lnRef>
+                            <a:fillRef idx="1">
+                              <a:schemeClr val="accent1"/>
+                            </a:fillRef>
+                            <a:effectRef idx="0">
+                              <a:schemeClr val="accent1"/>
+                            </a:effectRef>
+                            <a:fontRef idx="minor">
+                              <a:schemeClr val="lt1"/>
+                            </a:fontRef>
+                          </wps:style>
+                          <wps:bodyPr rot="0" spcFirstLastPara="0" vertOverflow="overflow" horzOverflow="overflow" vert="horz" wrap="square" lIns="91440" tIns="45720" rIns="91440" bIns="45720" numCol="1" spcCol="0" rtlCol="0" fromWordArt="0" anchor="ctr" anchorCtr="0" forceAA="0" compatLnSpc="1">
+                            <a:prstTxWarp prst="textNoShape">
+                              <a:avLst/>
+                            </a:prstTxWarp>
+                            <a:noAutofit/>
+                          </wps:bodyPr>
+                        </wps:wsp>
+                        <wps:wsp>
+                          <wps:cNvPr id="669403482" name="Straight Connector 5"/>
+                          <wps:cNvCnPr/>
+                          <wps:spPr>
+                            <a:xfrm>
+                              <a:off x="0" y="393405"/>
+                              <a:ext cx="1785620" cy="0"/>
+                            </a:xfrm>
+                            <a:prstGeom prst="line">
+                              <a:avLst/>
+                            </a:prstGeom>
+                          </wps:spPr>
+                          <wps:style>
+                            <a:lnRef idx="1">
+                              <a:schemeClr val="dk1"/>
+                            </a:lnRef>
+                            <a:fillRef idx="0">
+                              <a:schemeClr val="dk1"/>
+                            </a:fillRef>
+                            <a:effectRef idx="0">
+                              <a:schemeClr val="dk1"/>
+                            </a:effectRef>
+                            <a:fontRef idx="minor">
+                              <a:schemeClr val="tx1"/>
+                            </a:fontRef>
+                          </wps:style>
+                          <wps:bodyPr/>
+                        </wps:wsp>
+                      </wpg:grpSp>
+                      <wps:wsp>
+                        <wps:cNvPr id="368830766" name="Text Box 7"/>
+                        <wps:cNvSpPr txBox="1"/>
+                        <wps:spPr>
+                          <a:xfrm>
+                            <a:off x="63220" y="495300"/>
+                            <a:ext cx="1722400" cy="1850065"/>
+                          </a:xfrm>
+                          <a:prstGeom prst="rect">
+                            <a:avLst/>
+                          </a:prstGeom>
                           <a:noFill/>
-                        </a:ln>
-                      </wps:spPr>
-                      <wps:txbx>
-                        <w:txbxContent>
-                          <w:p>
-                            <w:pPr>
-                              <w:spacing w:after="0"/>
-                            </w:pPr>
-                            <w:r>
-                              <w:t>Event</w:t>
-                            </w:r>
-                            <w:r>
-                              <w:t>ID (PK)</w:t>
-                            </w:r>
-                          </w:p>
-                          <w:p>
-                            <w:pPr>
-                              <w:spacing w:after="0"/>
-                            </w:pPr>
-                            <w:r>
-                              <w:t>Name</w:t>
-                            </w:r>
-                          </w:p>
-                          <w:p>
-                            <w:pPr>
-                              <w:spacing w:after="0"/>
-                            </w:pPr>
-                            <w:r>
-                              <w:t>Description</w:t>
-                            </w:r>
-                          </w:p>
-                          <w:p>
-                            <w:pPr>
-                              <w:spacing w:after="0"/>
-                            </w:pPr>
-                            <w:r>
-                              <w:t>Date</w:t>
-                            </w:r>
-                          </w:p>
-                          <w:p>
-                            <w:pPr>
-                              <w:spacing w:after="0"/>
-                            </w:pPr>
-                            <w:r>
-                              <w:t>Location</w:t>
-                            </w:r>
-                          </w:p>
-                          <w:p>
-                            <w:pPr>
-                              <w:spacing w:after="0"/>
-                            </w:pPr>
-                            <w:r>
-                              <w:t>Distance</w:t>
-                            </w:r>
-                          </w:p>
-                          <w:p>
-                            <w:pPr>
-                              <w:spacing w:after="0"/>
-                            </w:pPr>
-                            <w:r>
-                              <w:t>EventType</w:t>
-                            </w:r>
-                          </w:p>
-                          <w:p>
-                            <w:r>
-                              <w:t>OrganiserID (FK)</w:t>
-                            </w:r>
-                          </w:p>
-                          <w:p>
-                            <w:pPr>
-                              <w:spacing w:after="0"/>
-                            </w:pPr>
-                          </w:p>
-                        </w:txbxContent>
-                      </wps:txbx>
-                      <wps:bodyPr rot="0" spcFirstLastPara="0" vertOverflow="overflow" horzOverflow="overflow" vert="horz" wrap="square" lIns="91440" tIns="45720" rIns="91440" bIns="45720" numCol="1" spcCol="0" rtlCol="0" fromWordArt="0" anchor="t" anchorCtr="0" forceAA="0" compatLnSpc="1">
-                        <a:prstTxWarp prst="textNoShape">
-                          <a:avLst/>
-                        </a:prstTxWarp>
-                        <a:noAutofit/>
-                      </wps:bodyPr>
-                    </wps:wsp>
+                          <a:ln w="6350">
+                            <a:noFill/>
+                          </a:ln>
+                        </wps:spPr>
+                        <wps:txbx>
+                          <w:txbxContent>
+                            <w:p>
+                              <w:pPr>
+                                <w:spacing w:after="0"/>
+                              </w:pPr>
+                              <w:proofErr w:type="spellStart"/>
+                              <w:r>
+                                <w:t>OrganiserID</w:t>
+                              </w:r>
+                              <w:proofErr w:type="spellEnd"/>
+                              <w:r>
+                                <w:t xml:space="preserve"> (</w:t>
+                              </w:r>
+                              <w:r>
+                                <w:t>P</w:t>
+                              </w:r>
+                              <w:r>
+                                <w:t>K)</w:t>
+                              </w:r>
+                            </w:p>
+                            <w:p>
+                              <w:pPr>
+                                <w:spacing w:after="0"/>
+                              </w:pPr>
+                              <w:r>
+                                <w:t>Name</w:t>
+                              </w:r>
+                            </w:p>
+                            <w:p>
+                              <w:pPr>
+                                <w:spacing w:after="0"/>
+                              </w:pPr>
+                              <w:r>
+                                <w:t>Surname</w:t>
+                              </w:r>
+                            </w:p>
+                            <w:p>
+                              <w:pPr>
+                                <w:spacing w:after="0"/>
+                              </w:pPr>
+                              <w:r>
+                                <w:t>Email</w:t>
+                              </w:r>
+                            </w:p>
+                            <w:p>
+                              <w:pPr>
+                                <w:spacing w:after="0"/>
+                              </w:pPr>
+                              <w:proofErr w:type="spellStart"/>
+                              <w:r>
+                                <w:t>PhoneNumber</w:t>
+                              </w:r>
+                              <w:proofErr w:type="spellEnd"/>
+                            </w:p>
+                          </w:txbxContent>
+                        </wps:txbx>
+                        <wps:bodyPr rot="0" spcFirstLastPara="0" vertOverflow="overflow" horzOverflow="overflow" vert="horz" wrap="square" lIns="91440" tIns="45720" rIns="91440" bIns="45720" numCol="1" spcCol="0" rtlCol="0" fromWordArt="0" anchor="t" anchorCtr="0" forceAA="0" compatLnSpc="1">
+                          <a:prstTxWarp prst="textNoShape">
+                            <a:avLst/>
+                          </a:prstTxWarp>
+                          <a:noAutofit/>
+                        </wps:bodyPr>
+                      </wps:wsp>
+                      <wps:wsp>
+                        <wps:cNvPr id="1371468968" name="Text Box 8"/>
+                        <wps:cNvSpPr txBox="1"/>
+                        <wps:spPr>
+                          <a:xfrm>
+                            <a:off x="104775" y="57150"/>
+                            <a:ext cx="1531089" cy="329508"/>
+                          </a:xfrm>
+                          <a:prstGeom prst="rect">
+                            <a:avLst/>
+                          </a:prstGeom>
+                          <a:noFill/>
+                          <a:ln w="6350">
+                            <a:noFill/>
+                          </a:ln>
+                        </wps:spPr>
+                        <wps:txbx>
+                          <w:txbxContent>
+                            <w:p>
+                              <w:pPr>
+                                <w:jc w:val="center"/>
+                              </w:pPr>
+                              <w:r>
+                                <w:t>ORGANISERS</w:t>
+                              </w:r>
+                            </w:p>
+                          </w:txbxContent>
+                        </wps:txbx>
+                        <wps:bodyPr rot="0" spcFirstLastPara="0" vertOverflow="overflow" horzOverflow="overflow" vert="horz" wrap="square" lIns="91440" tIns="45720" rIns="91440" bIns="45720" numCol="1" spcCol="0" rtlCol="0" fromWordArt="0" anchor="t" anchorCtr="0" forceAA="0" compatLnSpc="1">
+                          <a:prstTxWarp prst="textNoShape">
+                            <a:avLst/>
+                          </a:prstTxWarp>
+                          <a:noAutofit/>
+                        </wps:bodyPr>
+                      </wps:wsp>
+                    </wpg:wgp>
                   </a:graphicData>
                 </a:graphic>
                 <wp14:sizeRelH relativeFrom="margin">
@@ -1041,165 +4064,87 @@
           </mc:Choice>
           <mc:Fallback>
             <w:pict>
-              <v:shape w14:anchorId="01A719A1" id="Text Box 7" o:spid="_x0000_s1044" type="#_x0000_t202" style="position:absolute;margin-left:555.25pt;margin-top:-7.25pt;width:135.6pt;height:145.65pt;z-index:251676672;visibility:visible;mso-wrap-style:square;mso-width-percent:0;mso-wrap-distance-left:9pt;mso-wrap-distance-top:0;mso-wrap-distance-right:9pt;mso-wrap-distance-bottom:0;mso-position-horizontal:absolute;mso-position-horizontal-relative:text;mso-position-vertical:absolute;mso-position-vertical-relative:text;mso-width-percent:0;mso-width-relative:margin;v-text-anchor:top" o:gfxdata="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" filled="f" stroked="f" strokeweight=".5pt">
-                <v:textbox>
-                  <w:txbxContent>
-                    <w:p>
-                      <w:pPr>
-                        <w:spacing w:after="0"/>
-                      </w:pPr>
-                      <w:r>
-                        <w:t>Event</w:t>
-                      </w:r>
-                      <w:r>
-                        <w:t>ID (PK)</w:t>
-                      </w:r>
-                    </w:p>
-                    <w:p>
-                      <w:pPr>
-                        <w:spacing w:after="0"/>
-                      </w:pPr>
-                      <w:r>
-                        <w:t>Name</w:t>
-                      </w:r>
-                    </w:p>
-                    <w:p>
-                      <w:pPr>
-                        <w:spacing w:after="0"/>
-                      </w:pPr>
-                      <w:r>
-                        <w:t>Description</w:t>
-                      </w:r>
-                    </w:p>
-                    <w:p>
-                      <w:pPr>
-                        <w:spacing w:after="0"/>
-                      </w:pPr>
-                      <w:r>
-                        <w:t>Date</w:t>
-                      </w:r>
-                    </w:p>
-                    <w:p>
-                      <w:pPr>
-                        <w:spacing w:after="0"/>
-                      </w:pPr>
-                      <w:r>
-                        <w:t>Location</w:t>
-                      </w:r>
-                    </w:p>
-                    <w:p>
-                      <w:pPr>
-                        <w:spacing w:after="0"/>
-                      </w:pPr>
-                      <w:r>
-                        <w:t>Distance</w:t>
-                      </w:r>
-                    </w:p>
-                    <w:p>
-                      <w:pPr>
-                        <w:spacing w:after="0"/>
-                      </w:pPr>
-                      <w:r>
-                        <w:t>EventType</w:t>
-                      </w:r>
-                    </w:p>
-                    <w:p>
-                      <w:r>
-                        <w:t>OrganiserID (FK)</w:t>
-                      </w:r>
-                    </w:p>
-                    <w:p>
-                      <w:pPr>
-                        <w:spacing w:after="0"/>
-                      </w:pPr>
-                    </w:p>
-                  </w:txbxContent>
-                </v:textbox>
-              </v:shape>
-            </w:pict>
-          </mc:Fallback>
-        </mc:AlternateContent>
-      </w:r>
-      <w:r>
-        <w:rPr>
-          <w:noProof/>
-        </w:rPr>
-        <mc:AlternateContent>
-          <mc:Choice Requires="wps">
-            <w:drawing>
-              <wp:anchor distT="0" distB="0" distL="114300" distR="114300" simplePos="0" relativeHeight="251674624" behindDoc="0" locked="0" layoutInCell="1" allowOverlap="1" wp14:anchorId="57E44D0C" wp14:editId="67FB1722">
-                <wp:simplePos x="0" y="0"/>
-                <wp:positionH relativeFrom="column">
-                  <wp:posOffset>7095106</wp:posOffset>
-                </wp:positionH>
-                <wp:positionV relativeFrom="paragraph">
-                  <wp:posOffset>-527493</wp:posOffset>
-                </wp:positionV>
-                <wp:extent cx="1531089" cy="329508"/>
-                <wp:effectExtent l="0" t="0" r="0" b="0"/>
-                <wp:wrapNone/>
-                <wp:docPr id="684105385" name="Text Box 8"/>
-                <wp:cNvGraphicFramePr/>
-                <a:graphic xmlns:a="http://schemas.openxmlformats.org/drawingml/2006/main">
-                  <a:graphicData uri="http://schemas.microsoft.com/office/word/2010/wordprocessingShape">
-                    <wps:wsp>
-                      <wps:cNvSpPr txBox="1"/>
-                      <wps:spPr>
-                        <a:xfrm>
-                          <a:off x="0" y="0"/>
-                          <a:ext cx="1531089" cy="329508"/>
-                        </a:xfrm>
-                        <a:prstGeom prst="rect">
-                          <a:avLst/>
-                        </a:prstGeom>
-                        <a:noFill/>
-                        <a:ln w="6350">
-                          <a:noFill/>
-                        </a:ln>
-                      </wps:spPr>
-                      <wps:txbx>
-                        <w:txbxContent>
-                          <w:p>
-                            <w:pPr>
-                              <w:jc w:val="center"/>
-                            </w:pPr>
-                            <w:r>
-                              <w:t>EVENTS</w:t>
-                            </w:r>
-                          </w:p>
-                        </w:txbxContent>
-                      </wps:txbx>
-                      <wps:bodyPr rot="0" spcFirstLastPara="0" vertOverflow="overflow" horzOverflow="overflow" vert="horz" wrap="square" lIns="91440" tIns="45720" rIns="91440" bIns="45720" numCol="1" spcCol="0" rtlCol="0" fromWordArt="0" anchor="t" anchorCtr="0" forceAA="0" compatLnSpc="1">
-                        <a:prstTxWarp prst="textNoShape">
-                          <a:avLst/>
-                        </a:prstTxWarp>
-                        <a:noAutofit/>
-                      </wps:bodyPr>
-                    </wps:wsp>
-                  </a:graphicData>
-                </a:graphic>
-                <wp14:sizeRelV relativeFrom="margin">
-                  <wp14:pctHeight>0</wp14:pctHeight>
-                </wp14:sizeRelV>
-              </wp:anchor>
-            </w:drawing>
-          </mc:Choice>
-          <mc:Fallback>
-            <w:pict>
-              <v:shape w14:anchorId="57E44D0C" id="Text Box 8" o:spid="_x0000_s1045" type="#_x0000_t202" style="position:absolute;margin-left:558.65pt;margin-top:-41.55pt;width:120.55pt;height:25.95pt;z-index:251674624;visibility:visible;mso-wrap-style:square;mso-height-percent:0;mso-wrap-distance-left:9pt;mso-wrap-distance-top:0;mso-wrap-distance-right:9pt;mso-wrap-distance-bottom:0;mso-position-horizontal:absolute;mso-position-horizontal-relative:text;mso-position-vertical:absolute;mso-position-vertical-relative:text;mso-height-percent:0;mso-height-relative:margin;v-text-anchor:top" o:gfxdata="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" filled="f" stroked="f" strokeweight=".5pt">
-                <v:textbox>
-                  <w:txbxContent>
-                    <w:p>
-                      <w:pPr>
-                        <w:jc w:val="center"/>
-                      </w:pPr>
-                      <w:r>
-                        <w:t>EVENTS</w:t>
-                      </w:r>
-                    </w:p>
-                  </w:txbxContent>
-                </v:textbox>
-              </v:shape>
+              <v:group w14:anchorId="7CE9CE33" id="Group 13" o:spid="_x0000_s1077" style="position:absolute;margin-left:234.9pt;margin-top:-14.45pt;width:141.15pt;height:189.95pt;z-index:251662336;mso-width-relative:margin" coordsize="17923,24129" o:gfxdata="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">
+                <v:group id="Group 6" o:spid="_x0000_s1078" style="position:absolute;width:17923;height:24129" coordsize="17923,24129" o:gfxdata="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">
+                  <v:rect id="Rectangle 1" o:spid="_x0000_s1079" style="position:absolute;left:66;width:17857;height:24129;visibility:visible;mso-wrap-style:square;v-text-anchor:middle" o:gfxdata="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" filled="f" strokecolor="black [3213]" strokeweight="1pt"/>
+                  <v:line id="Straight Connector 5" o:spid="_x0000_s1080" style="position:absolute;visibility:visible;mso-wrap-style:square" from="0,3934" to="17856,3934" o:connectortype="straight" o:gfxdata="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" strokecolor="black [3200]" strokeweight=".5pt">
+                    <v:stroke joinstyle="miter"/>
+                  </v:line>
+                </v:group>
+                <v:shape id="Text Box 7" o:spid="_x0000_s1081" type="#_x0000_t202" style="position:absolute;left:632;top:4953;width:17224;height:18500;visibility:visible;mso-wrap-style:square;v-text-anchor:top" o:gfxdata="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" filled="f" stroked="f" strokeweight=".5pt">
+                  <v:textbox>
+                    <w:txbxContent>
+                      <w:p>
+                        <w:pPr>
+                          <w:spacing w:after="0"/>
+                        </w:pPr>
+                        <w:proofErr w:type="spellStart"/>
+                        <w:r>
+                          <w:t>OrganiserID</w:t>
+                        </w:r>
+                        <w:proofErr w:type="spellEnd"/>
+                        <w:r>
+                          <w:t xml:space="preserve"> (</w:t>
+                        </w:r>
+                        <w:r>
+                          <w:t>P</w:t>
+                        </w:r>
+                        <w:r>
+                          <w:t>K)</w:t>
+                        </w:r>
+                      </w:p>
+                      <w:p>
+                        <w:pPr>
+                          <w:spacing w:after="0"/>
+                        </w:pPr>
+                        <w:r>
+                          <w:t>Name</w:t>
+                        </w:r>
+                      </w:p>
+                      <w:p>
+                        <w:pPr>
+                          <w:spacing w:after="0"/>
+                        </w:pPr>
+                        <w:r>
+                          <w:t>Surname</w:t>
+                        </w:r>
+                      </w:p>
+                      <w:p>
+                        <w:pPr>
+                          <w:spacing w:after="0"/>
+                        </w:pPr>
+                        <w:r>
+                          <w:t>Email</w:t>
+                        </w:r>
+                      </w:p>
+                      <w:p>
+                        <w:pPr>
+                          <w:spacing w:after="0"/>
+                        </w:pPr>
+                        <w:proofErr w:type="spellStart"/>
+                        <w:r>
+                          <w:t>PhoneNumber</w:t>
+                        </w:r>
+                        <w:proofErr w:type="spellEnd"/>
+                      </w:p>
+                    </w:txbxContent>
+                  </v:textbox>
+                </v:shape>
+                <v:shape id="Text Box 8" o:spid="_x0000_s1082" type="#_x0000_t202" style="position:absolute;left:1047;top:571;width:15311;height:3295;visibility:visible;mso-wrap-style:square;v-text-anchor:top" o:gfxdata="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" filled="f" stroked="f" strokeweight=".5pt">
+                  <v:textbox>
+                    <w:txbxContent>
+                      <w:p>
+                        <w:pPr>
+                          <w:jc w:val="center"/>
+                        </w:pPr>
+                        <w:r>
+                          <w:t>ORGANISERS</w:t>
+                        </w:r>
+                      </w:p>
+                    </w:txbxContent>
+                  </v:textbox>
+                </v:shape>
+              </v:group>
             </w:pict>
           </mc:Fallback>
         </mc:AlternateContent>
@@ -1211,18 +4156,18 @@
         <mc:AlternateContent>
           <mc:Choice Requires="wpg">
             <w:drawing>
-              <wp:anchor distT="0" distB="0" distL="114300" distR="114300" simplePos="0" relativeHeight="251672576" behindDoc="0" locked="0" layoutInCell="1" allowOverlap="1" wp14:anchorId="58196473" wp14:editId="43416F0B">
+              <wp:anchor distT="0" distB="0" distL="114300" distR="114300" simplePos="0" relativeHeight="251655168" behindDoc="0" locked="0" layoutInCell="1" allowOverlap="1" wp14:anchorId="55A57BF0" wp14:editId="20B41B1D">
                 <wp:simplePos x="0" y="0"/>
                 <wp:positionH relativeFrom="column">
-                  <wp:posOffset>6999368</wp:posOffset>
+                  <wp:posOffset>-341479</wp:posOffset>
                 </wp:positionH>
                 <wp:positionV relativeFrom="paragraph">
-                  <wp:posOffset>-580656</wp:posOffset>
+                  <wp:posOffset>-179332</wp:posOffset>
                 </wp:positionV>
-                <wp:extent cx="1785620" cy="2412986"/>
+                <wp:extent cx="1786078" cy="2412986"/>
                 <wp:effectExtent l="0" t="0" r="24130" b="26035"/>
                 <wp:wrapNone/>
-                <wp:docPr id="418001832" name="Group 6"/>
+                <wp:docPr id="525959838" name="Group 12"/>
                 <wp:cNvGraphicFramePr/>
                 <a:graphic xmlns:a="http://schemas.openxmlformats.org/drawingml/2006/main">
                   <a:graphicData uri="http://schemas.microsoft.com/office/word/2010/wordprocessingGroup">
@@ -1231,13 +4176,13 @@
                       <wpg:grpSpPr>
                         <a:xfrm>
                           <a:off x="0" y="0"/>
-                          <a:ext cx="1785620" cy="2412986"/>
+                          <a:ext cx="1786078" cy="2412986"/>
                           <a:chOff x="0" y="0"/>
-                          <a:chExt cx="1785620" cy="2412986"/>
+                          <a:chExt cx="1786078" cy="2412986"/>
                         </a:xfrm>
                       </wpg:grpSpPr>
                       <wps:wsp>
-                        <wps:cNvPr id="2009881864" name="Rectangle 1"/>
+                        <wps:cNvPr id="976057264" name="Rectangle 1"/>
                         <wps:cNvSpPr/>
                         <wps:spPr>
                           <a:xfrm>
@@ -1278,12 +4223,12 @@
                         </wps:bodyPr>
                       </wps:wsp>
                       <wps:wsp>
-                        <wps:cNvPr id="1565449242" name="Straight Connector 5"/>
+                        <wps:cNvPr id="286882505" name="Straight Connector 2"/>
                         <wps:cNvCnPr/>
                         <wps:spPr>
                           <a:xfrm>
-                            <a:off x="0" y="393405"/>
-                            <a:ext cx="1785620" cy="0"/>
+                            <a:off x="0" y="447675"/>
+                            <a:ext cx="1786078" cy="0"/>
                           </a:xfrm>
                           <a:prstGeom prst="line">
                             <a:avLst/>
@@ -1305,339 +4250,90 @@
                         </wps:style>
                         <wps:bodyPr/>
                       </wps:wsp>
-                    </wpg:wgp>
-                  </a:graphicData>
-                </a:graphic>
-              </wp:anchor>
-            </w:drawing>
-          </mc:Choice>
-          <mc:Fallback>
-            <w:pict>
-              <v:group w14:anchorId="19145B5D" id="Group 6" o:spid="_x0000_s1026" style="position:absolute;margin-left:551.15pt;margin-top:-45.7pt;width:140.6pt;height:190pt;z-index:251672576" coordsize="17856,24129" o:gfxdata="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">
-                <v:rect id="Rectangle 1" o:spid="_x0000_s1027" style="position:absolute;width:17856;height:24129;visibility:visible;mso-wrap-style:square;v-text-anchor:middle" o:gfxdata="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" filled="f" strokecolor="black [3213]" strokeweight="1pt"/>
-                <v:line id="Straight Connector 5" o:spid="_x0000_s1028" style="position:absolute;visibility:visible;mso-wrap-style:square" from="0,3934" to="17856,3934" o:connectortype="straight" o:gfxdata="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" strokecolor="black [3200]" strokeweight=".5pt">
-                  <v:stroke joinstyle="miter"/>
-                </v:line>
-              </v:group>
-            </w:pict>
-          </mc:Fallback>
-        </mc:AlternateContent>
-      </w:r>
-      <w:r>
-        <w:rPr>
-          <w:noProof/>
-        </w:rPr>
-        <mc:AlternateContent>
-          <mc:Choice Requires="wps">
-            <w:drawing>
-              <wp:anchor distT="0" distB="0" distL="114300" distR="114300" simplePos="0" relativeHeight="251670528" behindDoc="0" locked="0" layoutInCell="1" allowOverlap="1" wp14:anchorId="78B0191B" wp14:editId="47D792B5">
-                <wp:simplePos x="0" y="0"/>
-                <wp:positionH relativeFrom="column">
-                  <wp:posOffset>4830105</wp:posOffset>
-                </wp:positionH>
-                <wp:positionV relativeFrom="paragraph">
-                  <wp:posOffset>-92178</wp:posOffset>
-                </wp:positionV>
-                <wp:extent cx="1722400" cy="1850065"/>
-                <wp:effectExtent l="0" t="0" r="0" b="0"/>
-                <wp:wrapNone/>
-                <wp:docPr id="1577368016" name="Text Box 7"/>
-                <wp:cNvGraphicFramePr/>
-                <a:graphic xmlns:a="http://schemas.openxmlformats.org/drawingml/2006/main">
-                  <a:graphicData uri="http://schemas.microsoft.com/office/word/2010/wordprocessingShape">
-                    <wps:wsp>
-                      <wps:cNvSpPr txBox="1"/>
-                      <wps:spPr>
-                        <a:xfrm>
-                          <a:off x="0" y="0"/>
-                          <a:ext cx="1722400" cy="1850065"/>
-                        </a:xfrm>
-                        <a:prstGeom prst="rect">
-                          <a:avLst/>
-                        </a:prstGeom>
-                        <a:noFill/>
-                        <a:ln w="6350">
-                          <a:noFill/>
-                        </a:ln>
-                      </wps:spPr>
-                      <wps:txbx>
-                        <w:txbxContent>
-                          <w:p>
-                            <w:pPr>
-                              <w:spacing w:after="0"/>
-                            </w:pPr>
-                            <w:r>
-                              <w:t>ParticipantID (PK)</w:t>
-                            </w:r>
-                          </w:p>
-                          <w:p>
-                            <w:pPr>
-                              <w:spacing w:after="0"/>
-                            </w:pPr>
-                            <w:r>
-                              <w:t>Name</w:t>
-                            </w:r>
-                          </w:p>
-                          <w:p>
-                            <w:pPr>
-                              <w:spacing w:after="0"/>
-                            </w:pPr>
-                            <w:r>
-                              <w:t>Surname</w:t>
-                            </w:r>
-                          </w:p>
-                          <w:p>
-                            <w:pPr>
-                              <w:spacing w:after="0"/>
-                            </w:pPr>
-                            <w:r>
-                              <w:t>Age</w:t>
-                            </w:r>
-                          </w:p>
-                          <w:p>
-                            <w:pPr>
-                              <w:spacing w:after="0"/>
-                            </w:pPr>
-                            <w:r>
-                              <w:t>Email</w:t>
-                            </w:r>
-                          </w:p>
-                          <w:p>
-                            <w:pPr>
-                              <w:spacing w:after="0"/>
-                            </w:pPr>
-                            <w:r>
-                              <w:t>PhoneNumber</w:t>
-                            </w:r>
-                          </w:p>
-                        </w:txbxContent>
-                      </wps:txbx>
-                      <wps:bodyPr rot="0" spcFirstLastPara="0" vertOverflow="overflow" horzOverflow="overflow" vert="horz" wrap="square" lIns="91440" tIns="45720" rIns="91440" bIns="45720" numCol="1" spcCol="0" rtlCol="0" fromWordArt="0" anchor="t" anchorCtr="0" forceAA="0" compatLnSpc="1">
-                        <a:prstTxWarp prst="textNoShape">
-                          <a:avLst/>
-                        </a:prstTxWarp>
-                        <a:noAutofit/>
-                      </wps:bodyPr>
-                    </wps:wsp>
-                  </a:graphicData>
-                </a:graphic>
-                <wp14:sizeRelH relativeFrom="margin">
-                  <wp14:pctWidth>0</wp14:pctWidth>
-                </wp14:sizeRelH>
-              </wp:anchor>
-            </w:drawing>
-          </mc:Choice>
-          <mc:Fallback>
-            <w:pict>
-              <v:shape w14:anchorId="78B0191B" id="_x0000_s1046" type="#_x0000_t202" style="position:absolute;margin-left:380.3pt;margin-top:-7.25pt;width:135.6pt;height:145.65pt;z-index:251670528;visibility:visible;mso-wrap-style:square;mso-width-percent:0;mso-wrap-distance-left:9pt;mso-wrap-distance-top:0;mso-wrap-distance-right:9pt;mso-wrap-distance-bottom:0;mso-position-horizontal:absolute;mso-position-horizontal-relative:text;mso-position-vertical:absolute;mso-position-vertical-relative:text;mso-width-percent:0;mso-width-relative:margin;v-text-anchor:top" o:gfxdata="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" filled="f" stroked="f" strokeweight=".5pt">
-                <v:textbox>
-                  <w:txbxContent>
-                    <w:p>
-                      <w:pPr>
-                        <w:spacing w:after="0"/>
-                      </w:pPr>
-                      <w:r>
-                        <w:t>ParticipantID (PK)</w:t>
-                      </w:r>
-                    </w:p>
-                    <w:p>
-                      <w:pPr>
-                        <w:spacing w:after="0"/>
-                      </w:pPr>
-                      <w:r>
-                        <w:t>Name</w:t>
-                      </w:r>
-                    </w:p>
-                    <w:p>
-                      <w:pPr>
-                        <w:spacing w:after="0"/>
-                      </w:pPr>
-                      <w:r>
-                        <w:t>Surname</w:t>
-                      </w:r>
-                    </w:p>
-                    <w:p>
-                      <w:pPr>
-                        <w:spacing w:after="0"/>
-                      </w:pPr>
-                      <w:r>
-                        <w:t>Age</w:t>
-                      </w:r>
-                    </w:p>
-                    <w:p>
-                      <w:pPr>
-                        <w:spacing w:after="0"/>
-                      </w:pPr>
-                      <w:r>
-                        <w:t>Email</w:t>
-                      </w:r>
-                    </w:p>
-                    <w:p>
-                      <w:pPr>
-                        <w:spacing w:after="0"/>
-                      </w:pPr>
-                      <w:r>
-                        <w:t>PhoneNumber</w:t>
-                      </w:r>
-                    </w:p>
-                  </w:txbxContent>
-                </v:textbox>
-              </v:shape>
-            </w:pict>
-          </mc:Fallback>
-        </mc:AlternateContent>
-      </w:r>
-      <w:r>
-        <w:rPr>
-          <w:noProof/>
-        </w:rPr>
-        <mc:AlternateContent>
-          <mc:Choice Requires="wps">
-            <w:drawing>
-              <wp:anchor distT="0" distB="0" distL="114300" distR="114300" simplePos="0" relativeHeight="251668480" behindDoc="0" locked="0" layoutInCell="1" allowOverlap="1" wp14:anchorId="4AE8FACF" wp14:editId="611A450B">
-                <wp:simplePos x="0" y="0"/>
-                <wp:positionH relativeFrom="column">
-                  <wp:posOffset>4926256</wp:posOffset>
-                </wp:positionH>
-                <wp:positionV relativeFrom="paragraph">
-                  <wp:posOffset>-580951</wp:posOffset>
-                </wp:positionV>
-                <wp:extent cx="1531089" cy="329508"/>
-                <wp:effectExtent l="0" t="0" r="0" b="0"/>
-                <wp:wrapNone/>
-                <wp:docPr id="1138316494" name="Text Box 8"/>
-                <wp:cNvGraphicFramePr/>
-                <a:graphic xmlns:a="http://schemas.openxmlformats.org/drawingml/2006/main">
-                  <a:graphicData uri="http://schemas.microsoft.com/office/word/2010/wordprocessingShape">
-                    <wps:wsp>
-                      <wps:cNvSpPr txBox="1"/>
-                      <wps:spPr>
-                        <a:xfrm>
-                          <a:off x="0" y="0"/>
-                          <a:ext cx="1531089" cy="329508"/>
-                        </a:xfrm>
-                        <a:prstGeom prst="rect">
-                          <a:avLst/>
-                        </a:prstGeom>
-                        <a:noFill/>
-                        <a:ln w="6350">
-                          <a:noFill/>
-                        </a:ln>
-                      </wps:spPr>
-                      <wps:txbx>
-                        <w:txbxContent>
-                          <w:p>
-                            <w:pPr>
-                              <w:jc w:val="center"/>
-                            </w:pPr>
-                            <w:r>
-                              <w:t>PARTICIPANTS</w:t>
-                            </w:r>
-                          </w:p>
-                        </w:txbxContent>
-                      </wps:txbx>
-                      <wps:bodyPr rot="0" spcFirstLastPara="0" vertOverflow="overflow" horzOverflow="overflow" vert="horz" wrap="square" lIns="91440" tIns="45720" rIns="91440" bIns="45720" numCol="1" spcCol="0" rtlCol="0" fromWordArt="0" anchor="t" anchorCtr="0" forceAA="0" compatLnSpc="1">
-                        <a:prstTxWarp prst="textNoShape">
-                          <a:avLst/>
-                        </a:prstTxWarp>
-                        <a:noAutofit/>
-                      </wps:bodyPr>
-                    </wps:wsp>
-                  </a:graphicData>
-                </a:graphic>
-                <wp14:sizeRelV relativeFrom="margin">
-                  <wp14:pctHeight>0</wp14:pctHeight>
-                </wp14:sizeRelV>
-              </wp:anchor>
-            </w:drawing>
-          </mc:Choice>
-          <mc:Fallback>
-            <w:pict>
-              <v:shape w14:anchorId="4AE8FACF" id="_x0000_s1047" type="#_x0000_t202" style="position:absolute;margin-left:387.9pt;margin-top:-45.75pt;width:120.55pt;height:25.95pt;z-index:251668480;visibility:visible;mso-wrap-style:square;mso-height-percent:0;mso-wrap-distance-left:9pt;mso-wrap-distance-top:0;mso-wrap-distance-right:9pt;mso-wrap-distance-bottom:0;mso-position-horizontal:absolute;mso-position-horizontal-relative:text;mso-position-vertical:absolute;mso-position-vertical-relative:text;mso-height-percent:0;mso-height-relative:margin;v-text-anchor:top" o:gfxdata="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" filled="f" stroked="f" strokeweight=".5pt">
-                <v:textbox>
-                  <w:txbxContent>
-                    <w:p>
-                      <w:pPr>
-                        <w:jc w:val="center"/>
-                      </w:pPr>
-                      <w:r>
-                        <w:t>PARTICIPANTS</w:t>
-                      </w:r>
-                    </w:p>
-                  </w:txbxContent>
-                </v:textbox>
-              </v:shape>
-            </w:pict>
-          </mc:Fallback>
-        </mc:AlternateContent>
-      </w:r>
-      <w:r>
-        <w:rPr>
-          <w:noProof/>
-        </w:rPr>
-        <mc:AlternateContent>
-          <mc:Choice Requires="wpg">
-            <w:drawing>
-              <wp:anchor distT="0" distB="0" distL="114300" distR="114300" simplePos="0" relativeHeight="251666432" behindDoc="0" locked="0" layoutInCell="1" allowOverlap="1" wp14:anchorId="74FCF4B3" wp14:editId="1D0B99DC">
-                <wp:simplePos x="0" y="0"/>
-                <wp:positionH relativeFrom="column">
-                  <wp:posOffset>4798311</wp:posOffset>
-                </wp:positionH>
-                <wp:positionV relativeFrom="paragraph">
-                  <wp:posOffset>-580656</wp:posOffset>
-                </wp:positionV>
-                <wp:extent cx="1785620" cy="2412986"/>
-                <wp:effectExtent l="0" t="0" r="24130" b="26035"/>
-                <wp:wrapNone/>
-                <wp:docPr id="594557288" name="Group 6"/>
-                <wp:cNvGraphicFramePr/>
-                <a:graphic xmlns:a="http://schemas.openxmlformats.org/drawingml/2006/main">
-                  <a:graphicData uri="http://schemas.microsoft.com/office/word/2010/wordprocessingGroup">
-                    <wpg:wgp>
-                      <wpg:cNvGrpSpPr/>
-                      <wpg:grpSpPr>
-                        <a:xfrm>
-                          <a:off x="0" y="0"/>
-                          <a:ext cx="1785620" cy="2412986"/>
-                          <a:chOff x="0" y="0"/>
-                          <a:chExt cx="1785620" cy="2412986"/>
-                        </a:xfrm>
-                      </wpg:grpSpPr>
                       <wps:wsp>
-                        <wps:cNvPr id="552186524" name="Rectangle 1"/>
-                        <wps:cNvSpPr/>
+                        <wps:cNvPr id="130011161" name="Text Box 3"/>
+                        <wps:cNvSpPr txBox="1"/>
                         <wps:spPr>
                           <a:xfrm>
-                            <a:off x="0" y="0"/>
-                            <a:ext cx="1785620" cy="2412986"/>
+                            <a:off x="47625" y="495300"/>
+                            <a:ext cx="1732915" cy="1913860"/>
                           </a:xfrm>
                           <a:prstGeom prst="rect">
                             <a:avLst/>
                           </a:prstGeom>
                           <a:noFill/>
-                          <a:ln>
-                            <a:solidFill>
-                              <a:schemeClr val="tx1"/>
-                            </a:solidFill>
+                          <a:ln w="6350">
+                            <a:noFill/>
                           </a:ln>
                         </wps:spPr>
-                        <wps:style>
-                          <a:lnRef idx="2">
-                            <a:schemeClr val="accent1">
-                              <a:shade val="15000"/>
-                            </a:schemeClr>
-                          </a:lnRef>
-                          <a:fillRef idx="1">
-                            <a:schemeClr val="accent1"/>
-                          </a:fillRef>
-                          <a:effectRef idx="0">
-                            <a:schemeClr val="accent1"/>
-                          </a:effectRef>
-                          <a:fontRef idx="minor">
-                            <a:schemeClr val="lt1"/>
-                          </a:fontRef>
-                        </wps:style>
-                        <wps:bodyPr rot="0" spcFirstLastPara="0" vertOverflow="overflow" horzOverflow="overflow" vert="horz" wrap="square" lIns="91440" tIns="45720" rIns="91440" bIns="45720" numCol="1" spcCol="0" rtlCol="0" fromWordArt="0" anchor="ctr" anchorCtr="0" forceAA="0" compatLnSpc="1">
+                        <wps:txbx>
+                          <w:txbxContent>
+                            <w:p>
+                              <w:pPr>
+                                <w:spacing w:after="0"/>
+                              </w:pPr>
+                              <w:proofErr w:type="spellStart"/>
+                              <w:r>
+                                <w:t>UserID</w:t>
+                              </w:r>
+                              <w:proofErr w:type="spellEnd"/>
+                              <w:r>
+                                <w:t xml:space="preserve"> (PK)</w:t>
+                              </w:r>
+                            </w:p>
+                            <w:p>
+                              <w:pPr>
+                                <w:spacing w:after="0"/>
+                              </w:pPr>
+                              <w:r>
+                                <w:t>Email</w:t>
+                              </w:r>
+                            </w:p>
+                            <w:p>
+                              <w:pPr>
+                                <w:spacing w:after="0"/>
+                              </w:pPr>
+                              <w:proofErr w:type="spellStart"/>
+                              <w:r>
+                                <w:t>PasswordHash</w:t>
+                              </w:r>
+                              <w:proofErr w:type="spellEnd"/>
+                            </w:p>
+                            <w:p>
+                              <w:pPr>
+                                <w:spacing w:after="0"/>
+                              </w:pPr>
+                              <w:proofErr w:type="spellStart"/>
+                              <w:r>
+                                <w:t>UserType</w:t>
+                              </w:r>
+                              <w:proofErr w:type="spellEnd"/>
+                            </w:p>
+                            <w:p>
+                              <w:pPr>
+                                <w:spacing w:after="0"/>
+                              </w:pPr>
+                              <w:proofErr w:type="spellStart"/>
+                              <w:r>
+                                <w:t>OrganiserID</w:t>
+                              </w:r>
+                              <w:proofErr w:type="spellEnd"/>
+                              <w:r>
+                                <w:t xml:space="preserve"> (FK)</w:t>
+                              </w:r>
+                            </w:p>
+                            <w:p>
+                              <w:pPr>
+                                <w:spacing w:after="0"/>
+                              </w:pPr>
+                              <w:r>
+                                <w:t>ParticipantID (FK)</w:t>
+                              </w:r>
+                            </w:p>
+                            <w:p/>
+                          </w:txbxContent>
+                        </wps:txbx>
+                        <wps:bodyPr rot="0" spcFirstLastPara="0" vertOverflow="overflow" horzOverflow="overflow" vert="horz" wrap="square" lIns="91440" tIns="45720" rIns="91440" bIns="45720" numCol="1" spcCol="0" rtlCol="0" fromWordArt="0" anchor="t" anchorCtr="0" forceAA="0" compatLnSpc="1">
                           <a:prstTxWarp prst="textNoShape">
                             <a:avLst/>
                           </a:prstTxWarp>
@@ -1645,32 +4341,39 @@
                         </wps:bodyPr>
                       </wps:wsp>
                       <wps:wsp>
-                        <wps:cNvPr id="1437268753" name="Straight Connector 5"/>
-                        <wps:cNvCnPr/>
+                        <wps:cNvPr id="2126015914" name="Text Box 4"/>
+                        <wps:cNvSpPr txBox="1"/>
                         <wps:spPr>
                           <a:xfrm>
-                            <a:off x="0" y="393405"/>
-                            <a:ext cx="1785620" cy="0"/>
+                            <a:off x="47625" y="85725"/>
+                            <a:ext cx="1658679" cy="307975"/>
                           </a:xfrm>
-                          <a:prstGeom prst="line">
+                          <a:prstGeom prst="rect">
                             <a:avLst/>
                           </a:prstGeom>
+                          <a:noFill/>
+                          <a:ln w="6350">
+                            <a:noFill/>
+                          </a:ln>
                         </wps:spPr>
-                        <wps:style>
-                          <a:lnRef idx="1">
-                            <a:schemeClr val="dk1"/>
-                          </a:lnRef>
-                          <a:fillRef idx="0">
-                            <a:schemeClr val="dk1"/>
-                          </a:fillRef>
-                          <a:effectRef idx="0">
-                            <a:schemeClr val="dk1"/>
-                          </a:effectRef>
-                          <a:fontRef idx="minor">
-                            <a:schemeClr val="tx1"/>
-                          </a:fontRef>
-                        </wps:style>
-                        <wps:bodyPr/>
+                        <wps:txbx>
+                          <w:txbxContent>
+                            <w:p>
+                              <w:pPr>
+                                <w:jc w:val="center"/>
+                              </w:pPr>
+                              <w:r>
+                                <w:t>USER</w:t>
+                              </w:r>
+                            </w:p>
+                          </w:txbxContent>
+                        </wps:txbx>
+                        <wps:bodyPr rot="0" spcFirstLastPara="0" vertOverflow="overflow" horzOverflow="overflow" vert="horz" wrap="square" lIns="91440" tIns="45720" rIns="91440" bIns="45720" numCol="1" spcCol="0" rtlCol="0" fromWordArt="0" anchor="t" anchorCtr="0" forceAA="0" compatLnSpc="1">
+                          <a:prstTxWarp prst="textNoShape">
+                            <a:avLst/>
+                          </a:prstTxWarp>
+                          <a:noAutofit/>
+                        </wps:bodyPr>
                       </wps:wsp>
                     </wpg:wgp>
                   </a:graphicData>
@@ -1680,784 +4383,102 @@
           </mc:Choice>
           <mc:Fallback>
             <w:pict>
-              <v:group w14:anchorId="4D0CE533" id="Group 6" o:spid="_x0000_s1026" style="position:absolute;margin-left:377.8pt;margin-top:-45.7pt;width:140.6pt;height:190pt;z-index:251666432" coordsize="17856,24129" o:gfxdata="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">
-                <v:rect id="Rectangle 1" o:spid="_x0000_s1027" style="position:absolute;width:17856;height:24129;visibility:visible;mso-wrap-style:square;v-text-anchor:middle" o:gfxdata="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" filled="f" strokecolor="black [3213]" strokeweight="1pt"/>
-                <v:line id="Straight Connector 5" o:spid="_x0000_s1028" style="position:absolute;visibility:visible;mso-wrap-style:square" from="0,3934" to="17856,3934" o:connectortype="straight" o:gfxdata="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" strokecolor="black [3200]" strokeweight=".5pt">
+              <v:group w14:anchorId="55A57BF0" id="Group 12" o:spid="_x0000_s1083" style="position:absolute;margin-left:-26.9pt;margin-top:-14.1pt;width:140.65pt;height:190pt;z-index:251655168" coordsize="17860,24129" o:gfxdata="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">
+                <v:rect id="Rectangle 1" o:spid="_x0000_s1084" style="position:absolute;width:17856;height:24129;visibility:visible;mso-wrap-style:square;v-text-anchor:middle" o:gfxdata="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" filled="f" strokecolor="black [3213]" strokeweight="1pt"/>
+                <v:line id="Straight Connector 2" o:spid="_x0000_s1085" style="position:absolute;visibility:visible;mso-wrap-style:square" from="0,4476" to="17860,4476" o:connectortype="straight" o:gfxdata="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" strokecolor="black [3200]" strokeweight=".5pt">
                   <v:stroke joinstyle="miter"/>
                 </v:line>
+                <v:shape id="Text Box 3" o:spid="_x0000_s1086" type="#_x0000_t202" style="position:absolute;left:476;top:4953;width:17329;height:19138;visibility:visible;mso-wrap-style:square;v-text-anchor:top" o:gfxdata="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" filled="f" stroked="f" strokeweight=".5pt">
+                  <v:textbox>
+                    <w:txbxContent>
+                      <w:p>
+                        <w:pPr>
+                          <w:spacing w:after="0"/>
+                        </w:pPr>
+                        <w:proofErr w:type="spellStart"/>
+                        <w:r>
+                          <w:t>UserID</w:t>
+                        </w:r>
+                        <w:proofErr w:type="spellEnd"/>
+                        <w:r>
+                          <w:t xml:space="preserve"> (PK)</w:t>
+                        </w:r>
+                      </w:p>
+                      <w:p>
+                        <w:pPr>
+                          <w:spacing w:after="0"/>
+                        </w:pPr>
+                        <w:r>
+                          <w:t>Email</w:t>
+                        </w:r>
+                      </w:p>
+                      <w:p>
+                        <w:pPr>
+                          <w:spacing w:after="0"/>
+                        </w:pPr>
+                        <w:proofErr w:type="spellStart"/>
+                        <w:r>
+                          <w:t>PasswordHash</w:t>
+                        </w:r>
+                        <w:proofErr w:type="spellEnd"/>
+                      </w:p>
+                      <w:p>
+                        <w:pPr>
+                          <w:spacing w:after="0"/>
+                        </w:pPr>
+                        <w:proofErr w:type="spellStart"/>
+                        <w:r>
+                          <w:t>UserType</w:t>
+                        </w:r>
+                        <w:proofErr w:type="spellEnd"/>
+                      </w:p>
+                      <w:p>
+                        <w:pPr>
+                          <w:spacing w:after="0"/>
+                        </w:pPr>
+                        <w:proofErr w:type="spellStart"/>
+                        <w:r>
+                          <w:t>OrganiserID</w:t>
+                        </w:r>
+                        <w:proofErr w:type="spellEnd"/>
+                        <w:r>
+                          <w:t xml:space="preserve"> (FK)</w:t>
+                        </w:r>
+                      </w:p>
+                      <w:p>
+                        <w:pPr>
+                          <w:spacing w:after="0"/>
+                        </w:pPr>
+                        <w:r>
+                          <w:t>ParticipantID (FK)</w:t>
+                        </w:r>
+                      </w:p>
+                      <w:p/>
+                    </w:txbxContent>
+                  </v:textbox>
+                </v:shape>
+                <v:shape id="Text Box 4" o:spid="_x0000_s1087" type="#_x0000_t202" style="position:absolute;left:476;top:857;width:16587;height:3080;visibility:visible;mso-wrap-style:square;v-text-anchor:top" o:gfxdata="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" filled="f" stroked="f" strokeweight=".5pt">
+                  <v:textbox>
+                    <w:txbxContent>
+                      <w:p>
+                        <w:pPr>
+                          <w:jc w:val="center"/>
+                        </w:pPr>
+                        <w:r>
+                          <w:t>USER</w:t>
+                        </w:r>
+                      </w:p>
+                    </w:txbxContent>
+                  </v:textbox>
+                </v:shape>
               </v:group>
-            </w:pict>
-          </mc:Fallback>
-        </mc:AlternateContent>
-      </w:r>
-      <w:r>
-        <w:rPr>
-          <w:noProof/>
-        </w:rPr>
-        <mc:AlternateContent>
-          <mc:Choice Requires="wps">
-            <w:drawing>
-              <wp:anchor distT="0" distB="0" distL="114300" distR="114300" simplePos="0" relativeHeight="251664384" behindDoc="0" locked="0" layoutInCell="1" allowOverlap="1" wp14:anchorId="42260455" wp14:editId="61192775">
-                <wp:simplePos x="0" y="0"/>
-                <wp:positionH relativeFrom="column">
-                  <wp:posOffset>2275205</wp:posOffset>
-                </wp:positionH>
-                <wp:positionV relativeFrom="paragraph">
-                  <wp:posOffset>-520700</wp:posOffset>
-                </wp:positionV>
-                <wp:extent cx="1531089" cy="329508"/>
-                <wp:effectExtent l="0" t="0" r="0" b="0"/>
-                <wp:wrapNone/>
-                <wp:docPr id="1033245388" name="Text Box 8"/>
-                <wp:cNvGraphicFramePr/>
-                <a:graphic xmlns:a="http://schemas.openxmlformats.org/drawingml/2006/main">
-                  <a:graphicData uri="http://schemas.microsoft.com/office/word/2010/wordprocessingShape">
-                    <wps:wsp>
-                      <wps:cNvSpPr txBox="1"/>
-                      <wps:spPr>
-                        <a:xfrm>
-                          <a:off x="0" y="0"/>
-                          <a:ext cx="1531089" cy="329508"/>
-                        </a:xfrm>
-                        <a:prstGeom prst="rect">
-                          <a:avLst/>
-                        </a:prstGeom>
-                        <a:noFill/>
-                        <a:ln w="6350">
-                          <a:noFill/>
-                        </a:ln>
-                      </wps:spPr>
-                      <wps:txbx>
-                        <w:txbxContent>
-                          <w:p>
-                            <w:pPr>
-                              <w:jc w:val="center"/>
-                            </w:pPr>
-                            <w:r>
-                              <w:t>ORGANISERS</w:t>
-                            </w:r>
-                          </w:p>
-                        </w:txbxContent>
-                      </wps:txbx>
-                      <wps:bodyPr rot="0" spcFirstLastPara="0" vertOverflow="overflow" horzOverflow="overflow" vert="horz" wrap="square" lIns="91440" tIns="45720" rIns="91440" bIns="45720" numCol="1" spcCol="0" rtlCol="0" fromWordArt="0" anchor="t" anchorCtr="0" forceAA="0" compatLnSpc="1">
-                        <a:prstTxWarp prst="textNoShape">
-                          <a:avLst/>
-                        </a:prstTxWarp>
-                        <a:noAutofit/>
-                      </wps:bodyPr>
-                    </wps:wsp>
-                  </a:graphicData>
-                </a:graphic>
-                <wp14:sizeRelV relativeFrom="margin">
-                  <wp14:pctHeight>0</wp14:pctHeight>
-                </wp14:sizeRelV>
-              </wp:anchor>
-            </w:drawing>
-          </mc:Choice>
-          <mc:Fallback>
-            <w:pict>
-              <v:shape w14:anchorId="42260455" id="_x0000_s1048" type="#_x0000_t202" style="position:absolute;margin-left:179.15pt;margin-top:-41pt;width:120.55pt;height:25.95pt;z-index:251664384;visibility:visible;mso-wrap-style:square;mso-height-percent:0;mso-wrap-distance-left:9pt;mso-wrap-distance-top:0;mso-wrap-distance-right:9pt;mso-wrap-distance-bottom:0;mso-position-horizontal:absolute;mso-position-horizontal-relative:text;mso-position-vertical:absolute;mso-position-vertical-relative:text;mso-height-percent:0;mso-height-relative:margin;v-text-anchor:top" o:gfxdata="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" filled="f" stroked="f" strokeweight=".5pt">
-                <v:textbox>
-                  <w:txbxContent>
-                    <w:p>
-                      <w:pPr>
-                        <w:jc w:val="center"/>
-                      </w:pPr>
-                      <w:r>
-                        <w:t>ORGANISERS</w:t>
-                      </w:r>
-                    </w:p>
-                  </w:txbxContent>
-                </v:textbox>
-              </v:shape>
-            </w:pict>
-          </mc:Fallback>
-        </mc:AlternateContent>
-      </w:r>
-      <w:r>
-        <w:rPr>
-          <w:noProof/>
-        </w:rPr>
-        <mc:AlternateContent>
-          <mc:Choice Requires="wps">
-            <w:drawing>
-              <wp:anchor distT="0" distB="0" distL="114300" distR="114300" simplePos="0" relativeHeight="251663360" behindDoc="0" locked="0" layoutInCell="1" allowOverlap="1" wp14:anchorId="5D435B23" wp14:editId="03DD6FDD">
-                <wp:simplePos x="0" y="0"/>
-                <wp:positionH relativeFrom="column">
-                  <wp:posOffset>2168525</wp:posOffset>
-                </wp:positionH>
-                <wp:positionV relativeFrom="paragraph">
-                  <wp:posOffset>-83997</wp:posOffset>
-                </wp:positionV>
-                <wp:extent cx="1722400" cy="1850065"/>
-                <wp:effectExtent l="0" t="0" r="0" b="0"/>
-                <wp:wrapNone/>
-                <wp:docPr id="341440746" name="Text Box 7"/>
-                <wp:cNvGraphicFramePr/>
-                <a:graphic xmlns:a="http://schemas.openxmlformats.org/drawingml/2006/main">
-                  <a:graphicData uri="http://schemas.microsoft.com/office/word/2010/wordprocessingShape">
-                    <wps:wsp>
-                      <wps:cNvSpPr txBox="1"/>
-                      <wps:spPr>
-                        <a:xfrm>
-                          <a:off x="0" y="0"/>
-                          <a:ext cx="1722400" cy="1850065"/>
-                        </a:xfrm>
-                        <a:prstGeom prst="rect">
-                          <a:avLst/>
-                        </a:prstGeom>
-                        <a:noFill/>
-                        <a:ln w="6350">
-                          <a:noFill/>
-                        </a:ln>
-                      </wps:spPr>
-                      <wps:txbx>
-                        <w:txbxContent>
-                          <w:p>
-                            <w:pPr>
-                              <w:spacing w:after="0"/>
-                            </w:pPr>
-                            <w:r>
-                              <w:t>OrganiserID (</w:t>
-                            </w:r>
-                            <w:r>
-                              <w:t>P</w:t>
-                            </w:r>
-                            <w:r>
-                              <w:t>K)</w:t>
-                            </w:r>
-                          </w:p>
-                          <w:p>
-                            <w:pPr>
-                              <w:spacing w:after="0"/>
-                            </w:pPr>
-                            <w:r>
-                              <w:t>Name</w:t>
-                            </w:r>
-                          </w:p>
-                          <w:p>
-                            <w:pPr>
-                              <w:spacing w:after="0"/>
-                            </w:pPr>
-                            <w:r>
-                              <w:t>Surname</w:t>
-                            </w:r>
-                          </w:p>
-                          <w:p>
-                            <w:pPr>
-                              <w:spacing w:after="0"/>
-                            </w:pPr>
-                            <w:r>
-                              <w:t>Email</w:t>
-                            </w:r>
-                          </w:p>
-                          <w:p>
-                            <w:pPr>
-                              <w:spacing w:after="0"/>
-                            </w:pPr>
-                            <w:r>
-                              <w:t>PhoneNumber</w:t>
-                            </w:r>
-                          </w:p>
-                        </w:txbxContent>
-                      </wps:txbx>
-                      <wps:bodyPr rot="0" spcFirstLastPara="0" vertOverflow="overflow" horzOverflow="overflow" vert="horz" wrap="square" lIns="91440" tIns="45720" rIns="91440" bIns="45720" numCol="1" spcCol="0" rtlCol="0" fromWordArt="0" anchor="t" anchorCtr="0" forceAA="0" compatLnSpc="1">
-                        <a:prstTxWarp prst="textNoShape">
-                          <a:avLst/>
-                        </a:prstTxWarp>
-                        <a:noAutofit/>
-                      </wps:bodyPr>
-                    </wps:wsp>
-                  </a:graphicData>
-                </a:graphic>
-                <wp14:sizeRelH relativeFrom="margin">
-                  <wp14:pctWidth>0</wp14:pctWidth>
-                </wp14:sizeRelH>
-              </wp:anchor>
-            </w:drawing>
-          </mc:Choice>
-          <mc:Fallback>
-            <w:pict>
-              <v:shape w14:anchorId="5D435B23" id="_x0000_s1049" type="#_x0000_t202" style="position:absolute;margin-left:170.75pt;margin-top:-6.6pt;width:135.6pt;height:145.65pt;z-index:251663360;visibility:visible;mso-wrap-style:square;mso-width-percent:0;mso-wrap-distance-left:9pt;mso-wrap-distance-top:0;mso-wrap-distance-right:9pt;mso-wrap-distance-bottom:0;mso-position-horizontal:absolute;mso-position-horizontal-relative:text;mso-position-vertical:absolute;mso-position-vertical-relative:text;mso-width-percent:0;mso-width-relative:margin;v-text-anchor:top" o:gfxdata="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" filled="f" stroked="f" strokeweight=".5pt">
-                <v:textbox>
-                  <w:txbxContent>
-                    <w:p>
-                      <w:pPr>
-                        <w:spacing w:after="0"/>
-                      </w:pPr>
-                      <w:r>
-                        <w:t>OrganiserID (</w:t>
-                      </w:r>
-                      <w:r>
-                        <w:t>P</w:t>
-                      </w:r>
-                      <w:r>
-                        <w:t>K)</w:t>
-                      </w:r>
-                    </w:p>
-                    <w:p>
-                      <w:pPr>
-                        <w:spacing w:after="0"/>
-                      </w:pPr>
-                      <w:r>
-                        <w:t>Name</w:t>
-                      </w:r>
-                    </w:p>
-                    <w:p>
-                      <w:pPr>
-                        <w:spacing w:after="0"/>
-                      </w:pPr>
-                      <w:r>
-                        <w:t>Surname</w:t>
-                      </w:r>
-                    </w:p>
-                    <w:p>
-                      <w:pPr>
-                        <w:spacing w:after="0"/>
-                      </w:pPr>
-                      <w:r>
-                        <w:t>Email</w:t>
-                      </w:r>
-                    </w:p>
-                    <w:p>
-                      <w:pPr>
-                        <w:spacing w:after="0"/>
-                      </w:pPr>
-                      <w:r>
-                        <w:t>PhoneNumber</w:t>
-                      </w:r>
-                    </w:p>
-                  </w:txbxContent>
-                </v:textbox>
-              </v:shape>
-            </w:pict>
-          </mc:Fallback>
-        </mc:AlternateContent>
-      </w:r>
-      <w:r>
-        <w:rPr>
-          <w:noProof/>
-        </w:rPr>
-        <mc:AlternateContent>
-          <mc:Choice Requires="wpg">
-            <w:drawing>
-              <wp:anchor distT="0" distB="0" distL="114300" distR="114300" simplePos="0" relativeHeight="251662336" behindDoc="0" locked="0" layoutInCell="1" allowOverlap="1" wp14:anchorId="55470F6A" wp14:editId="7EF47946">
-                <wp:simplePos x="0" y="0"/>
-                <wp:positionH relativeFrom="column">
-                  <wp:posOffset>2169042</wp:posOffset>
-                </wp:positionH>
-                <wp:positionV relativeFrom="paragraph">
-                  <wp:posOffset>-584791</wp:posOffset>
-                </wp:positionV>
-                <wp:extent cx="1785620" cy="2412986"/>
-                <wp:effectExtent l="0" t="0" r="24130" b="26035"/>
-                <wp:wrapNone/>
-                <wp:docPr id="416859895" name="Group 6"/>
-                <wp:cNvGraphicFramePr/>
-                <a:graphic xmlns:a="http://schemas.openxmlformats.org/drawingml/2006/main">
-                  <a:graphicData uri="http://schemas.microsoft.com/office/word/2010/wordprocessingGroup">
-                    <wpg:wgp>
-                      <wpg:cNvGrpSpPr/>
-                      <wpg:grpSpPr>
-                        <a:xfrm>
-                          <a:off x="0" y="0"/>
-                          <a:ext cx="1785620" cy="2412986"/>
-                          <a:chOff x="0" y="0"/>
-                          <a:chExt cx="1785620" cy="2412986"/>
-                        </a:xfrm>
-                      </wpg:grpSpPr>
-                      <wps:wsp>
-                        <wps:cNvPr id="995070130" name="Rectangle 1"/>
-                        <wps:cNvSpPr/>
-                        <wps:spPr>
-                          <a:xfrm>
-                            <a:off x="0" y="0"/>
-                            <a:ext cx="1785620" cy="2412986"/>
-                          </a:xfrm>
-                          <a:prstGeom prst="rect">
-                            <a:avLst/>
-                          </a:prstGeom>
-                          <a:noFill/>
-                          <a:ln>
-                            <a:solidFill>
-                              <a:schemeClr val="tx1"/>
-                            </a:solidFill>
-                          </a:ln>
-                        </wps:spPr>
-                        <wps:style>
-                          <a:lnRef idx="2">
-                            <a:schemeClr val="accent1">
-                              <a:shade val="15000"/>
-                            </a:schemeClr>
-                          </a:lnRef>
-                          <a:fillRef idx="1">
-                            <a:schemeClr val="accent1"/>
-                          </a:fillRef>
-                          <a:effectRef idx="0">
-                            <a:schemeClr val="accent1"/>
-                          </a:effectRef>
-                          <a:fontRef idx="minor">
-                            <a:schemeClr val="lt1"/>
-                          </a:fontRef>
-                        </wps:style>
-                        <wps:bodyPr rot="0" spcFirstLastPara="0" vertOverflow="overflow" horzOverflow="overflow" vert="horz" wrap="square" lIns="91440" tIns="45720" rIns="91440" bIns="45720" numCol="1" spcCol="0" rtlCol="0" fromWordArt="0" anchor="ctr" anchorCtr="0" forceAA="0" compatLnSpc="1">
-                          <a:prstTxWarp prst="textNoShape">
-                            <a:avLst/>
-                          </a:prstTxWarp>
-                          <a:noAutofit/>
-                        </wps:bodyPr>
-                      </wps:wsp>
-                      <wps:wsp>
-                        <wps:cNvPr id="1325363525" name="Straight Connector 5"/>
-                        <wps:cNvCnPr/>
-                        <wps:spPr>
-                          <a:xfrm>
-                            <a:off x="0" y="393405"/>
-                            <a:ext cx="1785620" cy="0"/>
-                          </a:xfrm>
-                          <a:prstGeom prst="line">
-                            <a:avLst/>
-                          </a:prstGeom>
-                        </wps:spPr>
-                        <wps:style>
-                          <a:lnRef idx="1">
-                            <a:schemeClr val="dk1"/>
-                          </a:lnRef>
-                          <a:fillRef idx="0">
-                            <a:schemeClr val="dk1"/>
-                          </a:fillRef>
-                          <a:effectRef idx="0">
-                            <a:schemeClr val="dk1"/>
-                          </a:effectRef>
-                          <a:fontRef idx="minor">
-                            <a:schemeClr val="tx1"/>
-                          </a:fontRef>
-                        </wps:style>
-                        <wps:bodyPr/>
-                      </wps:wsp>
-                    </wpg:wgp>
-                  </a:graphicData>
-                </a:graphic>
-              </wp:anchor>
-            </w:drawing>
-          </mc:Choice>
-          <mc:Fallback>
-            <w:pict>
-              <v:group w14:anchorId="192B61F9" id="Group 6" o:spid="_x0000_s1026" style="position:absolute;margin-left:170.8pt;margin-top:-46.05pt;width:140.6pt;height:190pt;z-index:251662336" coordsize="17856,24129" o:gfxdata="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">
-                <v:rect id="Rectangle 1" o:spid="_x0000_s1027" style="position:absolute;width:17856;height:24129;visibility:visible;mso-wrap-style:square;v-text-anchor:middle" o:gfxdata="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" filled="f" strokecolor="black [3213]" strokeweight="1pt"/>
-                <v:line id="Straight Connector 5" o:spid="_x0000_s1028" style="position:absolute;visibility:visible;mso-wrap-style:square" from="0,3934" to="17856,3934" o:connectortype="straight" o:gfxdata="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" strokecolor="black [3200]" strokeweight=".5pt">
-                  <v:stroke joinstyle="miter"/>
-                </v:line>
-              </v:group>
-            </w:pict>
-          </mc:Fallback>
-        </mc:AlternateContent>
-      </w:r>
-      <w:r>
-        <w:rPr>
-          <w:noProof/>
-        </w:rPr>
-        <mc:AlternateContent>
-          <mc:Choice Requires="wps">
-            <w:drawing>
-              <wp:anchor distT="0" distB="0" distL="114300" distR="114300" simplePos="0" relativeHeight="251655168" behindDoc="0" locked="0" layoutInCell="1" allowOverlap="1" wp14:anchorId="189A9B23" wp14:editId="74FDFEDC">
-                <wp:simplePos x="0" y="0"/>
-                <wp:positionH relativeFrom="column">
-                  <wp:posOffset>-595423</wp:posOffset>
-                </wp:positionH>
-                <wp:positionV relativeFrom="paragraph">
-                  <wp:posOffset>-584791</wp:posOffset>
-                </wp:positionV>
-                <wp:extent cx="1785620" cy="2412986"/>
-                <wp:effectExtent l="0" t="0" r="24130" b="26035"/>
-                <wp:wrapNone/>
-                <wp:docPr id="1993299189" name="Rectangle 1"/>
-                <wp:cNvGraphicFramePr/>
-                <a:graphic xmlns:a="http://schemas.openxmlformats.org/drawingml/2006/main">
-                  <a:graphicData uri="http://schemas.microsoft.com/office/word/2010/wordprocessingShape">
-                    <wps:wsp>
-                      <wps:cNvSpPr/>
-                      <wps:spPr>
-                        <a:xfrm>
-                          <a:off x="0" y="0"/>
-                          <a:ext cx="1785620" cy="2412986"/>
-                        </a:xfrm>
-                        <a:prstGeom prst="rect">
-                          <a:avLst/>
-                        </a:prstGeom>
-                        <a:noFill/>
-                        <a:ln>
-                          <a:solidFill>
-                            <a:schemeClr val="tx1"/>
-                          </a:solidFill>
-                        </a:ln>
-                      </wps:spPr>
-                      <wps:style>
-                        <a:lnRef idx="2">
-                          <a:schemeClr val="accent1">
-                            <a:shade val="15000"/>
-                          </a:schemeClr>
-                        </a:lnRef>
-                        <a:fillRef idx="1">
-                          <a:schemeClr val="accent1"/>
-                        </a:fillRef>
-                        <a:effectRef idx="0">
-                          <a:schemeClr val="accent1"/>
-                        </a:effectRef>
-                        <a:fontRef idx="minor">
-                          <a:schemeClr val="lt1"/>
-                        </a:fontRef>
-                      </wps:style>
-                      <wps:bodyPr rot="0" spcFirstLastPara="0" vertOverflow="overflow" horzOverflow="overflow" vert="horz" wrap="square" lIns="91440" tIns="45720" rIns="91440" bIns="45720" numCol="1" spcCol="0" rtlCol="0" fromWordArt="0" anchor="ctr" anchorCtr="0" forceAA="0" compatLnSpc="1">
-                        <a:prstTxWarp prst="textNoShape">
-                          <a:avLst/>
-                        </a:prstTxWarp>
-                        <a:noAutofit/>
-                      </wps:bodyPr>
-                    </wps:wsp>
-                  </a:graphicData>
-                </a:graphic>
-                <wp14:sizeRelH relativeFrom="margin">
-                  <wp14:pctWidth>0</wp14:pctWidth>
-                </wp14:sizeRelH>
-                <wp14:sizeRelV relativeFrom="margin">
-                  <wp14:pctHeight>0</wp14:pctHeight>
-                </wp14:sizeRelV>
-              </wp:anchor>
-            </w:drawing>
-          </mc:Choice>
-          <mc:Fallback>
-            <w:pict>
-              <v:rect w14:anchorId="6FBFD139" id="Rectangle 1" o:spid="_x0000_s1026" style="position:absolute;margin-left:-46.9pt;margin-top:-46.05pt;width:140.6pt;height:190pt;z-index:251655168;visibility:visible;mso-wrap-style:square;mso-width-percent:0;mso-height-percent:0;mso-wrap-distance-left:9pt;mso-wrap-distance-top:0;mso-wrap-distance-right:9pt;mso-wrap-distance-bottom:0;mso-position-horizontal:absolute;mso-position-horizontal-relative:text;mso-position-vertical:absolute;mso-position-vertical-relative:text;mso-width-percent:0;mso-height-percent:0;mso-width-relative:margin;mso-height-relative:margin;v-text-anchor:middle" o:gfxdata="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" filled="f" strokecolor="black [3213]" strokeweight="1pt"/>
-            </w:pict>
-          </mc:Fallback>
-        </mc:AlternateContent>
-      </w:r>
-      <w:r>
-        <w:rPr>
-          <w:noProof/>
-        </w:rPr>
-        <mc:AlternateContent>
-          <mc:Choice Requires="wps">
-            <w:drawing>
-              <wp:anchor distT="0" distB="0" distL="114300" distR="114300" simplePos="0" relativeHeight="251657216" behindDoc="0" locked="0" layoutInCell="1" allowOverlap="1" wp14:anchorId="6601BB60" wp14:editId="2F5EE52F">
-                <wp:simplePos x="0" y="0"/>
-                <wp:positionH relativeFrom="column">
-                  <wp:posOffset>-542260</wp:posOffset>
-                </wp:positionH>
-                <wp:positionV relativeFrom="paragraph">
-                  <wp:posOffset>-85060</wp:posOffset>
-                </wp:positionV>
-                <wp:extent cx="1732915" cy="1913860"/>
-                <wp:effectExtent l="0" t="0" r="0" b="0"/>
-                <wp:wrapNone/>
-                <wp:docPr id="723726305" name="Text Box 3"/>
-                <wp:cNvGraphicFramePr/>
-                <a:graphic xmlns:a="http://schemas.openxmlformats.org/drawingml/2006/main">
-                  <a:graphicData uri="http://schemas.microsoft.com/office/word/2010/wordprocessingShape">
-                    <wps:wsp>
-                      <wps:cNvSpPr txBox="1"/>
-                      <wps:spPr>
-                        <a:xfrm>
-                          <a:off x="0" y="0"/>
-                          <a:ext cx="1732915" cy="1913860"/>
-                        </a:xfrm>
-                        <a:prstGeom prst="rect">
-                          <a:avLst/>
-                        </a:prstGeom>
-                        <a:noFill/>
-                        <a:ln w="6350">
-                          <a:noFill/>
-                        </a:ln>
-                      </wps:spPr>
-                      <wps:txbx>
-                        <w:txbxContent>
-                          <w:p>
-                            <w:pPr>
-                              <w:spacing w:after="0"/>
-                            </w:pPr>
-                            <w:r>
-                              <w:t>UserID (PK)</w:t>
-                            </w:r>
-                          </w:p>
-                          <w:p>
-                            <w:pPr>
-                              <w:spacing w:after="0"/>
-                            </w:pPr>
-                            <w:r>
-                              <w:t>Email</w:t>
-                            </w:r>
-                          </w:p>
-                          <w:p>
-                            <w:pPr>
-                              <w:spacing w:after="0"/>
-                            </w:pPr>
-                            <w:r>
-                              <w:t>PasswordHash</w:t>
-                            </w:r>
-                          </w:p>
-                          <w:p>
-                            <w:pPr>
-                              <w:spacing w:after="0"/>
-                            </w:pPr>
-                            <w:r>
-                              <w:t>UserType</w:t>
-                            </w:r>
-                          </w:p>
-                          <w:p>
-                            <w:pPr>
-                              <w:spacing w:after="0"/>
-                            </w:pPr>
-                            <w:r>
-                              <w:t>OrganiserID (FK)</w:t>
-                            </w:r>
-                          </w:p>
-                          <w:p>
-                            <w:pPr>
-                              <w:spacing w:after="0"/>
-                            </w:pPr>
-                            <w:r>
-                              <w:t>ParticipantID (FK)</w:t>
-                            </w:r>
-                          </w:p>
-                          <w:p/>
-                        </w:txbxContent>
-                      </wps:txbx>
-                      <wps:bodyPr rot="0" spcFirstLastPara="0" vertOverflow="overflow" horzOverflow="overflow" vert="horz" wrap="square" lIns="91440" tIns="45720" rIns="91440" bIns="45720" numCol="1" spcCol="0" rtlCol="0" fromWordArt="0" anchor="t" anchorCtr="0" forceAA="0" compatLnSpc="1">
-                        <a:prstTxWarp prst="textNoShape">
-                          <a:avLst/>
-                        </a:prstTxWarp>
-                        <a:noAutofit/>
-                      </wps:bodyPr>
-                    </wps:wsp>
-                  </a:graphicData>
-                </a:graphic>
-                <wp14:sizeRelH relativeFrom="margin">
-                  <wp14:pctWidth>0</wp14:pctWidth>
-                </wp14:sizeRelH>
-                <wp14:sizeRelV relativeFrom="margin">
-                  <wp14:pctHeight>0</wp14:pctHeight>
-                </wp14:sizeRelV>
-              </wp:anchor>
-            </w:drawing>
-          </mc:Choice>
-          <mc:Fallback>
-            <w:pict>
-              <v:shape w14:anchorId="6601BB60" id="Text Box 3" o:spid="_x0000_s1050" type="#_x0000_t202" style="position:absolute;margin-left:-42.7pt;margin-top:-6.7pt;width:136.45pt;height:150.7pt;z-index:251657216;visibility:visible;mso-wrap-style:square;mso-width-percent:0;mso-height-percent:0;mso-wrap-distance-left:9pt;mso-wrap-distance-top:0;mso-wrap-distance-right:9pt;mso-wrap-distance-bottom:0;mso-position-horizontal:absolute;mso-position-horizontal-relative:text;mso-position-vertical:absolute;mso-position-vertical-relative:text;mso-width-percent:0;mso-height-percent:0;mso-width-relative:margin;mso-height-relative:margin;v-text-anchor:top" o:gfxdata="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" filled="f" stroked="f" strokeweight=".5pt">
-                <v:textbox>
-                  <w:txbxContent>
-                    <w:p>
-                      <w:pPr>
-                        <w:spacing w:after="0"/>
-                      </w:pPr>
-                      <w:r>
-                        <w:t>UserID (PK)</w:t>
-                      </w:r>
-                    </w:p>
-                    <w:p>
-                      <w:pPr>
-                        <w:spacing w:after="0"/>
-                      </w:pPr>
-                      <w:r>
-                        <w:t>Email</w:t>
-                      </w:r>
-                    </w:p>
-                    <w:p>
-                      <w:pPr>
-                        <w:spacing w:after="0"/>
-                      </w:pPr>
-                      <w:r>
-                        <w:t>PasswordHash</w:t>
-                      </w:r>
-                    </w:p>
-                    <w:p>
-                      <w:pPr>
-                        <w:spacing w:after="0"/>
-                      </w:pPr>
-                      <w:r>
-                        <w:t>UserType</w:t>
-                      </w:r>
-                    </w:p>
-                    <w:p>
-                      <w:pPr>
-                        <w:spacing w:after="0"/>
-                      </w:pPr>
-                      <w:r>
-                        <w:t>OrganiserID (FK)</w:t>
-                      </w:r>
-                    </w:p>
-                    <w:p>
-                      <w:pPr>
-                        <w:spacing w:after="0"/>
-                      </w:pPr>
-                      <w:r>
-                        <w:t>ParticipantID (FK)</w:t>
-                      </w:r>
-                    </w:p>
-                    <w:p/>
-                  </w:txbxContent>
-                </v:textbox>
-              </v:shape>
-            </w:pict>
-          </mc:Fallback>
-        </mc:AlternateContent>
-      </w:r>
-      <w:r>
-        <w:rPr>
-          <w:noProof/>
-        </w:rPr>
-        <mc:AlternateContent>
-          <mc:Choice Requires="wps">
-            <w:drawing>
-              <wp:anchor distT="0" distB="0" distL="114300" distR="114300" simplePos="0" relativeHeight="251658240" behindDoc="0" locked="0" layoutInCell="1" allowOverlap="1" wp14:anchorId="4AA8398A" wp14:editId="668B0966">
-                <wp:simplePos x="0" y="0"/>
-                <wp:positionH relativeFrom="column">
-                  <wp:posOffset>-542260</wp:posOffset>
-                </wp:positionH>
-                <wp:positionV relativeFrom="paragraph">
-                  <wp:posOffset>-499730</wp:posOffset>
-                </wp:positionV>
-                <wp:extent cx="1658679" cy="307975"/>
-                <wp:effectExtent l="0" t="0" r="0" b="0"/>
-                <wp:wrapNone/>
-                <wp:docPr id="1476625416" name="Text Box 4"/>
-                <wp:cNvGraphicFramePr/>
-                <a:graphic xmlns:a="http://schemas.openxmlformats.org/drawingml/2006/main">
-                  <a:graphicData uri="http://schemas.microsoft.com/office/word/2010/wordprocessingShape">
-                    <wps:wsp>
-                      <wps:cNvSpPr txBox="1"/>
-                      <wps:spPr>
-                        <a:xfrm>
-                          <a:off x="0" y="0"/>
-                          <a:ext cx="1658679" cy="307975"/>
-                        </a:xfrm>
-                        <a:prstGeom prst="rect">
-                          <a:avLst/>
-                        </a:prstGeom>
-                        <a:noFill/>
-                        <a:ln w="6350">
-                          <a:noFill/>
-                        </a:ln>
-                      </wps:spPr>
-                      <wps:txbx>
-                        <w:txbxContent>
-                          <w:p>
-                            <w:pPr>
-                              <w:jc w:val="center"/>
-                            </w:pPr>
-                            <w:r>
-                              <w:t>USER</w:t>
-                            </w:r>
-                          </w:p>
-                        </w:txbxContent>
-                      </wps:txbx>
-                      <wps:bodyPr rot="0" spcFirstLastPara="0" vertOverflow="overflow" horzOverflow="overflow" vert="horz" wrap="square" lIns="91440" tIns="45720" rIns="91440" bIns="45720" numCol="1" spcCol="0" rtlCol="0" fromWordArt="0" anchor="t" anchorCtr="0" forceAA="0" compatLnSpc="1">
-                        <a:prstTxWarp prst="textNoShape">
-                          <a:avLst/>
-                        </a:prstTxWarp>
-                        <a:noAutofit/>
-                      </wps:bodyPr>
-                    </wps:wsp>
-                  </a:graphicData>
-                </a:graphic>
-                <wp14:sizeRelH relativeFrom="margin">
-                  <wp14:pctWidth>0</wp14:pctWidth>
-                </wp14:sizeRelH>
-              </wp:anchor>
-            </w:drawing>
-          </mc:Choice>
-          <mc:Fallback>
-            <w:pict>
-              <v:shape w14:anchorId="4AA8398A" id="Text Box 4" o:spid="_x0000_s1051" type="#_x0000_t202" style="position:absolute;margin-left:-42.7pt;margin-top:-39.35pt;width:130.6pt;height:24.25pt;z-index:251658240;visibility:visible;mso-wrap-style:square;mso-width-percent:0;mso-wrap-distance-left:9pt;mso-wrap-distance-top:0;mso-wrap-distance-right:9pt;mso-wrap-distance-bottom:0;mso-position-horizontal:absolute;mso-position-horizontal-relative:text;mso-position-vertical:absolute;mso-position-vertical-relative:text;mso-width-percent:0;mso-width-relative:margin;v-text-anchor:top" o:gfxdata="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" filled="f" stroked="f" strokeweight=".5pt">
-                <v:textbox>
-                  <w:txbxContent>
-                    <w:p>
-                      <w:pPr>
-                        <w:jc w:val="center"/>
-                      </w:pPr>
-                      <w:r>
-                        <w:t>USER</w:t>
-                      </w:r>
-                    </w:p>
-                  </w:txbxContent>
-                </v:textbox>
-              </v:shape>
-            </w:pict>
-          </mc:Fallback>
-        </mc:AlternateContent>
-      </w:r>
-      <w:r>
-        <w:rPr>
-          <w:noProof/>
-        </w:rPr>
-        <mc:AlternateContent>
-          <mc:Choice Requires="wps">
-            <w:drawing>
-              <wp:anchor distT="0" distB="0" distL="114300" distR="114300" simplePos="0" relativeHeight="251656192" behindDoc="0" locked="0" layoutInCell="1" allowOverlap="1" wp14:anchorId="3623C749" wp14:editId="4F273D13">
-                <wp:simplePos x="0" y="0"/>
-                <wp:positionH relativeFrom="column">
-                  <wp:posOffset>-595423</wp:posOffset>
-                </wp:positionH>
-                <wp:positionV relativeFrom="paragraph">
-                  <wp:posOffset>-138223</wp:posOffset>
-                </wp:positionV>
-                <wp:extent cx="1786078" cy="0"/>
-                <wp:effectExtent l="0" t="0" r="0" b="0"/>
-                <wp:wrapNone/>
-                <wp:docPr id="1172924080" name="Straight Connector 2"/>
-                <wp:cNvGraphicFramePr/>
-                <a:graphic xmlns:a="http://schemas.openxmlformats.org/drawingml/2006/main">
-                  <a:graphicData uri="http://schemas.microsoft.com/office/word/2010/wordprocessingShape">
-                    <wps:wsp>
-                      <wps:cNvCnPr/>
-                      <wps:spPr>
-                        <a:xfrm>
-                          <a:off x="0" y="0"/>
-                          <a:ext cx="1786078" cy="0"/>
-                        </a:xfrm>
-                        <a:prstGeom prst="line">
-                          <a:avLst/>
-                        </a:prstGeom>
-                      </wps:spPr>
-                      <wps:style>
-                        <a:lnRef idx="1">
-                          <a:schemeClr val="dk1"/>
-                        </a:lnRef>
-                        <a:fillRef idx="0">
-                          <a:schemeClr val="dk1"/>
-                        </a:fillRef>
-                        <a:effectRef idx="0">
-                          <a:schemeClr val="dk1"/>
-                        </a:effectRef>
-                        <a:fontRef idx="minor">
-                          <a:schemeClr val="tx1"/>
-                        </a:fontRef>
-                      </wps:style>
-                      <wps:bodyPr/>
-                    </wps:wsp>
-                  </a:graphicData>
-                </a:graphic>
-                <wp14:sizeRelH relativeFrom="margin">
-                  <wp14:pctWidth>0</wp14:pctWidth>
-                </wp14:sizeRelH>
-                <wp14:sizeRelV relativeFrom="margin">
-                  <wp14:pctHeight>0</wp14:pctHeight>
-                </wp14:sizeRelV>
-              </wp:anchor>
-            </w:drawing>
-          </mc:Choice>
-          <mc:Fallback>
-            <w:pict>
-              <v:line w14:anchorId="22674490" id="Straight Connector 2" o:spid="_x0000_s1026" style="position:absolute;z-index:251656192;visibility:visible;mso-wrap-style:square;mso-width-percent:0;mso-height-percent:0;mso-wrap-distance-left:9pt;mso-wrap-distance-top:0;mso-wrap-distance-right:9pt;mso-wrap-distance-bottom:0;mso-position-horizontal:absolute;mso-position-horizontal-relative:text;mso-position-vertical:absolute;mso-position-vertical-relative:text;mso-width-percent:0;mso-height-percent:0;mso-width-relative:margin;mso-height-relative:margin" from="-46.9pt,-10.9pt" to="93.75pt,-10.9pt" o:gfxdata="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" strokecolor="black [3200]" strokeweight=".5pt">
-                <v:stroke joinstyle="miter"/>
-              </v:line>
             </w:pict>
           </mc:Fallback>
         </mc:AlternateContent>
       </w:r>
     </w:p>
     <w:sectPr>
-      <w:pgSz w:w="15840" w:h="12240" w:orient="landscape"/>
+      <w:pgSz w:w="20160" w:h="12240" w:orient="landscape" w:code="5"/>
       <w:pgMar w:top="1440" w:right="1440" w:bottom="1440" w:left="1440" w:header="720" w:footer="720" w:gutter="0"/>
       <w:cols w:space="720"/>
       <w:docGrid w:linePitch="360"/>
@@ -2866,7 +4887,7 @@
   <w:style w:type="paragraph" w:default="1" w:styleId="Normal">
     <w:name w:val="Normal"/>
     <w:qFormat/>
-    <w:rsid w:val="002D4777"/>
+    <w:rsid w:val="00FF3A89"/>
   </w:style>
   <w:style w:type="paragraph" w:styleId="Heading1">
     <w:name w:val="heading 1"/>
